--- a/6-过程管理/流程制度规范类文件/060104-事件管理制度.docx
+++ b/6-过程管理/流程制度规范类文件/060104-事件管理制度.docx
@@ -4,6 +4,13 @@
   <w:body>
     <w:p>
       <w:pPr>
+        <w:keepNext w:val="0"/>
+        <w:keepLines w:val="0"/>
+        <w:pageBreakBefore w:val="0"/>
+        <w:widowControl w:val="0"/>
+        <w:wordWrap/>
+        <w:overflowPunct/>
+        <w:bidi w:val="0"/>
         <w:spacing w:before="78" w:line="219" w:lineRule="auto"/>
         <w:ind w:left="25"/>
         <w:rPr>
@@ -123,9 +130,15 @@
     <w:p>
       <w:pPr>
         <w:pStyle w:val="24"/>
-        <w:bidi w:val="0"/>
-      </w:pPr>
-      <w:bookmarkStart w:id="0" w:name="_Toc27186"/>
+        <w:keepNext w:val="0"/>
+        <w:keepLines w:val="0"/>
+        <w:pageBreakBefore w:val="0"/>
+        <w:widowControl w:val="0"/>
+        <w:wordWrap/>
+        <w:overflowPunct/>
+        <w:bidi w:val="0"/>
+      </w:pPr>
+      <w:bookmarkStart w:id="0" w:name="_Toc16778"/>
       <w:r>
         <w:rPr>
           <w:rFonts w:hint="eastAsia"/>
@@ -138,13 +151,19 @@
     <w:p>
       <w:pPr>
         <w:pStyle w:val="25"/>
+        <w:keepNext w:val="0"/>
+        <w:keepLines w:val="0"/>
+        <w:pageBreakBefore w:val="0"/>
+        <w:widowControl w:val="0"/>
+        <w:wordWrap/>
+        <w:overflowPunct/>
         <w:bidi w:val="0"/>
         <w:rPr>
           <w:rFonts w:hint="default"/>
           <w:lang w:val="en-US"/>
         </w:rPr>
       </w:pPr>
-      <w:bookmarkStart w:id="1" w:name="_Toc24379"/>
+      <w:bookmarkStart w:id="1" w:name="_Toc19575"/>
       <w:r>
         <w:rPr>
           <w:rFonts w:hint="eastAsia"/>
@@ -205,7 +224,13 @@
           </w:tcPr>
           <w:p>
             <w:pPr>
+              <w:keepNext w:val="0"/>
+              <w:keepLines w:val="0"/>
+              <w:pageBreakBefore w:val="0"/>
               <w:widowControl w:val="0"/>
+              <w:wordWrap/>
+              <w:overflowPunct/>
+              <w:bidi w:val="0"/>
               <w:rPr>
                 <w:rFonts w:hint="default"/>
                 <w:vertAlign w:val="baseline"/>
@@ -247,7 +272,13 @@
           </w:tcPr>
           <w:p>
             <w:pPr>
+              <w:keepNext w:val="0"/>
+              <w:keepLines w:val="0"/>
+              <w:pageBreakBefore w:val="0"/>
               <w:widowControl w:val="0"/>
+              <w:wordWrap/>
+              <w:overflowPunct/>
+              <w:bidi w:val="0"/>
               <w:rPr>
                 <w:rFonts w:hint="default"/>
                 <w:vertAlign w:val="baseline"/>
@@ -311,7 +342,13 @@
           </w:tcPr>
           <w:p>
             <w:pPr>
+              <w:keepNext w:val="0"/>
+              <w:keepLines w:val="0"/>
+              <w:pageBreakBefore w:val="0"/>
               <w:widowControl w:val="0"/>
+              <w:wordWrap/>
+              <w:overflowPunct/>
+              <w:bidi w:val="0"/>
               <w:rPr>
                 <w:rFonts w:hint="eastAsia" w:ascii="Arial" w:hAnsi="Arial" w:eastAsia="Arial" w:cs="Arial"/>
                 <w:snapToGrid w:val="0"/>
@@ -374,7 +411,13 @@
           </w:tcPr>
           <w:p>
             <w:pPr>
+              <w:keepNext w:val="0"/>
+              <w:keepLines w:val="0"/>
+              <w:pageBreakBefore w:val="0"/>
               <w:widowControl w:val="0"/>
+              <w:wordWrap/>
+              <w:overflowPunct/>
+              <w:bidi w:val="0"/>
               <w:rPr>
                 <w:rFonts w:hint="eastAsia" w:ascii="Arial" w:hAnsi="Arial" w:eastAsia="Arial" w:cs="Arial"/>
                 <w:snapToGrid w:val="0"/>
@@ -442,7 +485,13 @@
           </w:tcPr>
           <w:p>
             <w:pPr>
+              <w:keepNext w:val="0"/>
+              <w:keepLines w:val="0"/>
+              <w:pageBreakBefore w:val="0"/>
               <w:widowControl w:val="0"/>
+              <w:wordWrap/>
+              <w:overflowPunct/>
+              <w:bidi w:val="0"/>
               <w:rPr>
                 <w:rFonts w:hint="eastAsia"/>
                 <w:vertAlign w:val="baseline"/>
@@ -483,7 +532,13 @@
           </w:tcPr>
           <w:p>
             <w:pPr>
+              <w:keepNext w:val="0"/>
+              <w:keepLines w:val="0"/>
+              <w:pageBreakBefore w:val="0"/>
               <w:widowControl w:val="0"/>
+              <w:wordWrap/>
+              <w:overflowPunct/>
+              <w:bidi w:val="0"/>
               <w:rPr>
                 <w:rFonts w:hint="default"/>
                 <w:vertAlign w:val="baseline"/>
@@ -522,12 +577,28 @@
       </w:tr>
     </w:tbl>
     <w:p>
+      <w:pPr>
+        <w:keepNext w:val="0"/>
+        <w:keepLines w:val="0"/>
+        <w:pageBreakBefore w:val="0"/>
+        <w:widowControl w:val="0"/>
+        <w:wordWrap/>
+        <w:overflowPunct/>
+        <w:bidi w:val="0"/>
+      </w:pPr>
       <w:r>
         <w:br w:type="page"/>
       </w:r>
     </w:p>
     <w:p>
       <w:pPr>
+        <w:keepNext w:val="0"/>
+        <w:keepLines w:val="0"/>
+        <w:pageBreakBefore w:val="0"/>
+        <w:widowControl w:val="0"/>
+        <w:wordWrap/>
+        <w:overflowPunct/>
+        <w:bidi w:val="0"/>
         <w:spacing w:before="153" w:line="225" w:lineRule="auto"/>
         <w:ind w:left="3634"/>
         <w:rPr>
@@ -587,6 +658,12 @@
             <w:insideH w:val="single" w:color="000000" w:sz="2" w:space="0"/>
             <w:insideV w:val="single" w:color="000000" w:sz="2" w:space="0"/>
           </w:tblBorders>
+          <w:tblCellMar>
+            <w:top w:w="0" w:type="dxa"/>
+            <w:left w:w="0" w:type="dxa"/>
+            <w:bottom w:w="0" w:type="dxa"/>
+            <w:right w:w="0" w:type="dxa"/>
+          </w:tblCellMar>
         </w:tblPrEx>
         <w:trPr>
           <w:trHeight w:val="593" w:hRule="atLeast"/>
@@ -597,6 +674,13 @@
           </w:tcPr>
           <w:p>
             <w:pPr>
+              <w:keepNext w:val="0"/>
+              <w:keepLines w:val="0"/>
+              <w:pageBreakBefore w:val="0"/>
+              <w:widowControl w:val="0"/>
+              <w:wordWrap/>
+              <w:overflowPunct/>
+              <w:bidi w:val="0"/>
               <w:spacing w:before="176" w:line="228" w:lineRule="auto"/>
               <w:ind w:left="607"/>
               <w:rPr>
@@ -622,6 +706,13 @@
           </w:tcPr>
           <w:p>
             <w:pPr>
+              <w:keepNext w:val="0"/>
+              <w:keepLines w:val="0"/>
+              <w:pageBreakBefore w:val="0"/>
+              <w:widowControl w:val="0"/>
+              <w:wordWrap/>
+              <w:overflowPunct/>
+              <w:bidi w:val="0"/>
               <w:spacing w:before="175" w:line="227" w:lineRule="auto"/>
               <w:ind w:left="253"/>
               <w:rPr>
@@ -647,6 +738,13 @@
           </w:tcPr>
           <w:p>
             <w:pPr>
+              <w:keepNext w:val="0"/>
+              <w:keepLines w:val="0"/>
+              <w:pageBreakBefore w:val="0"/>
+              <w:widowControl w:val="0"/>
+              <w:wordWrap/>
+              <w:overflowPunct/>
+              <w:bidi w:val="0"/>
               <w:spacing w:before="175" w:line="228" w:lineRule="auto"/>
               <w:ind w:left="730"/>
               <w:rPr>
@@ -672,6 +770,13 @@
           </w:tcPr>
           <w:p>
             <w:pPr>
+              <w:keepNext w:val="0"/>
+              <w:keepLines w:val="0"/>
+              <w:pageBreakBefore w:val="0"/>
+              <w:widowControl w:val="0"/>
+              <w:wordWrap/>
+              <w:overflowPunct/>
+              <w:bidi w:val="0"/>
               <w:spacing w:before="175" w:line="228" w:lineRule="auto"/>
               <w:ind w:left="310"/>
               <w:rPr>
@@ -697,6 +802,13 @@
           </w:tcPr>
           <w:p>
             <w:pPr>
+              <w:keepNext w:val="0"/>
+              <w:keepLines w:val="0"/>
+              <w:pageBreakBefore w:val="0"/>
+              <w:widowControl w:val="0"/>
+              <w:wordWrap/>
+              <w:overflowPunct/>
+              <w:bidi w:val="0"/>
               <w:spacing w:before="175" w:line="228" w:lineRule="auto"/>
               <w:ind w:left="310"/>
               <w:rPr>
@@ -725,6 +837,13 @@
           </w:tcPr>
           <w:p>
             <w:pPr>
+              <w:keepNext w:val="0"/>
+              <w:keepLines w:val="0"/>
+              <w:pageBreakBefore w:val="0"/>
+              <w:widowControl w:val="0"/>
+              <w:wordWrap/>
+              <w:overflowPunct/>
+              <w:bidi w:val="0"/>
               <w:spacing w:before="176" w:line="229" w:lineRule="auto"/>
               <w:ind w:left="311"/>
               <w:rPr>
@@ -771,6 +890,13 @@
           </w:tcPr>
           <w:p>
             <w:pPr>
+              <w:keepNext w:val="0"/>
+              <w:keepLines w:val="0"/>
+              <w:pageBreakBefore w:val="0"/>
+              <w:widowControl w:val="0"/>
+              <w:wordWrap/>
+              <w:overflowPunct/>
+              <w:bidi w:val="0"/>
               <w:spacing w:before="173" w:line="267" w:lineRule="exact"/>
               <w:ind w:left="260"/>
               <w:rPr>
@@ -797,6 +923,13 @@
           </w:tcPr>
           <w:p>
             <w:pPr>
+              <w:keepNext w:val="0"/>
+              <w:keepLines w:val="0"/>
+              <w:pageBreakBefore w:val="0"/>
+              <w:widowControl w:val="0"/>
+              <w:wordWrap/>
+              <w:overflowPunct/>
+              <w:bidi w:val="0"/>
               <w:spacing w:before="173" w:line="267" w:lineRule="exact"/>
               <w:ind w:left="248"/>
               <w:rPr>
@@ -823,6 +956,13 @@
           </w:tcPr>
           <w:p>
             <w:pPr>
+              <w:keepNext w:val="0"/>
+              <w:keepLines w:val="0"/>
+              <w:pageBreakBefore w:val="0"/>
+              <w:widowControl w:val="0"/>
+              <w:wordWrap/>
+              <w:overflowPunct/>
+              <w:bidi w:val="0"/>
               <w:spacing w:before="172" w:line="228" w:lineRule="auto"/>
               <w:ind w:left="114"/>
               <w:jc w:val="center"/>
@@ -849,6 +989,13 @@
           </w:tcPr>
           <w:p>
             <w:pPr>
+              <w:keepNext w:val="0"/>
+              <w:keepLines w:val="0"/>
+              <w:pageBreakBefore w:val="0"/>
+              <w:widowControl w:val="0"/>
+              <w:wordWrap/>
+              <w:overflowPunct/>
+              <w:bidi w:val="0"/>
               <w:spacing w:before="172" w:line="228" w:lineRule="auto"/>
               <w:ind w:left="313"/>
               <w:rPr>
@@ -875,6 +1022,13 @@
           </w:tcPr>
           <w:p>
             <w:pPr>
+              <w:keepNext w:val="0"/>
+              <w:keepLines w:val="0"/>
+              <w:pageBreakBefore w:val="0"/>
+              <w:widowControl w:val="0"/>
+              <w:wordWrap/>
+              <w:overflowPunct/>
+              <w:bidi w:val="0"/>
               <w:spacing w:before="172" w:line="228" w:lineRule="auto"/>
               <w:ind w:left="313"/>
               <w:rPr>
@@ -916,6 +1070,13 @@
           </w:tcPr>
           <w:p>
             <w:pPr>
+              <w:keepNext w:val="0"/>
+              <w:keepLines w:val="0"/>
+              <w:pageBreakBefore w:val="0"/>
+              <w:widowControl w:val="0"/>
+              <w:wordWrap/>
+              <w:overflowPunct/>
+              <w:bidi w:val="0"/>
               <w:spacing w:before="173" w:line="229" w:lineRule="auto"/>
               <w:ind w:left="314"/>
               <w:rPr>
@@ -964,6 +1125,13 @@
           <w:p>
             <w:pPr>
               <w:pStyle w:val="27"/>
+              <w:keepNext w:val="0"/>
+              <w:keepLines w:val="0"/>
+              <w:pageBreakBefore w:val="0"/>
+              <w:widowControl w:val="0"/>
+              <w:wordWrap/>
+              <w:overflowPunct/>
+              <w:bidi w:val="0"/>
             </w:pPr>
           </w:p>
         </w:tc>
@@ -974,6 +1142,13 @@
           <w:p>
             <w:pPr>
               <w:pStyle w:val="27"/>
+              <w:keepNext w:val="0"/>
+              <w:keepLines w:val="0"/>
+              <w:pageBreakBefore w:val="0"/>
+              <w:widowControl w:val="0"/>
+              <w:wordWrap/>
+              <w:overflowPunct/>
+              <w:bidi w:val="0"/>
             </w:pPr>
           </w:p>
         </w:tc>
@@ -984,6 +1159,13 @@
           <w:p>
             <w:pPr>
               <w:pStyle w:val="27"/>
+              <w:keepNext w:val="0"/>
+              <w:keepLines w:val="0"/>
+              <w:pageBreakBefore w:val="0"/>
+              <w:widowControl w:val="0"/>
+              <w:wordWrap/>
+              <w:overflowPunct/>
+              <w:bidi w:val="0"/>
             </w:pPr>
           </w:p>
         </w:tc>
@@ -993,6 +1175,13 @@
           </w:tcPr>
           <w:p>
             <w:pPr>
+              <w:keepNext w:val="0"/>
+              <w:keepLines w:val="0"/>
+              <w:pageBreakBefore w:val="0"/>
+              <w:widowControl w:val="0"/>
+              <w:wordWrap/>
+              <w:overflowPunct/>
+              <w:bidi w:val="0"/>
               <w:spacing w:before="172" w:line="228" w:lineRule="auto"/>
               <w:ind w:left="313"/>
             </w:pPr>
@@ -1004,6 +1193,13 @@
           </w:tcPr>
           <w:p>
             <w:pPr>
+              <w:keepNext w:val="0"/>
+              <w:keepLines w:val="0"/>
+              <w:pageBreakBefore w:val="0"/>
+              <w:widowControl w:val="0"/>
+              <w:wordWrap/>
+              <w:overflowPunct/>
+              <w:bidi w:val="0"/>
               <w:spacing w:before="172" w:line="228" w:lineRule="auto"/>
               <w:ind w:left="313"/>
             </w:pPr>
@@ -1016,6 +1212,13 @@
           <w:p>
             <w:pPr>
               <w:pStyle w:val="27"/>
+              <w:keepNext w:val="0"/>
+              <w:keepLines w:val="0"/>
+              <w:pageBreakBefore w:val="0"/>
+              <w:widowControl w:val="0"/>
+              <w:wordWrap/>
+              <w:overflowPunct/>
+              <w:bidi w:val="0"/>
             </w:pPr>
           </w:p>
         </w:tc>
@@ -1047,6 +1250,13 @@
           <w:p>
             <w:pPr>
               <w:pStyle w:val="27"/>
+              <w:keepNext w:val="0"/>
+              <w:keepLines w:val="0"/>
+              <w:pageBreakBefore w:val="0"/>
+              <w:widowControl w:val="0"/>
+              <w:wordWrap/>
+              <w:overflowPunct/>
+              <w:bidi w:val="0"/>
             </w:pPr>
           </w:p>
         </w:tc>
@@ -1057,6 +1267,13 @@
           <w:p>
             <w:pPr>
               <w:pStyle w:val="27"/>
+              <w:keepNext w:val="0"/>
+              <w:keepLines w:val="0"/>
+              <w:pageBreakBefore w:val="0"/>
+              <w:widowControl w:val="0"/>
+              <w:wordWrap/>
+              <w:overflowPunct/>
+              <w:bidi w:val="0"/>
             </w:pPr>
           </w:p>
         </w:tc>
@@ -1067,6 +1284,13 @@
           <w:p>
             <w:pPr>
               <w:pStyle w:val="27"/>
+              <w:keepNext w:val="0"/>
+              <w:keepLines w:val="0"/>
+              <w:pageBreakBefore w:val="0"/>
+              <w:widowControl w:val="0"/>
+              <w:wordWrap/>
+              <w:overflowPunct/>
+              <w:bidi w:val="0"/>
             </w:pPr>
           </w:p>
         </w:tc>
@@ -1076,6 +1300,13 @@
           </w:tcPr>
           <w:p>
             <w:pPr>
+              <w:keepNext w:val="0"/>
+              <w:keepLines w:val="0"/>
+              <w:pageBreakBefore w:val="0"/>
+              <w:widowControl w:val="0"/>
+              <w:wordWrap/>
+              <w:overflowPunct/>
+              <w:bidi w:val="0"/>
               <w:spacing w:before="173" w:line="229" w:lineRule="auto"/>
               <w:ind w:left="314"/>
             </w:pPr>
@@ -1087,6 +1318,13 @@
           </w:tcPr>
           <w:p>
             <w:pPr>
+              <w:keepNext w:val="0"/>
+              <w:keepLines w:val="0"/>
+              <w:pageBreakBefore w:val="0"/>
+              <w:widowControl w:val="0"/>
+              <w:wordWrap/>
+              <w:overflowPunct/>
+              <w:bidi w:val="0"/>
               <w:spacing w:before="173" w:line="229" w:lineRule="auto"/>
               <w:ind w:left="314"/>
             </w:pPr>
@@ -1099,6 +1337,13 @@
           <w:p>
             <w:pPr>
               <w:pStyle w:val="27"/>
+              <w:keepNext w:val="0"/>
+              <w:keepLines w:val="0"/>
+              <w:pageBreakBefore w:val="0"/>
+              <w:widowControl w:val="0"/>
+              <w:wordWrap/>
+              <w:overflowPunct/>
+              <w:bidi w:val="0"/>
             </w:pPr>
           </w:p>
         </w:tc>
@@ -1130,6 +1375,13 @@
           <w:p>
             <w:pPr>
               <w:pStyle w:val="27"/>
+              <w:keepNext w:val="0"/>
+              <w:keepLines w:val="0"/>
+              <w:pageBreakBefore w:val="0"/>
+              <w:widowControl w:val="0"/>
+              <w:wordWrap/>
+              <w:overflowPunct/>
+              <w:bidi w:val="0"/>
             </w:pPr>
           </w:p>
         </w:tc>
@@ -1140,6 +1392,13 @@
           <w:p>
             <w:pPr>
               <w:pStyle w:val="27"/>
+              <w:keepNext w:val="0"/>
+              <w:keepLines w:val="0"/>
+              <w:pageBreakBefore w:val="0"/>
+              <w:widowControl w:val="0"/>
+              <w:wordWrap/>
+              <w:overflowPunct/>
+              <w:bidi w:val="0"/>
             </w:pPr>
           </w:p>
         </w:tc>
@@ -1150,6 +1409,13 @@
           <w:p>
             <w:pPr>
               <w:pStyle w:val="27"/>
+              <w:keepNext w:val="0"/>
+              <w:keepLines w:val="0"/>
+              <w:pageBreakBefore w:val="0"/>
+              <w:widowControl w:val="0"/>
+              <w:wordWrap/>
+              <w:overflowPunct/>
+              <w:bidi w:val="0"/>
             </w:pPr>
           </w:p>
         </w:tc>
@@ -1160,6 +1426,13 @@
           <w:p>
             <w:pPr>
               <w:pStyle w:val="27"/>
+              <w:keepNext w:val="0"/>
+              <w:keepLines w:val="0"/>
+              <w:pageBreakBefore w:val="0"/>
+              <w:widowControl w:val="0"/>
+              <w:wordWrap/>
+              <w:overflowPunct/>
+              <w:bidi w:val="0"/>
             </w:pPr>
           </w:p>
         </w:tc>
@@ -1170,6 +1443,13 @@
           <w:p>
             <w:pPr>
               <w:pStyle w:val="27"/>
+              <w:keepNext w:val="0"/>
+              <w:keepLines w:val="0"/>
+              <w:pageBreakBefore w:val="0"/>
+              <w:widowControl w:val="0"/>
+              <w:wordWrap/>
+              <w:overflowPunct/>
+              <w:bidi w:val="0"/>
             </w:pPr>
           </w:p>
         </w:tc>
@@ -1180,6 +1460,13 @@
           <w:p>
             <w:pPr>
               <w:pStyle w:val="27"/>
+              <w:keepNext w:val="0"/>
+              <w:keepLines w:val="0"/>
+              <w:pageBreakBefore w:val="0"/>
+              <w:widowControl w:val="0"/>
+              <w:wordWrap/>
+              <w:overflowPunct/>
+              <w:bidi w:val="0"/>
             </w:pPr>
           </w:p>
         </w:tc>
@@ -1211,6 +1498,13 @@
           <w:p>
             <w:pPr>
               <w:pStyle w:val="27"/>
+              <w:keepNext w:val="0"/>
+              <w:keepLines w:val="0"/>
+              <w:pageBreakBefore w:val="0"/>
+              <w:widowControl w:val="0"/>
+              <w:wordWrap/>
+              <w:overflowPunct/>
+              <w:bidi w:val="0"/>
             </w:pPr>
           </w:p>
         </w:tc>
@@ -1221,6 +1515,13 @@
           <w:p>
             <w:pPr>
               <w:pStyle w:val="27"/>
+              <w:keepNext w:val="0"/>
+              <w:keepLines w:val="0"/>
+              <w:pageBreakBefore w:val="0"/>
+              <w:widowControl w:val="0"/>
+              <w:wordWrap/>
+              <w:overflowPunct/>
+              <w:bidi w:val="0"/>
             </w:pPr>
           </w:p>
         </w:tc>
@@ -1231,6 +1532,13 @@
           <w:p>
             <w:pPr>
               <w:pStyle w:val="27"/>
+              <w:keepNext w:val="0"/>
+              <w:keepLines w:val="0"/>
+              <w:pageBreakBefore w:val="0"/>
+              <w:widowControl w:val="0"/>
+              <w:wordWrap/>
+              <w:overflowPunct/>
+              <w:bidi w:val="0"/>
             </w:pPr>
           </w:p>
         </w:tc>
@@ -1241,6 +1549,13 @@
           <w:p>
             <w:pPr>
               <w:pStyle w:val="27"/>
+              <w:keepNext w:val="0"/>
+              <w:keepLines w:val="0"/>
+              <w:pageBreakBefore w:val="0"/>
+              <w:widowControl w:val="0"/>
+              <w:wordWrap/>
+              <w:overflowPunct/>
+              <w:bidi w:val="0"/>
             </w:pPr>
           </w:p>
         </w:tc>
@@ -1251,6 +1566,13 @@
           <w:p>
             <w:pPr>
               <w:pStyle w:val="27"/>
+              <w:keepNext w:val="0"/>
+              <w:keepLines w:val="0"/>
+              <w:pageBreakBefore w:val="0"/>
+              <w:widowControl w:val="0"/>
+              <w:wordWrap/>
+              <w:overflowPunct/>
+              <w:bidi w:val="0"/>
             </w:pPr>
           </w:p>
         </w:tc>
@@ -1261,6 +1583,13 @@
           <w:p>
             <w:pPr>
               <w:pStyle w:val="27"/>
+              <w:keepNext w:val="0"/>
+              <w:keepLines w:val="0"/>
+              <w:pageBreakBefore w:val="0"/>
+              <w:widowControl w:val="0"/>
+              <w:wordWrap/>
+              <w:overflowPunct/>
+              <w:bidi w:val="0"/>
             </w:pPr>
           </w:p>
         </w:tc>
@@ -1292,6 +1621,13 @@
           <w:p>
             <w:pPr>
               <w:pStyle w:val="27"/>
+              <w:keepNext w:val="0"/>
+              <w:keepLines w:val="0"/>
+              <w:pageBreakBefore w:val="0"/>
+              <w:widowControl w:val="0"/>
+              <w:wordWrap/>
+              <w:overflowPunct/>
+              <w:bidi w:val="0"/>
             </w:pPr>
           </w:p>
         </w:tc>
@@ -1302,6 +1638,13 @@
           <w:p>
             <w:pPr>
               <w:pStyle w:val="27"/>
+              <w:keepNext w:val="0"/>
+              <w:keepLines w:val="0"/>
+              <w:pageBreakBefore w:val="0"/>
+              <w:widowControl w:val="0"/>
+              <w:wordWrap/>
+              <w:overflowPunct/>
+              <w:bidi w:val="0"/>
             </w:pPr>
           </w:p>
         </w:tc>
@@ -1312,6 +1655,13 @@
           <w:p>
             <w:pPr>
               <w:pStyle w:val="27"/>
+              <w:keepNext w:val="0"/>
+              <w:keepLines w:val="0"/>
+              <w:pageBreakBefore w:val="0"/>
+              <w:widowControl w:val="0"/>
+              <w:wordWrap/>
+              <w:overflowPunct/>
+              <w:bidi w:val="0"/>
             </w:pPr>
           </w:p>
         </w:tc>
@@ -1322,6 +1672,13 @@
           <w:p>
             <w:pPr>
               <w:pStyle w:val="27"/>
+              <w:keepNext w:val="0"/>
+              <w:keepLines w:val="0"/>
+              <w:pageBreakBefore w:val="0"/>
+              <w:widowControl w:val="0"/>
+              <w:wordWrap/>
+              <w:overflowPunct/>
+              <w:bidi w:val="0"/>
             </w:pPr>
           </w:p>
         </w:tc>
@@ -1332,6 +1689,13 @@
           <w:p>
             <w:pPr>
               <w:pStyle w:val="27"/>
+              <w:keepNext w:val="0"/>
+              <w:keepLines w:val="0"/>
+              <w:pageBreakBefore w:val="0"/>
+              <w:widowControl w:val="0"/>
+              <w:wordWrap/>
+              <w:overflowPunct/>
+              <w:bidi w:val="0"/>
             </w:pPr>
           </w:p>
         </w:tc>
@@ -1342,12 +1706,28 @@
           <w:p>
             <w:pPr>
               <w:pStyle w:val="27"/>
+              <w:keepNext w:val="0"/>
+              <w:keepLines w:val="0"/>
+              <w:pageBreakBefore w:val="0"/>
+              <w:widowControl w:val="0"/>
+              <w:wordWrap/>
+              <w:overflowPunct/>
+              <w:bidi w:val="0"/>
             </w:pPr>
           </w:p>
         </w:tc>
       </w:tr>
     </w:tbl>
     <w:p>
+      <w:pPr>
+        <w:keepNext w:val="0"/>
+        <w:keepLines w:val="0"/>
+        <w:pageBreakBefore w:val="0"/>
+        <w:widowControl w:val="0"/>
+        <w:wordWrap/>
+        <w:overflowPunct/>
+        <w:bidi w:val="0"/>
+      </w:pPr>
       <w:r>
         <w:br w:type="page"/>
       </w:r>
@@ -1383,6 +1763,13 @@
       <w:sdtContent>
         <w:p>
           <w:pPr>
+            <w:keepNext w:val="0"/>
+            <w:keepLines w:val="0"/>
+            <w:pageBreakBefore w:val="0"/>
+            <w:widowControl w:val="0"/>
+            <w:wordWrap/>
+            <w:overflowPunct/>
+            <w:bidi w:val="0"/>
             <w:spacing w:before="0" w:beforeLines="0" w:after="0" w:afterLines="0" w:line="240" w:lineRule="auto"/>
             <w:ind w:left="0" w:leftChars="0" w:right="0" w:rightChars="0" w:firstLine="0" w:firstLineChars="0"/>
             <w:jc w:val="center"/>
@@ -1408,8 +1795,8 @@
               <w:tab w:val="right" w:leader="dot" w:pos="8306"/>
             </w:tabs>
           </w:pPr>
-          <w:bookmarkStart w:id="31" w:name="_GoBack"/>
-          <w:bookmarkEnd w:id="31"/>
+          <w:bookmarkStart w:id="32" w:name="_GoBack"/>
+          <w:bookmarkEnd w:id="32"/>
           <w:r>
             <w:rPr>
               <w:rFonts w:hint="eastAsia" w:ascii="宋体" w:hAnsi="宋体" w:eastAsia="宋体" w:cs="宋体"/>
@@ -1446,7 +1833,7 @@
               <w:rFonts w:hint="eastAsia" w:ascii="宋体" w:hAnsi="宋体" w:eastAsia="宋体" w:cs="宋体"/>
               <w:szCs w:val="24"/>
             </w:rPr>
-            <w:instrText xml:space="preserve"> HYPERLINK \l _Toc27186 </w:instrText>
+            <w:instrText xml:space="preserve"> HYPERLINK \l _Toc16778 </w:instrText>
           </w:r>
           <w:r>
             <w:rPr>
@@ -1469,7 +1856,7 @@
             <w:fldChar w:fldCharType="begin"/>
           </w:r>
           <w:r>
-            <w:instrText xml:space="preserve"> PAGEREF _Toc27186 \h </w:instrText>
+            <w:instrText xml:space="preserve"> PAGEREF _Toc16778 \h </w:instrText>
           </w:r>
           <w:r>
             <w:fldChar w:fldCharType="separate"/>
@@ -1507,7 +1894,7 @@
               <w:rFonts w:hint="eastAsia" w:ascii="宋体" w:hAnsi="宋体" w:eastAsia="宋体" w:cs="宋体"/>
               <w:szCs w:val="24"/>
             </w:rPr>
-            <w:instrText xml:space="preserve"> HYPERLINK \l _Toc24379 </w:instrText>
+            <w:instrText xml:space="preserve"> HYPERLINK \l _Toc19575 </w:instrText>
           </w:r>
           <w:r>
             <w:rPr>
@@ -1530,7 +1917,7 @@
             <w:fldChar w:fldCharType="begin"/>
           </w:r>
           <w:r>
-            <w:instrText xml:space="preserve"> PAGEREF _Toc24379 \h </w:instrText>
+            <w:instrText xml:space="preserve"> PAGEREF _Toc19575 \h </w:instrText>
           </w:r>
           <w:r>
             <w:fldChar w:fldCharType="separate"/>
@@ -1568,7 +1955,7 @@
               <w:rFonts w:hint="eastAsia" w:ascii="宋体" w:hAnsi="宋体" w:eastAsia="宋体" w:cs="宋体"/>
               <w:szCs w:val="24"/>
             </w:rPr>
-            <w:instrText xml:space="preserve"> HYPERLINK \l _Toc17168 </w:instrText>
+            <w:instrText xml:space="preserve"> HYPERLINK \l _Toc15349 </w:instrText>
           </w:r>
           <w:r>
             <w:rPr>
@@ -1593,7 +1980,7 @@
             <w:fldChar w:fldCharType="begin"/>
           </w:r>
           <w:r>
-            <w:instrText xml:space="preserve"> PAGEREF _Toc17168 \h </w:instrText>
+            <w:instrText xml:space="preserve"> PAGEREF _Toc15349 \h </w:instrText>
           </w:r>
           <w:r>
             <w:fldChar w:fldCharType="separate"/>
@@ -1631,7 +2018,7 @@
               <w:rFonts w:hint="eastAsia" w:ascii="宋体" w:hAnsi="宋体" w:eastAsia="宋体" w:cs="宋体"/>
               <w:szCs w:val="24"/>
             </w:rPr>
-            <w:instrText xml:space="preserve"> HYPERLINK \l _Toc3121 </w:instrText>
+            <w:instrText xml:space="preserve"> HYPERLINK \l _Toc4252 </w:instrText>
           </w:r>
           <w:r>
             <w:rPr>
@@ -1661,7 +2048,7 @@
             <w:fldChar w:fldCharType="begin"/>
           </w:r>
           <w:r>
-            <w:instrText xml:space="preserve"> PAGEREF _Toc3121 \h </w:instrText>
+            <w:instrText xml:space="preserve"> PAGEREF _Toc4252 \h </w:instrText>
           </w:r>
           <w:r>
             <w:fldChar w:fldCharType="separate"/>
@@ -1699,7 +2086,7 @@
               <w:rFonts w:hint="eastAsia" w:ascii="宋体" w:hAnsi="宋体" w:eastAsia="宋体" w:cs="宋体"/>
               <w:szCs w:val="24"/>
             </w:rPr>
-            <w:instrText xml:space="preserve"> HYPERLINK \l _Toc23203 </w:instrText>
+            <w:instrText xml:space="preserve"> HYPERLINK \l _Toc28015 </w:instrText>
           </w:r>
           <w:r>
             <w:rPr>
@@ -1729,7 +2116,7 @@
             <w:fldChar w:fldCharType="begin"/>
           </w:r>
           <w:r>
-            <w:instrText xml:space="preserve"> PAGEREF _Toc23203 \h </w:instrText>
+            <w:instrText xml:space="preserve"> PAGEREF _Toc28015 \h </w:instrText>
           </w:r>
           <w:r>
             <w:fldChar w:fldCharType="separate"/>
@@ -1767,7 +2154,7 @@
               <w:rFonts w:hint="eastAsia" w:ascii="宋体" w:hAnsi="宋体" w:eastAsia="宋体" w:cs="宋体"/>
               <w:szCs w:val="24"/>
             </w:rPr>
-            <w:instrText xml:space="preserve"> HYPERLINK \l _Toc6844 </w:instrText>
+            <w:instrText xml:space="preserve"> HYPERLINK \l _Toc14868 </w:instrText>
           </w:r>
           <w:r>
             <w:rPr>
@@ -1799,7 +2186,7 @@
             <w:fldChar w:fldCharType="begin"/>
           </w:r>
           <w:r>
-            <w:instrText xml:space="preserve"> PAGEREF _Toc6844 \h </w:instrText>
+            <w:instrText xml:space="preserve"> PAGEREF _Toc14868 \h </w:instrText>
           </w:r>
           <w:r>
             <w:fldChar w:fldCharType="separate"/>
@@ -1837,7 +2224,7 @@
               <w:rFonts w:hint="eastAsia" w:ascii="宋体" w:hAnsi="宋体" w:eastAsia="宋体" w:cs="宋体"/>
               <w:szCs w:val="24"/>
             </w:rPr>
-            <w:instrText xml:space="preserve"> HYPERLINK \l _Toc7506 </w:instrText>
+            <w:instrText xml:space="preserve"> HYPERLINK \l _Toc4220 </w:instrText>
           </w:r>
           <w:r>
             <w:rPr>
@@ -1867,7 +2254,7 @@
             <w:fldChar w:fldCharType="begin"/>
           </w:r>
           <w:r>
-            <w:instrText xml:space="preserve"> PAGEREF _Toc7506 \h </w:instrText>
+            <w:instrText xml:space="preserve"> PAGEREF _Toc4220 \h </w:instrText>
           </w:r>
           <w:r>
             <w:fldChar w:fldCharType="separate"/>
@@ -1905,7 +2292,7 @@
               <w:rFonts w:hint="eastAsia" w:ascii="宋体" w:hAnsi="宋体" w:eastAsia="宋体" w:cs="宋体"/>
               <w:szCs w:val="24"/>
             </w:rPr>
-            <w:instrText xml:space="preserve"> HYPERLINK \l _Toc15709 </w:instrText>
+            <w:instrText xml:space="preserve"> HYPERLINK \l _Toc26414 </w:instrText>
           </w:r>
           <w:r>
             <w:rPr>
@@ -1935,7 +2322,7 @@
             <w:fldChar w:fldCharType="begin"/>
           </w:r>
           <w:r>
-            <w:instrText xml:space="preserve"> PAGEREF _Toc15709 \h </w:instrText>
+            <w:instrText xml:space="preserve"> PAGEREF _Toc26414 \h </w:instrText>
           </w:r>
           <w:r>
             <w:fldChar w:fldCharType="separate"/>
@@ -1973,7 +2360,7 @@
               <w:rFonts w:hint="eastAsia" w:ascii="宋体" w:hAnsi="宋体" w:eastAsia="宋体" w:cs="宋体"/>
               <w:szCs w:val="24"/>
             </w:rPr>
-            <w:instrText xml:space="preserve"> HYPERLINK \l _Toc21641 </w:instrText>
+            <w:instrText xml:space="preserve"> HYPERLINK \l _Toc26760 </w:instrText>
           </w:r>
           <w:r>
             <w:rPr>
@@ -2003,7 +2390,7 @@
             <w:fldChar w:fldCharType="begin"/>
           </w:r>
           <w:r>
-            <w:instrText xml:space="preserve"> PAGEREF _Toc21641 \h </w:instrText>
+            <w:instrText xml:space="preserve"> PAGEREF _Toc26760 \h </w:instrText>
           </w:r>
           <w:r>
             <w:fldChar w:fldCharType="separate"/>
@@ -2041,7 +2428,7 @@
               <w:rFonts w:hint="eastAsia" w:ascii="宋体" w:hAnsi="宋体" w:eastAsia="宋体" w:cs="宋体"/>
               <w:szCs w:val="24"/>
             </w:rPr>
-            <w:instrText xml:space="preserve"> HYPERLINK \l _Toc7439 </w:instrText>
+            <w:instrText xml:space="preserve"> HYPERLINK \l _Toc23196 </w:instrText>
           </w:r>
           <w:r>
             <w:rPr>
@@ -2071,7 +2458,7 @@
             <w:fldChar w:fldCharType="begin"/>
           </w:r>
           <w:r>
-            <w:instrText xml:space="preserve"> PAGEREF _Toc7439 \h </w:instrText>
+            <w:instrText xml:space="preserve"> PAGEREF _Toc23196 \h </w:instrText>
           </w:r>
           <w:r>
             <w:fldChar w:fldCharType="separate"/>
@@ -2109,7 +2496,7 @@
               <w:rFonts w:hint="eastAsia" w:ascii="宋体" w:hAnsi="宋体" w:eastAsia="宋体" w:cs="宋体"/>
               <w:szCs w:val="24"/>
             </w:rPr>
-            <w:instrText xml:space="preserve"> HYPERLINK \l _Toc32140 </w:instrText>
+            <w:instrText xml:space="preserve"> HYPERLINK \l _Toc20134 </w:instrText>
           </w:r>
           <w:r>
             <w:rPr>
@@ -2132,7 +2519,7 @@
             <w:fldChar w:fldCharType="begin"/>
           </w:r>
           <w:r>
-            <w:instrText xml:space="preserve"> PAGEREF _Toc32140 \h </w:instrText>
+            <w:instrText xml:space="preserve"> PAGEREF _Toc20134 \h </w:instrText>
           </w:r>
           <w:r>
             <w:fldChar w:fldCharType="separate"/>
@@ -2170,7 +2557,7 @@
               <w:rFonts w:hint="eastAsia" w:ascii="宋体" w:hAnsi="宋体" w:eastAsia="宋体" w:cs="宋体"/>
               <w:szCs w:val="24"/>
             </w:rPr>
-            <w:instrText xml:space="preserve"> HYPERLINK \l _Toc16730 </w:instrText>
+            <w:instrText xml:space="preserve"> HYPERLINK \l _Toc19879 </w:instrText>
           </w:r>
           <w:r>
             <w:rPr>
@@ -2207,7 +2594,7 @@
             <w:fldChar w:fldCharType="begin"/>
           </w:r>
           <w:r>
-            <w:instrText xml:space="preserve"> PAGEREF _Toc16730 \h </w:instrText>
+            <w:instrText xml:space="preserve"> PAGEREF _Toc19879 \h </w:instrText>
           </w:r>
           <w:r>
             <w:fldChar w:fldCharType="separate"/>
@@ -2245,7 +2632,7 @@
               <w:rFonts w:hint="eastAsia" w:ascii="宋体" w:hAnsi="宋体" w:eastAsia="宋体" w:cs="宋体"/>
               <w:szCs w:val="24"/>
             </w:rPr>
-            <w:instrText xml:space="preserve"> HYPERLINK \l _Toc19408 </w:instrText>
+            <w:instrText xml:space="preserve"> HYPERLINK \l _Toc20854 </w:instrText>
           </w:r>
           <w:r>
             <w:rPr>
@@ -2275,7 +2662,7 @@
             <w:fldChar w:fldCharType="begin"/>
           </w:r>
           <w:r>
-            <w:instrText xml:space="preserve"> PAGEREF _Toc19408 \h </w:instrText>
+            <w:instrText xml:space="preserve"> PAGEREF _Toc20854 \h </w:instrText>
           </w:r>
           <w:r>
             <w:fldChar w:fldCharType="separate"/>
@@ -2313,7 +2700,7 @@
               <w:rFonts w:hint="eastAsia" w:ascii="宋体" w:hAnsi="宋体" w:eastAsia="宋体" w:cs="宋体"/>
               <w:szCs w:val="24"/>
             </w:rPr>
-            <w:instrText xml:space="preserve"> HYPERLINK \l _Toc22976 </w:instrText>
+            <w:instrText xml:space="preserve"> HYPERLINK \l _Toc19711 </w:instrText>
           </w:r>
           <w:r>
             <w:rPr>
@@ -2336,7 +2723,7 @@
             <w:fldChar w:fldCharType="begin"/>
           </w:r>
           <w:r>
-            <w:instrText xml:space="preserve"> PAGEREF _Toc22976 \h </w:instrText>
+            <w:instrText xml:space="preserve"> PAGEREF _Toc19711 \h </w:instrText>
           </w:r>
           <w:r>
             <w:fldChar w:fldCharType="separate"/>
@@ -2374,7 +2761,7 @@
               <w:rFonts w:hint="eastAsia" w:ascii="宋体" w:hAnsi="宋体" w:eastAsia="宋体" w:cs="宋体"/>
               <w:szCs w:val="24"/>
             </w:rPr>
-            <w:instrText xml:space="preserve"> HYPERLINK \l _Toc23334 </w:instrText>
+            <w:instrText xml:space="preserve"> HYPERLINK \l _Toc26935 </w:instrText>
           </w:r>
           <w:r>
             <w:rPr>
@@ -2397,7 +2784,7 @@
             <w:fldChar w:fldCharType="begin"/>
           </w:r>
           <w:r>
-            <w:instrText xml:space="preserve"> PAGEREF _Toc23334 \h </w:instrText>
+            <w:instrText xml:space="preserve"> PAGEREF _Toc26935 \h </w:instrText>
           </w:r>
           <w:r>
             <w:fldChar w:fldCharType="separate"/>
@@ -2435,7 +2822,7 @@
               <w:rFonts w:hint="eastAsia" w:ascii="宋体" w:hAnsi="宋体" w:eastAsia="宋体" w:cs="宋体"/>
               <w:szCs w:val="24"/>
             </w:rPr>
-            <w:instrText xml:space="preserve"> HYPERLINK \l _Toc31680 </w:instrText>
+            <w:instrText xml:space="preserve"> HYPERLINK \l _Toc15629 </w:instrText>
           </w:r>
           <w:r>
             <w:rPr>
@@ -2458,7 +2845,7 @@
             <w:fldChar w:fldCharType="begin"/>
           </w:r>
           <w:r>
-            <w:instrText xml:space="preserve"> PAGEREF _Toc31680 \h </w:instrText>
+            <w:instrText xml:space="preserve"> PAGEREF _Toc15629 \h </w:instrText>
           </w:r>
           <w:r>
             <w:fldChar w:fldCharType="separate"/>
@@ -2496,7 +2883,7 @@
               <w:rFonts w:hint="eastAsia" w:ascii="宋体" w:hAnsi="宋体" w:eastAsia="宋体" w:cs="宋体"/>
               <w:szCs w:val="24"/>
             </w:rPr>
-            <w:instrText xml:space="preserve"> HYPERLINK \l _Toc30785 </w:instrText>
+            <w:instrText xml:space="preserve"> HYPERLINK \l _Toc2366 </w:instrText>
           </w:r>
           <w:r>
             <w:rPr>
@@ -2510,7 +2897,7 @@
               <w:rFonts w:hint="default"/>
               <w:lang w:val="en-US" w:eastAsia="zh-CN"/>
             </w:rPr>
-            <w:t>5.1.7. 现场服务响应</w:t>
+            <w:t>5.1.7. 事件升级机制</w:t>
           </w:r>
           <w:r>
             <w:tab/>
@@ -2519,7 +2906,7 @@
             <w:fldChar w:fldCharType="begin"/>
           </w:r>
           <w:r>
-            <w:instrText xml:space="preserve"> PAGEREF _Toc30785 \h </w:instrText>
+            <w:instrText xml:space="preserve"> PAGEREF _Toc2366 \h </w:instrText>
           </w:r>
           <w:r>
             <w:fldChar w:fldCharType="separate"/>
@@ -2557,7 +2944,7 @@
               <w:rFonts w:hint="eastAsia" w:ascii="宋体" w:hAnsi="宋体" w:eastAsia="宋体" w:cs="宋体"/>
               <w:szCs w:val="24"/>
             </w:rPr>
-            <w:instrText xml:space="preserve"> HYPERLINK \l _Toc16835 </w:instrText>
+            <w:instrText xml:space="preserve"> HYPERLINK \l _Toc18941 </w:instrText>
           </w:r>
           <w:r>
             <w:rPr>
@@ -2571,7 +2958,7 @@
               <w:rFonts w:hint="default"/>
               <w:lang w:val="en-US" w:eastAsia="zh-CN"/>
             </w:rPr>
-            <w:t>5.1.8. 调查诊断</w:t>
+            <w:t>5.1.8. 现场服务响应</w:t>
           </w:r>
           <w:r>
             <w:tab/>
@@ -2580,7 +2967,7 @@
             <w:fldChar w:fldCharType="begin"/>
           </w:r>
           <w:r>
-            <w:instrText xml:space="preserve"> PAGEREF _Toc16835 \h </w:instrText>
+            <w:instrText xml:space="preserve"> PAGEREF _Toc18941 \h </w:instrText>
           </w:r>
           <w:r>
             <w:fldChar w:fldCharType="separate"/>
@@ -2618,7 +3005,7 @@
               <w:rFonts w:hint="eastAsia" w:ascii="宋体" w:hAnsi="宋体" w:eastAsia="宋体" w:cs="宋体"/>
               <w:szCs w:val="24"/>
             </w:rPr>
-            <w:instrText xml:space="preserve"> HYPERLINK \l _Toc23129 </w:instrText>
+            <w:instrText xml:space="preserve"> HYPERLINK \l _Toc25209 </w:instrText>
           </w:r>
           <w:r>
             <w:rPr>
@@ -2632,7 +3019,7 @@
               <w:rFonts w:hint="default"/>
               <w:lang w:val="en-US" w:eastAsia="zh-CN"/>
             </w:rPr>
-            <w:t>5.1.9. 确定解决方案</w:t>
+            <w:t>5.1.9. 调查诊断</w:t>
           </w:r>
           <w:r>
             <w:tab/>
@@ -2641,13 +3028,13 @@
             <w:fldChar w:fldCharType="begin"/>
           </w:r>
           <w:r>
-            <w:instrText xml:space="preserve"> PAGEREF _Toc23129 \h </w:instrText>
+            <w:instrText xml:space="preserve"> PAGEREF _Toc25209 \h </w:instrText>
           </w:r>
           <w:r>
             <w:fldChar w:fldCharType="separate"/>
           </w:r>
           <w:r>
-            <w:t>9</w:t>
+            <w:t>10</w:t>
           </w:r>
           <w:r>
             <w:fldChar w:fldCharType="end"/>
@@ -2679,7 +3066,7 @@
               <w:rFonts w:hint="eastAsia" w:ascii="宋体" w:hAnsi="宋体" w:eastAsia="宋体" w:cs="宋体"/>
               <w:szCs w:val="24"/>
             </w:rPr>
-            <w:instrText xml:space="preserve"> HYPERLINK \l _Toc23221 </w:instrText>
+            <w:instrText xml:space="preserve"> HYPERLINK \l _Toc26831 </w:instrText>
           </w:r>
           <w:r>
             <w:rPr>
@@ -2693,7 +3080,7 @@
               <w:rFonts w:hint="default"/>
               <w:lang w:val="en-US" w:eastAsia="zh-CN"/>
             </w:rPr>
-            <w:t>5.1.10. 客户确认</w:t>
+            <w:t>5.1.10. 确定解决方案</w:t>
           </w:r>
           <w:r>
             <w:tab/>
@@ -2702,13 +3089,13 @@
             <w:fldChar w:fldCharType="begin"/>
           </w:r>
           <w:r>
-            <w:instrText xml:space="preserve"> PAGEREF _Toc23221 \h </w:instrText>
+            <w:instrText xml:space="preserve"> PAGEREF _Toc26831 \h </w:instrText>
           </w:r>
           <w:r>
             <w:fldChar w:fldCharType="separate"/>
           </w:r>
           <w:r>
-            <w:t>9</w:t>
+            <w:t>10</w:t>
           </w:r>
           <w:r>
             <w:fldChar w:fldCharType="end"/>
@@ -2740,7 +3127,7 @@
               <w:rFonts w:hint="eastAsia" w:ascii="宋体" w:hAnsi="宋体" w:eastAsia="宋体" w:cs="宋体"/>
               <w:szCs w:val="24"/>
             </w:rPr>
-            <w:instrText xml:space="preserve"> HYPERLINK \l _Toc16121 </w:instrText>
+            <w:instrText xml:space="preserve"> HYPERLINK \l _Toc1693 </w:instrText>
           </w:r>
           <w:r>
             <w:rPr>
@@ -2754,7 +3141,7 @@
               <w:rFonts w:hint="default"/>
               <w:lang w:val="en-US" w:eastAsia="zh-CN"/>
             </w:rPr>
-            <w:t>5.1.11. 资料归档</w:t>
+            <w:t>5.1.11. 客户确认</w:t>
           </w:r>
           <w:r>
             <w:tab/>
@@ -2763,13 +3150,13 @@
             <w:fldChar w:fldCharType="begin"/>
           </w:r>
           <w:r>
-            <w:instrText xml:space="preserve"> PAGEREF _Toc16121 \h </w:instrText>
+            <w:instrText xml:space="preserve"> PAGEREF _Toc1693 \h </w:instrText>
           </w:r>
           <w:r>
             <w:fldChar w:fldCharType="separate"/>
           </w:r>
           <w:r>
-            <w:t>9</w:t>
+            <w:t>10</w:t>
           </w:r>
           <w:r>
             <w:fldChar w:fldCharType="end"/>
@@ -2801,7 +3188,7 @@
               <w:rFonts w:hint="eastAsia" w:ascii="宋体" w:hAnsi="宋体" w:eastAsia="宋体" w:cs="宋体"/>
               <w:szCs w:val="24"/>
             </w:rPr>
-            <w:instrText xml:space="preserve"> HYPERLINK \l _Toc22291 </w:instrText>
+            <w:instrText xml:space="preserve"> HYPERLINK \l _Toc31280 </w:instrText>
           </w:r>
           <w:r>
             <w:rPr>
@@ -2815,7 +3202,7 @@
               <w:rFonts w:hint="default"/>
               <w:lang w:val="en-US" w:eastAsia="zh-CN"/>
             </w:rPr>
-            <w:t>5.1.12. 事件报告</w:t>
+            <w:t>5.1.12. 资料归档</w:t>
           </w:r>
           <w:r>
             <w:tab/>
@@ -2824,7 +3211,68 @@
             <w:fldChar w:fldCharType="begin"/>
           </w:r>
           <w:r>
-            <w:instrText xml:space="preserve"> PAGEREF _Toc22291 \h </w:instrText>
+            <w:instrText xml:space="preserve"> PAGEREF _Toc31280 \h </w:instrText>
+          </w:r>
+          <w:r>
+            <w:fldChar w:fldCharType="separate"/>
+          </w:r>
+          <w:r>
+            <w:t>10</w:t>
+          </w:r>
+          <w:r>
+            <w:fldChar w:fldCharType="end"/>
+          </w:r>
+          <w:r>
+            <w:rPr>
+              <w:rFonts w:hint="eastAsia" w:ascii="宋体" w:hAnsi="宋体" w:eastAsia="宋体" w:cs="宋体"/>
+              <w:szCs w:val="24"/>
+            </w:rPr>
+            <w:fldChar w:fldCharType="end"/>
+          </w:r>
+        </w:p>
+        <w:p>
+          <w:pPr>
+            <w:pStyle w:val="13"/>
+            <w:tabs>
+              <w:tab w:val="right" w:leader="dot" w:pos="8306"/>
+            </w:tabs>
+          </w:pPr>
+          <w:r>
+            <w:rPr>
+              <w:rFonts w:hint="eastAsia" w:ascii="宋体" w:hAnsi="宋体" w:eastAsia="宋体" w:cs="宋体"/>
+              <w:szCs w:val="24"/>
+            </w:rPr>
+            <w:fldChar w:fldCharType="begin"/>
+          </w:r>
+          <w:r>
+            <w:rPr>
+              <w:rFonts w:hint="eastAsia" w:ascii="宋体" w:hAnsi="宋体" w:eastAsia="宋体" w:cs="宋体"/>
+              <w:szCs w:val="24"/>
+            </w:rPr>
+            <w:instrText xml:space="preserve"> HYPERLINK \l _Toc23089 </w:instrText>
+          </w:r>
+          <w:r>
+            <w:rPr>
+              <w:rFonts w:hint="eastAsia" w:ascii="宋体" w:hAnsi="宋体" w:eastAsia="宋体" w:cs="宋体"/>
+              <w:szCs w:val="24"/>
+            </w:rPr>
+            <w:fldChar w:fldCharType="separate"/>
+          </w:r>
+          <w:r>
+            <w:rPr>
+              <w:rFonts w:hint="default"/>
+              <w:lang w:val="en-US" w:eastAsia="zh-CN"/>
+            </w:rPr>
+            <w:t>5.1.13. 事件报告</w:t>
+          </w:r>
+          <w:r>
+            <w:tab/>
+          </w:r>
+          <w:r>
+            <w:fldChar w:fldCharType="begin"/>
+          </w:r>
+          <w:r>
+            <w:instrText xml:space="preserve"> PAGEREF _Toc23089 \h </w:instrText>
           </w:r>
           <w:r>
             <w:fldChar w:fldCharType="separate"/>
@@ -2862,7 +3310,7 @@
               <w:rFonts w:hint="eastAsia" w:ascii="宋体" w:hAnsi="宋体" w:eastAsia="宋体" w:cs="宋体"/>
               <w:szCs w:val="24"/>
             </w:rPr>
-            <w:instrText xml:space="preserve"> HYPERLINK \l _Toc8513 </w:instrText>
+            <w:instrText xml:space="preserve"> HYPERLINK \l _Toc25841 </w:instrText>
           </w:r>
           <w:r>
             <w:rPr>
@@ -2892,13 +3340,13 @@
             <w:fldChar w:fldCharType="begin"/>
           </w:r>
           <w:r>
-            <w:instrText xml:space="preserve"> PAGEREF _Toc8513 \h </w:instrText>
+            <w:instrText xml:space="preserve"> PAGEREF _Toc25841 \h </w:instrText>
           </w:r>
           <w:r>
             <w:fldChar w:fldCharType="separate"/>
           </w:r>
           <w:r>
-            <w:t>10</w:t>
+            <w:t>11</w:t>
           </w:r>
           <w:r>
             <w:fldChar w:fldCharType="end"/>
@@ -2930,7 +3378,7 @@
               <w:rFonts w:hint="eastAsia" w:ascii="宋体" w:hAnsi="宋体" w:eastAsia="宋体" w:cs="宋体"/>
               <w:szCs w:val="24"/>
             </w:rPr>
-            <w:instrText xml:space="preserve"> HYPERLINK \l _Toc10164 </w:instrText>
+            <w:instrText xml:space="preserve"> HYPERLINK \l _Toc29596 </w:instrText>
           </w:r>
           <w:r>
             <w:rPr>
@@ -2960,13 +3408,13 @@
             <w:fldChar w:fldCharType="begin"/>
           </w:r>
           <w:r>
-            <w:instrText xml:space="preserve"> PAGEREF _Toc10164 \h </w:instrText>
+            <w:instrText xml:space="preserve"> PAGEREF _Toc29596 \h </w:instrText>
           </w:r>
           <w:r>
             <w:fldChar w:fldCharType="separate"/>
           </w:r>
           <w:r>
-            <w:t>10</w:t>
+            <w:t>11</w:t>
           </w:r>
           <w:r>
             <w:fldChar w:fldCharType="end"/>
@@ -2998,7 +3446,7 @@
               <w:rFonts w:hint="eastAsia" w:ascii="宋体" w:hAnsi="宋体" w:eastAsia="宋体" w:cs="宋体"/>
               <w:szCs w:val="24"/>
             </w:rPr>
-            <w:instrText xml:space="preserve"> HYPERLINK \l _Toc20506 </w:instrText>
+            <w:instrText xml:space="preserve"> HYPERLINK \l _Toc27981 </w:instrText>
           </w:r>
           <w:r>
             <w:rPr>
@@ -3028,13 +3476,13 @@
             <w:fldChar w:fldCharType="begin"/>
           </w:r>
           <w:r>
-            <w:instrText xml:space="preserve"> PAGEREF _Toc20506 \h </w:instrText>
+            <w:instrText xml:space="preserve"> PAGEREF _Toc27981 \h </w:instrText>
           </w:r>
           <w:r>
             <w:fldChar w:fldCharType="separate"/>
           </w:r>
           <w:r>
-            <w:t>10</w:t>
+            <w:t>11</w:t>
           </w:r>
           <w:r>
             <w:fldChar w:fldCharType="end"/>
@@ -3066,7 +3514,7 @@
               <w:rFonts w:hint="eastAsia" w:ascii="宋体" w:hAnsi="宋体" w:eastAsia="宋体" w:cs="宋体"/>
               <w:szCs w:val="24"/>
             </w:rPr>
-            <w:instrText xml:space="preserve"> HYPERLINK \l _Toc9114 </w:instrText>
+            <w:instrText xml:space="preserve"> HYPERLINK \l _Toc14290 </w:instrText>
           </w:r>
           <w:r>
             <w:rPr>
@@ -3096,13 +3544,13 @@
             <w:fldChar w:fldCharType="begin"/>
           </w:r>
           <w:r>
-            <w:instrText xml:space="preserve"> PAGEREF _Toc9114 \h </w:instrText>
+            <w:instrText xml:space="preserve"> PAGEREF _Toc14290 \h </w:instrText>
           </w:r>
           <w:r>
             <w:fldChar w:fldCharType="separate"/>
           </w:r>
           <w:r>
-            <w:t>10</w:t>
+            <w:t>11</w:t>
           </w:r>
           <w:r>
             <w:fldChar w:fldCharType="end"/>
@@ -3117,6 +3565,12 @@
         </w:p>
         <w:p>
           <w:pPr>
+            <w:keepNext w:val="0"/>
+            <w:keepLines w:val="0"/>
+            <w:pageBreakBefore w:val="0"/>
+            <w:widowControl w:val="0"/>
+            <w:wordWrap/>
+            <w:overflowPunct/>
             <w:bidi w:val="0"/>
             <w:rPr>
               <w:rFonts w:hint="eastAsia" w:ascii="宋体" w:hAnsi="宋体" w:eastAsia="宋体" w:cs="宋体"/>
@@ -3140,6 +3594,13 @@
     </w:sdt>
     <w:p>
       <w:pPr>
+        <w:keepNext w:val="0"/>
+        <w:keepLines w:val="0"/>
+        <w:pageBreakBefore w:val="0"/>
+        <w:widowControl w:val="0"/>
+        <w:wordWrap/>
+        <w:overflowPunct/>
+        <w:bidi w:val="0"/>
         <w:rPr>
           <w:rFonts w:ascii="Arial" w:hAnsi="Arial" w:eastAsia="Arial" w:cs="Arial"/>
           <w:snapToGrid w:val="0"/>
@@ -3166,9 +3627,15 @@
     <w:p>
       <w:pPr>
         <w:pStyle w:val="28"/>
-        <w:bidi w:val="0"/>
-      </w:pPr>
-      <w:bookmarkStart w:id="2" w:name="_Toc17168"/>
+        <w:keepNext w:val="0"/>
+        <w:keepLines w:val="0"/>
+        <w:pageBreakBefore w:val="0"/>
+        <w:widowControl w:val="0"/>
+        <w:wordWrap/>
+        <w:overflowPunct/>
+        <w:bidi w:val="0"/>
+      </w:pPr>
+      <w:bookmarkStart w:id="2" w:name="_Toc15349"/>
       <w:r>
         <w:t>目的</w:t>
       </w:r>
@@ -3177,6 +3644,12 @@
     <w:p>
       <w:pPr>
         <w:pStyle w:val="29"/>
+        <w:keepNext w:val="0"/>
+        <w:keepLines w:val="0"/>
+        <w:pageBreakBefore w:val="0"/>
+        <w:widowControl w:val="0"/>
+        <w:wordWrap/>
+        <w:overflowPunct/>
         <w:bidi w:val="0"/>
         <w:rPr>
           <w:rFonts w:hint="eastAsia"/>
@@ -3197,13 +3670,19 @@
     <w:p>
       <w:pPr>
         <w:pStyle w:val="28"/>
-        <w:bidi w:val="0"/>
-        <w:rPr>
-          <w:rFonts w:hint="eastAsia"/>
-          <w:lang w:val="en-US" w:eastAsia="zh-CN"/>
-        </w:rPr>
-      </w:pPr>
-      <w:bookmarkStart w:id="3" w:name="_Toc3121"/>
+        <w:keepNext w:val="0"/>
+        <w:keepLines w:val="0"/>
+        <w:pageBreakBefore w:val="0"/>
+        <w:widowControl w:val="0"/>
+        <w:wordWrap/>
+        <w:overflowPunct/>
+        <w:bidi w:val="0"/>
+        <w:rPr>
+          <w:rFonts w:hint="eastAsia"/>
+          <w:lang w:val="en-US" w:eastAsia="zh-CN"/>
+        </w:rPr>
+      </w:pPr>
+      <w:bookmarkStart w:id="3" w:name="_Toc4252"/>
       <w:r>
         <w:rPr>
           <w:rFonts w:hint="eastAsia"/>
@@ -3216,10 +3695,17 @@
     <w:p>
       <w:pPr>
         <w:pStyle w:val="29"/>
+        <w:keepNext w:val="0"/>
+        <w:keepLines w:val="0"/>
+        <w:pageBreakBefore w:val="0"/>
+        <w:widowControl w:val="0"/>
         <w:numPr>
           <w:ilvl w:val="0"/>
           <w:numId w:val="2"/>
         </w:numPr>
+        <w:wordWrap/>
+        <w:overflowPunct/>
+        <w:bidi w:val="0"/>
         <w:ind w:left="425" w:leftChars="0" w:hanging="425" w:firstLineChars="0"/>
         <w:rPr>
           <w:rFonts w:hint="eastAsia"/>
@@ -3237,6 +3723,13 @@
     <w:p>
       <w:pPr>
         <w:pStyle w:val="29"/>
+        <w:keepNext w:val="0"/>
+        <w:keepLines w:val="0"/>
+        <w:pageBreakBefore w:val="0"/>
+        <w:widowControl w:val="0"/>
+        <w:wordWrap/>
+        <w:overflowPunct/>
+        <w:bidi w:val="0"/>
         <w:rPr>
           <w:rFonts w:hint="eastAsia"/>
           <w:lang w:val="en-US" w:eastAsia="zh-CN"/>
@@ -3253,10 +3746,17 @@
     <w:p>
       <w:pPr>
         <w:pStyle w:val="29"/>
+        <w:keepNext w:val="0"/>
+        <w:keepLines w:val="0"/>
+        <w:pageBreakBefore w:val="0"/>
+        <w:widowControl w:val="0"/>
         <w:numPr>
           <w:ilvl w:val="0"/>
           <w:numId w:val="2"/>
         </w:numPr>
+        <w:wordWrap/>
+        <w:overflowPunct/>
+        <w:bidi w:val="0"/>
         <w:ind w:left="425" w:leftChars="0" w:hanging="425" w:firstLineChars="0"/>
         <w:rPr>
           <w:rFonts w:hint="eastAsia"/>
@@ -3274,6 +3774,13 @@
     <w:p>
       <w:pPr>
         <w:pStyle w:val="29"/>
+        <w:keepNext w:val="0"/>
+        <w:keepLines w:val="0"/>
+        <w:pageBreakBefore w:val="0"/>
+        <w:widowControl w:val="0"/>
+        <w:wordWrap/>
+        <w:overflowPunct/>
+        <w:bidi w:val="0"/>
         <w:rPr>
           <w:rFonts w:hint="eastAsia"/>
           <w:lang w:val="en-US" w:eastAsia="zh-CN"/>
@@ -3290,10 +3797,17 @@
     <w:p>
       <w:pPr>
         <w:pStyle w:val="29"/>
+        <w:keepNext w:val="0"/>
+        <w:keepLines w:val="0"/>
+        <w:pageBreakBefore w:val="0"/>
+        <w:widowControl w:val="0"/>
         <w:numPr>
           <w:ilvl w:val="0"/>
           <w:numId w:val="2"/>
         </w:numPr>
+        <w:wordWrap/>
+        <w:overflowPunct/>
+        <w:bidi w:val="0"/>
         <w:ind w:left="425" w:leftChars="0" w:hanging="425" w:firstLineChars="0"/>
         <w:rPr>
           <w:rFonts w:hint="eastAsia"/>
@@ -3311,6 +3825,13 @@
     <w:p>
       <w:pPr>
         <w:pStyle w:val="29"/>
+        <w:keepNext w:val="0"/>
+        <w:keepLines w:val="0"/>
+        <w:pageBreakBefore w:val="0"/>
+        <w:widowControl w:val="0"/>
+        <w:wordWrap/>
+        <w:overflowPunct/>
+        <w:bidi w:val="0"/>
         <w:rPr>
           <w:rFonts w:hint="eastAsia"/>
           <w:lang w:val="en-US" w:eastAsia="zh-CN"/>
@@ -3327,10 +3848,17 @@
     <w:p>
       <w:pPr>
         <w:pStyle w:val="29"/>
+        <w:keepNext w:val="0"/>
+        <w:keepLines w:val="0"/>
+        <w:pageBreakBefore w:val="0"/>
+        <w:widowControl w:val="0"/>
         <w:numPr>
           <w:ilvl w:val="0"/>
           <w:numId w:val="2"/>
         </w:numPr>
+        <w:wordWrap/>
+        <w:overflowPunct/>
+        <w:bidi w:val="0"/>
         <w:ind w:left="425" w:leftChars="0" w:hanging="425" w:firstLineChars="0"/>
         <w:rPr>
           <w:rFonts w:hint="eastAsia"/>
@@ -3348,6 +3876,13 @@
     <w:p>
       <w:pPr>
         <w:pStyle w:val="29"/>
+        <w:keepNext w:val="0"/>
+        <w:keepLines w:val="0"/>
+        <w:pageBreakBefore w:val="0"/>
+        <w:widowControl w:val="0"/>
+        <w:wordWrap/>
+        <w:overflowPunct/>
+        <w:bidi w:val="0"/>
         <w:rPr>
           <w:rFonts w:hint="eastAsia"/>
           <w:lang w:val="en-US" w:eastAsia="zh-CN"/>
@@ -3364,10 +3899,17 @@
     <w:p>
       <w:pPr>
         <w:pStyle w:val="29"/>
+        <w:keepNext w:val="0"/>
+        <w:keepLines w:val="0"/>
+        <w:pageBreakBefore w:val="0"/>
+        <w:widowControl w:val="0"/>
         <w:numPr>
           <w:ilvl w:val="0"/>
           <w:numId w:val="2"/>
         </w:numPr>
+        <w:wordWrap/>
+        <w:overflowPunct/>
+        <w:bidi w:val="0"/>
         <w:ind w:left="425" w:leftChars="0" w:hanging="425" w:firstLineChars="0"/>
         <w:rPr>
           <w:rFonts w:hint="eastAsia"/>
@@ -3385,6 +3927,13 @@
     <w:p>
       <w:pPr>
         <w:pStyle w:val="29"/>
+        <w:keepNext w:val="0"/>
+        <w:keepLines w:val="0"/>
+        <w:pageBreakBefore w:val="0"/>
+        <w:widowControl w:val="0"/>
+        <w:wordWrap/>
+        <w:overflowPunct/>
+        <w:bidi w:val="0"/>
         <w:rPr>
           <w:rFonts w:hint="eastAsia"/>
           <w:lang w:val="en-US" w:eastAsia="zh-CN"/>
@@ -3401,10 +3950,17 @@
     <w:p>
       <w:pPr>
         <w:pStyle w:val="29"/>
+        <w:keepNext w:val="0"/>
+        <w:keepLines w:val="0"/>
+        <w:pageBreakBefore w:val="0"/>
+        <w:widowControl w:val="0"/>
         <w:numPr>
           <w:ilvl w:val="0"/>
           <w:numId w:val="2"/>
         </w:numPr>
+        <w:wordWrap/>
+        <w:overflowPunct/>
+        <w:bidi w:val="0"/>
         <w:ind w:left="425" w:leftChars="0" w:hanging="425" w:firstLineChars="0"/>
         <w:rPr>
           <w:rFonts w:hint="eastAsia"/>
@@ -3422,6 +3978,13 @@
     <w:p>
       <w:pPr>
         <w:pStyle w:val="29"/>
+        <w:keepNext w:val="0"/>
+        <w:keepLines w:val="0"/>
+        <w:pageBreakBefore w:val="0"/>
+        <w:widowControl w:val="0"/>
+        <w:wordWrap/>
+        <w:overflowPunct/>
+        <w:bidi w:val="0"/>
         <w:rPr>
           <w:rFonts w:hint="eastAsia"/>
           <w:lang w:val="en-US" w:eastAsia="zh-CN"/>
@@ -3438,13 +4001,19 @@
     <w:p>
       <w:pPr>
         <w:pStyle w:val="30"/>
-        <w:bidi w:val="0"/>
-        <w:rPr>
-          <w:rFonts w:hint="eastAsia"/>
-          <w:lang w:val="en-US" w:eastAsia="zh-CN"/>
-        </w:rPr>
-      </w:pPr>
-      <w:bookmarkStart w:id="4" w:name="_Toc23203"/>
+        <w:keepNext w:val="0"/>
+        <w:keepLines w:val="0"/>
+        <w:pageBreakBefore w:val="0"/>
+        <w:widowControl w:val="0"/>
+        <w:wordWrap/>
+        <w:overflowPunct/>
+        <w:bidi w:val="0"/>
+        <w:rPr>
+          <w:rFonts w:hint="eastAsia"/>
+          <w:lang w:val="en-US" w:eastAsia="zh-CN"/>
+        </w:rPr>
+      </w:pPr>
+      <w:bookmarkStart w:id="4" w:name="_Toc28015"/>
       <w:r>
         <w:rPr>
           <w:rFonts w:hint="eastAsia"/>
@@ -3457,10 +4026,16 @@
     <w:p>
       <w:pPr>
         <w:pStyle w:val="29"/>
+        <w:keepNext w:val="0"/>
+        <w:keepLines w:val="0"/>
+        <w:pageBreakBefore w:val="0"/>
+        <w:widowControl w:val="0"/>
         <w:numPr>
           <w:ilvl w:val="0"/>
           <w:numId w:val="3"/>
         </w:numPr>
+        <w:wordWrap/>
+        <w:overflowPunct/>
         <w:bidi w:val="0"/>
         <w:ind w:left="425" w:leftChars="0" w:hanging="425" w:firstLineChars="0"/>
         <w:rPr>
@@ -3479,6 +4054,12 @@
     <w:p>
       <w:pPr>
         <w:pStyle w:val="29"/>
+        <w:keepNext w:val="0"/>
+        <w:keepLines w:val="0"/>
+        <w:pageBreakBefore w:val="0"/>
+        <w:widowControl w:val="0"/>
+        <w:wordWrap/>
+        <w:overflowPunct/>
         <w:bidi w:val="0"/>
         <w:rPr>
           <w:rFonts w:hint="default"/>
@@ -3496,10 +4077,16 @@
     <w:p>
       <w:pPr>
         <w:pStyle w:val="29"/>
+        <w:keepNext w:val="0"/>
+        <w:keepLines w:val="0"/>
+        <w:pageBreakBefore w:val="0"/>
+        <w:widowControl w:val="0"/>
         <w:numPr>
           <w:ilvl w:val="0"/>
           <w:numId w:val="3"/>
         </w:numPr>
+        <w:wordWrap/>
+        <w:overflowPunct/>
         <w:bidi w:val="0"/>
         <w:ind w:left="425" w:leftChars="0" w:hanging="425" w:firstLineChars="0"/>
         <w:rPr>
@@ -3518,6 +4105,12 @@
     <w:p>
       <w:pPr>
         <w:pStyle w:val="29"/>
+        <w:keepNext w:val="0"/>
+        <w:keepLines w:val="0"/>
+        <w:pageBreakBefore w:val="0"/>
+        <w:widowControl w:val="0"/>
+        <w:wordWrap/>
+        <w:overflowPunct/>
         <w:bidi w:val="0"/>
         <w:rPr>
           <w:rFonts w:hint="default" w:eastAsia="宋体"/>
@@ -3545,10 +4138,16 @@
     <w:p>
       <w:pPr>
         <w:pStyle w:val="28"/>
+        <w:keepNext w:val="0"/>
+        <w:keepLines w:val="0"/>
+        <w:pageBreakBefore w:val="0"/>
+        <w:widowControl w:val="0"/>
+        <w:wordWrap/>
+        <w:overflowPunct/>
         <w:bidi w:val="0"/>
       </w:pPr>
       <w:bookmarkStart w:id="5" w:name="_Toc30813"/>
-      <w:bookmarkStart w:id="6" w:name="_Toc6844"/>
+      <w:bookmarkStart w:id="6" w:name="_Toc14868"/>
       <w:r>
         <w:rPr>
           <w:rFonts w:hint="eastAsia"/>
@@ -3565,6 +4164,13 @@
     <w:p>
       <w:pPr>
         <w:pStyle w:val="29"/>
+        <w:keepNext w:val="0"/>
+        <w:keepLines w:val="0"/>
+        <w:pageBreakBefore w:val="0"/>
+        <w:widowControl w:val="0"/>
+        <w:wordWrap/>
+        <w:overflowPunct/>
+        <w:bidi w:val="0"/>
         <w:rPr>
           <w:rFonts w:hint="eastAsia"/>
           <w:lang w:val="en-US" w:eastAsia="zh-CN"/>
@@ -3581,10 +4187,16 @@
     <w:p>
       <w:pPr>
         <w:pStyle w:val="29"/>
+        <w:keepNext w:val="0"/>
+        <w:keepLines w:val="0"/>
+        <w:pageBreakBefore w:val="0"/>
+        <w:widowControl w:val="0"/>
         <w:numPr>
           <w:ilvl w:val="0"/>
           <w:numId w:val="4"/>
         </w:numPr>
+        <w:wordWrap/>
+        <w:overflowPunct/>
         <w:bidi w:val="0"/>
         <w:ind w:left="425" w:leftChars="0" w:hanging="425" w:firstLineChars="0"/>
       </w:pPr>
@@ -3595,10 +4207,16 @@
     <w:p>
       <w:pPr>
         <w:pStyle w:val="29"/>
+        <w:keepNext w:val="0"/>
+        <w:keepLines w:val="0"/>
+        <w:pageBreakBefore w:val="0"/>
+        <w:widowControl w:val="0"/>
         <w:numPr>
           <w:ilvl w:val="0"/>
           <w:numId w:val="4"/>
         </w:numPr>
+        <w:wordWrap/>
+        <w:overflowPunct/>
         <w:bidi w:val="0"/>
         <w:ind w:left="425" w:leftChars="0" w:hanging="425" w:firstLineChars="0"/>
       </w:pPr>
@@ -3609,10 +4227,16 @@
     <w:p>
       <w:pPr>
         <w:pStyle w:val="29"/>
+        <w:keepNext w:val="0"/>
+        <w:keepLines w:val="0"/>
+        <w:pageBreakBefore w:val="0"/>
+        <w:widowControl w:val="0"/>
         <w:numPr>
           <w:ilvl w:val="0"/>
           <w:numId w:val="4"/>
         </w:numPr>
+        <w:wordWrap/>
+        <w:overflowPunct/>
         <w:bidi w:val="0"/>
         <w:ind w:left="425" w:leftChars="0" w:hanging="425" w:firstLineChars="0"/>
       </w:pPr>
@@ -3623,10 +4247,16 @@
     <w:p>
       <w:pPr>
         <w:pStyle w:val="29"/>
+        <w:keepNext w:val="0"/>
+        <w:keepLines w:val="0"/>
+        <w:pageBreakBefore w:val="0"/>
+        <w:widowControl w:val="0"/>
         <w:numPr>
           <w:ilvl w:val="0"/>
           <w:numId w:val="4"/>
         </w:numPr>
+        <w:wordWrap/>
+        <w:overflowPunct/>
         <w:bidi w:val="0"/>
         <w:ind w:left="425" w:leftChars="0" w:hanging="425" w:firstLineChars="0"/>
       </w:pPr>
@@ -3637,10 +4267,16 @@
     <w:p>
       <w:pPr>
         <w:pStyle w:val="29"/>
+        <w:keepNext w:val="0"/>
+        <w:keepLines w:val="0"/>
+        <w:pageBreakBefore w:val="0"/>
+        <w:widowControl w:val="0"/>
         <w:numPr>
           <w:ilvl w:val="0"/>
           <w:numId w:val="4"/>
         </w:numPr>
+        <w:wordWrap/>
+        <w:overflowPunct/>
         <w:bidi w:val="0"/>
         <w:ind w:left="425" w:leftChars="0" w:hanging="425" w:firstLineChars="0"/>
       </w:pPr>
@@ -3651,10 +4287,16 @@
     <w:p>
       <w:pPr>
         <w:pStyle w:val="29"/>
+        <w:keepNext w:val="0"/>
+        <w:keepLines w:val="0"/>
+        <w:pageBreakBefore w:val="0"/>
+        <w:widowControl w:val="0"/>
         <w:numPr>
           <w:ilvl w:val="0"/>
           <w:numId w:val="4"/>
         </w:numPr>
+        <w:wordWrap/>
+        <w:overflowPunct/>
         <w:bidi w:val="0"/>
         <w:ind w:left="425" w:leftChars="0" w:hanging="425" w:firstLineChars="0"/>
       </w:pPr>
@@ -3665,10 +4307,16 @@
     <w:p>
       <w:pPr>
         <w:pStyle w:val="29"/>
+        <w:keepNext w:val="0"/>
+        <w:keepLines w:val="0"/>
+        <w:pageBreakBefore w:val="0"/>
+        <w:widowControl w:val="0"/>
         <w:numPr>
           <w:ilvl w:val="0"/>
           <w:numId w:val="4"/>
         </w:numPr>
+        <w:wordWrap/>
+        <w:overflowPunct/>
         <w:bidi w:val="0"/>
         <w:ind w:left="425" w:leftChars="0" w:hanging="425" w:firstLineChars="0"/>
       </w:pPr>
@@ -3679,13 +4327,19 @@
     <w:p>
       <w:pPr>
         <w:pStyle w:val="28"/>
-        <w:bidi w:val="0"/>
-        <w:rPr>
-          <w:rFonts w:hint="eastAsia"/>
-          <w:lang w:val="en-US" w:eastAsia="zh-CN"/>
-        </w:rPr>
-      </w:pPr>
-      <w:bookmarkStart w:id="7" w:name="_Toc7506"/>
+        <w:keepNext w:val="0"/>
+        <w:keepLines w:val="0"/>
+        <w:pageBreakBefore w:val="0"/>
+        <w:widowControl w:val="0"/>
+        <w:wordWrap/>
+        <w:overflowPunct/>
+        <w:bidi w:val="0"/>
+        <w:rPr>
+          <w:rFonts w:hint="eastAsia"/>
+          <w:lang w:val="en-US" w:eastAsia="zh-CN"/>
+        </w:rPr>
+      </w:pPr>
+      <w:bookmarkStart w:id="7" w:name="_Toc4220"/>
       <w:r>
         <w:rPr>
           <w:rFonts w:hint="eastAsia"/>
@@ -3698,13 +4352,19 @@
     <w:p>
       <w:pPr>
         <w:pStyle w:val="30"/>
-        <w:bidi w:val="0"/>
-        <w:rPr>
-          <w:rFonts w:hint="eastAsia"/>
-          <w:lang w:val="en-US" w:eastAsia="zh-CN"/>
-        </w:rPr>
-      </w:pPr>
-      <w:bookmarkStart w:id="8" w:name="_Toc15709"/>
+        <w:keepNext w:val="0"/>
+        <w:keepLines w:val="0"/>
+        <w:pageBreakBefore w:val="0"/>
+        <w:widowControl w:val="0"/>
+        <w:wordWrap/>
+        <w:overflowPunct/>
+        <w:bidi w:val="0"/>
+        <w:rPr>
+          <w:rFonts w:hint="eastAsia"/>
+          <w:lang w:val="en-US" w:eastAsia="zh-CN"/>
+        </w:rPr>
+      </w:pPr>
+      <w:bookmarkStart w:id="8" w:name="_Toc26414"/>
       <w:r>
         <w:rPr>
           <w:rFonts w:hint="eastAsia"/>
@@ -3717,10 +4377,16 @@
     <w:p>
       <w:pPr>
         <w:pStyle w:val="29"/>
+        <w:keepNext w:val="0"/>
+        <w:keepLines w:val="0"/>
+        <w:pageBreakBefore w:val="0"/>
+        <w:widowControl w:val="0"/>
         <w:numPr>
           <w:ilvl w:val="0"/>
           <w:numId w:val="5"/>
         </w:numPr>
+        <w:wordWrap/>
+        <w:overflowPunct/>
         <w:bidi w:val="0"/>
         <w:ind w:left="425" w:leftChars="0" w:hanging="425" w:firstLineChars="0"/>
       </w:pPr>
@@ -3731,10 +4397,16 @@
     <w:p>
       <w:pPr>
         <w:pStyle w:val="29"/>
+        <w:keepNext w:val="0"/>
+        <w:keepLines w:val="0"/>
+        <w:pageBreakBefore w:val="0"/>
+        <w:widowControl w:val="0"/>
         <w:numPr>
           <w:ilvl w:val="0"/>
           <w:numId w:val="5"/>
         </w:numPr>
+        <w:wordWrap/>
+        <w:overflowPunct/>
         <w:bidi w:val="0"/>
         <w:ind w:left="425" w:leftChars="0" w:hanging="425" w:firstLineChars="0"/>
       </w:pPr>
@@ -3745,10 +4417,16 @@
     <w:p>
       <w:pPr>
         <w:pStyle w:val="29"/>
+        <w:keepNext w:val="0"/>
+        <w:keepLines w:val="0"/>
+        <w:pageBreakBefore w:val="0"/>
+        <w:widowControl w:val="0"/>
         <w:numPr>
           <w:ilvl w:val="0"/>
           <w:numId w:val="5"/>
         </w:numPr>
+        <w:wordWrap/>
+        <w:overflowPunct/>
         <w:bidi w:val="0"/>
         <w:ind w:left="425" w:leftChars="0" w:hanging="425" w:firstLineChars="0"/>
       </w:pPr>
@@ -3759,10 +4437,16 @@
     <w:p>
       <w:pPr>
         <w:pStyle w:val="29"/>
+        <w:keepNext w:val="0"/>
+        <w:keepLines w:val="0"/>
+        <w:pageBreakBefore w:val="0"/>
+        <w:widowControl w:val="0"/>
         <w:numPr>
           <w:ilvl w:val="0"/>
           <w:numId w:val="5"/>
         </w:numPr>
+        <w:wordWrap/>
+        <w:overflowPunct/>
         <w:bidi w:val="0"/>
         <w:ind w:left="425" w:leftChars="0" w:hanging="425" w:firstLineChars="0"/>
       </w:pPr>
@@ -3773,10 +4457,16 @@
     <w:p>
       <w:pPr>
         <w:pStyle w:val="29"/>
+        <w:keepNext w:val="0"/>
+        <w:keepLines w:val="0"/>
+        <w:pageBreakBefore w:val="0"/>
+        <w:widowControl w:val="0"/>
         <w:numPr>
           <w:ilvl w:val="0"/>
           <w:numId w:val="5"/>
         </w:numPr>
+        <w:wordWrap/>
+        <w:overflowPunct/>
         <w:bidi w:val="0"/>
         <w:ind w:left="425" w:leftChars="0" w:hanging="425" w:firstLineChars="0"/>
       </w:pPr>
@@ -3787,13 +4477,19 @@
     <w:p>
       <w:pPr>
         <w:pStyle w:val="28"/>
-        <w:bidi w:val="0"/>
-        <w:rPr>
-          <w:rFonts w:hint="default"/>
-          <w:lang w:val="en-US" w:eastAsia="zh-CN"/>
-        </w:rPr>
-      </w:pPr>
-      <w:bookmarkStart w:id="9" w:name="_Toc21641"/>
+        <w:keepNext w:val="0"/>
+        <w:keepLines w:val="0"/>
+        <w:pageBreakBefore w:val="0"/>
+        <w:widowControl w:val="0"/>
+        <w:wordWrap/>
+        <w:overflowPunct/>
+        <w:bidi w:val="0"/>
+        <w:rPr>
+          <w:rFonts w:hint="default"/>
+          <w:lang w:val="en-US" w:eastAsia="zh-CN"/>
+        </w:rPr>
+      </w:pPr>
+      <w:bookmarkStart w:id="9" w:name="_Toc26760"/>
       <w:r>
         <w:rPr>
           <w:rFonts w:hint="eastAsia"/>
@@ -3806,6 +4502,13 @@
     <w:p>
       <w:pPr>
         <w:pStyle w:val="29"/>
+        <w:keepNext w:val="0"/>
+        <w:keepLines w:val="0"/>
+        <w:pageBreakBefore w:val="0"/>
+        <w:widowControl w:val="0"/>
+        <w:wordWrap/>
+        <w:overflowPunct/>
+        <w:bidi w:val="0"/>
         <w:rPr>
           <w:rFonts w:hint="eastAsia"/>
           <w:lang w:val="en-US" w:eastAsia="zh-CN"/>
@@ -3821,6 +4524,13 @@
     </w:p>
     <w:p>
       <w:pPr>
+        <w:keepNext w:val="0"/>
+        <w:keepLines w:val="0"/>
+        <w:pageBreakBefore w:val="0"/>
+        <w:widowControl w:val="0"/>
+        <w:wordWrap/>
+        <w:overflowPunct/>
+        <w:bidi w:val="0"/>
         <w:rPr>
           <w:rFonts w:hint="eastAsia"/>
           <w:lang w:val="en-US" w:eastAsia="zh-CN"/>
@@ -3837,6 +4547,13 @@
     <w:p>
       <w:pPr>
         <w:pStyle w:val="29"/>
+        <w:keepNext w:val="0"/>
+        <w:keepLines w:val="0"/>
+        <w:pageBreakBefore w:val="0"/>
+        <w:widowControl w:val="0"/>
+        <w:wordWrap/>
+        <w:overflowPunct/>
+        <w:bidi w:val="0"/>
         <w:jc w:val="center"/>
         <w:rPr>
           <w:rFonts w:hint="eastAsia"/>
@@ -3938,6 +4655,13 @@
     <w:p>
       <w:pPr>
         <w:pStyle w:val="29"/>
+        <w:keepNext w:val="0"/>
+        <w:keepLines w:val="0"/>
+        <w:pageBreakBefore w:val="0"/>
+        <w:widowControl w:val="0"/>
+        <w:wordWrap/>
+        <w:overflowPunct/>
+        <w:bidi w:val="0"/>
         <w:jc w:val="center"/>
         <w:rPr>
           <w:rFonts w:hint="default"/>
@@ -3950,7 +4674,7 @@
           <w:lang w:val="en-US" w:eastAsia="zh-CN"/>
         </w:rPr>
         <w:object>
-          <v:shape id="_x0000_i1025" o:spt="75" alt="" type="#_x0000_t75" style="height:458.9pt;width:368.65pt;" o:ole="t" filled="f" o:preferrelative="t" stroked="f" coordsize="21600,21600">
+          <v:shape id="_x0000_i1025" o:spt="75" type="#_x0000_t75" style="height:458.9pt;width:368.65pt;" o:ole="t" filled="f" o:preferrelative="t" stroked="f" coordsize="21600,21600">
             <v:path/>
             <v:fill on="f" focussize="0,0"/>
             <v:stroke on="f"/>
@@ -3968,13 +4692,19 @@
     <w:p>
       <w:pPr>
         <w:pStyle w:val="30"/>
-        <w:bidi w:val="0"/>
-        <w:rPr>
-          <w:rFonts w:hint="default"/>
-          <w:lang w:val="en-US" w:eastAsia="zh-CN"/>
-        </w:rPr>
-      </w:pPr>
-      <w:bookmarkStart w:id="10" w:name="_Toc7439"/>
+        <w:keepNext w:val="0"/>
+        <w:keepLines w:val="0"/>
+        <w:pageBreakBefore w:val="0"/>
+        <w:widowControl w:val="0"/>
+        <w:wordWrap/>
+        <w:overflowPunct/>
+        <w:bidi w:val="0"/>
+        <w:rPr>
+          <w:rFonts w:hint="default"/>
+          <w:lang w:val="en-US" w:eastAsia="zh-CN"/>
+        </w:rPr>
+      </w:pPr>
+      <w:bookmarkStart w:id="10" w:name="_Toc23196"/>
       <w:r>
         <w:rPr>
           <w:rFonts w:hint="eastAsia"/>
@@ -3987,13 +4717,19 @@
     <w:p>
       <w:pPr>
         <w:pStyle w:val="31"/>
-        <w:bidi w:val="0"/>
-        <w:rPr>
-          <w:rFonts w:hint="default"/>
-          <w:lang w:val="en-US" w:eastAsia="zh-CN"/>
-        </w:rPr>
-      </w:pPr>
-      <w:bookmarkStart w:id="11" w:name="_Toc32140"/>
+        <w:keepNext w:val="0"/>
+        <w:keepLines w:val="0"/>
+        <w:pageBreakBefore w:val="0"/>
+        <w:widowControl w:val="0"/>
+        <w:wordWrap/>
+        <w:overflowPunct/>
+        <w:bidi w:val="0"/>
+        <w:rPr>
+          <w:rFonts w:hint="default"/>
+          <w:lang w:val="en-US" w:eastAsia="zh-CN"/>
+        </w:rPr>
+      </w:pPr>
+      <w:bookmarkStart w:id="11" w:name="_Toc20134"/>
       <w:r>
         <w:rPr>
           <w:rFonts w:hint="default"/>
@@ -4006,6 +4742,12 @@
     <w:p>
       <w:pPr>
         <w:pStyle w:val="29"/>
+        <w:keepNext w:val="0"/>
+        <w:keepLines w:val="0"/>
+        <w:pageBreakBefore w:val="0"/>
+        <w:widowControl w:val="0"/>
+        <w:wordWrap/>
+        <w:overflowPunct/>
         <w:bidi w:val="0"/>
         <w:rPr>
           <w:rFonts w:hint="default"/>
@@ -4023,6 +4765,12 @@
     <w:p>
       <w:pPr>
         <w:pStyle w:val="29"/>
+        <w:keepNext w:val="0"/>
+        <w:keepLines w:val="0"/>
+        <w:pageBreakBefore w:val="0"/>
+        <w:widowControl w:val="0"/>
+        <w:wordWrap/>
+        <w:overflowPunct/>
         <w:bidi w:val="0"/>
         <w:rPr>
           <w:rFonts w:hint="default"/>
@@ -4040,10 +4788,16 @@
     <w:p>
       <w:pPr>
         <w:pStyle w:val="29"/>
+        <w:keepNext w:val="0"/>
+        <w:keepLines w:val="0"/>
+        <w:pageBreakBefore w:val="0"/>
+        <w:widowControl w:val="0"/>
         <w:numPr>
           <w:ilvl w:val="0"/>
           <w:numId w:val="6"/>
         </w:numPr>
+        <w:wordWrap/>
+        <w:overflowPunct/>
         <w:bidi w:val="0"/>
         <w:ind w:left="425" w:leftChars="0" w:hanging="425" w:firstLineChars="0"/>
         <w:rPr>
@@ -4062,10 +4816,16 @@
     <w:p>
       <w:pPr>
         <w:pStyle w:val="29"/>
+        <w:keepNext w:val="0"/>
+        <w:keepLines w:val="0"/>
+        <w:pageBreakBefore w:val="0"/>
+        <w:widowControl w:val="0"/>
         <w:numPr>
           <w:ilvl w:val="0"/>
           <w:numId w:val="6"/>
         </w:numPr>
+        <w:wordWrap/>
+        <w:overflowPunct/>
         <w:bidi w:val="0"/>
         <w:ind w:left="425" w:leftChars="0" w:hanging="425" w:firstLineChars="0"/>
         <w:rPr>
@@ -4084,10 +4844,16 @@
     <w:p>
       <w:pPr>
         <w:pStyle w:val="29"/>
+        <w:keepNext w:val="0"/>
+        <w:keepLines w:val="0"/>
+        <w:pageBreakBefore w:val="0"/>
+        <w:widowControl w:val="0"/>
         <w:numPr>
           <w:ilvl w:val="0"/>
           <w:numId w:val="6"/>
         </w:numPr>
+        <w:wordWrap/>
+        <w:overflowPunct/>
         <w:bidi w:val="0"/>
         <w:ind w:left="425" w:leftChars="0" w:hanging="425" w:firstLineChars="0"/>
         <w:rPr>
@@ -4106,13 +4872,19 @@
     <w:p>
       <w:pPr>
         <w:pStyle w:val="31"/>
-        <w:bidi w:val="0"/>
-        <w:rPr>
-          <w:rFonts w:hint="default"/>
-          <w:lang w:val="en-US" w:eastAsia="zh-CN"/>
-        </w:rPr>
-      </w:pPr>
-      <w:bookmarkStart w:id="12" w:name="_Toc16730"/>
+        <w:keepNext w:val="0"/>
+        <w:keepLines w:val="0"/>
+        <w:pageBreakBefore w:val="0"/>
+        <w:widowControl w:val="0"/>
+        <w:wordWrap/>
+        <w:overflowPunct/>
+        <w:bidi w:val="0"/>
+        <w:rPr>
+          <w:rFonts w:hint="default"/>
+          <w:lang w:val="en-US" w:eastAsia="zh-CN"/>
+        </w:rPr>
+      </w:pPr>
+      <w:bookmarkStart w:id="12" w:name="_Toc19879"/>
       <w:r>
         <w:rPr>
           <w:rFonts w:hint="eastAsia"/>
@@ -4132,6 +4904,12 @@
     <w:p>
       <w:pPr>
         <w:pStyle w:val="29"/>
+        <w:keepNext w:val="0"/>
+        <w:keepLines w:val="0"/>
+        <w:pageBreakBefore w:val="0"/>
+        <w:widowControl w:val="0"/>
+        <w:wordWrap/>
+        <w:overflowPunct/>
         <w:bidi w:val="0"/>
         <w:rPr>
           <w:rFonts w:hint="default"/>
@@ -4149,6 +4927,12 @@
     <w:p>
       <w:pPr>
         <w:pStyle w:val="29"/>
+        <w:keepNext w:val="0"/>
+        <w:keepLines w:val="0"/>
+        <w:pageBreakBefore w:val="0"/>
+        <w:widowControl w:val="0"/>
+        <w:wordWrap/>
+        <w:overflowPunct/>
         <w:bidi w:val="0"/>
         <w:rPr>
           <w:rFonts w:hint="default"/>
@@ -4180,13 +4964,19 @@
     <w:p>
       <w:pPr>
         <w:pStyle w:val="31"/>
-        <w:bidi w:val="0"/>
-        <w:rPr>
-          <w:rFonts w:hint="eastAsia"/>
-          <w:lang w:val="en-US" w:eastAsia="zh-CN"/>
-        </w:rPr>
-      </w:pPr>
-      <w:bookmarkStart w:id="13" w:name="_Toc19408"/>
+        <w:keepNext w:val="0"/>
+        <w:keepLines w:val="0"/>
+        <w:pageBreakBefore w:val="0"/>
+        <w:widowControl w:val="0"/>
+        <w:wordWrap/>
+        <w:overflowPunct/>
+        <w:bidi w:val="0"/>
+        <w:rPr>
+          <w:rFonts w:hint="eastAsia"/>
+          <w:lang w:val="en-US" w:eastAsia="zh-CN"/>
+        </w:rPr>
+      </w:pPr>
+      <w:bookmarkStart w:id="13" w:name="_Toc20854"/>
       <w:r>
         <w:rPr>
           <w:rFonts w:hint="eastAsia"/>
@@ -4199,19 +4989,209 @@
     <w:p>
       <w:pPr>
         <w:pStyle w:val="29"/>
-        <w:bidi w:val="0"/>
+        <w:keepNext w:val="0"/>
+        <w:keepLines w:val="0"/>
+        <w:pageBreakBefore w:val="0"/>
+        <w:widowControl w:val="0"/>
+        <w:wordWrap/>
+        <w:overflowPunct/>
+        <w:bidi w:val="0"/>
+        <w:rPr>
+          <w:rFonts w:hint="eastAsia"/>
+          <w:lang w:val="en-US" w:eastAsia="zh-CN"/>
+        </w:rPr>
       </w:pPr>
       <w:r>
         <w:rPr>
           <w:rFonts w:hint="eastAsia"/>
         </w:rPr>
         <w:t>事件的紧急度由问题的严重性，并结合用户的要求、服务级别协议来判断，可分为高中低三个级别。</w:t>
+      </w:r>
+      <w:r>
+        <w:rPr>
+          <w:rFonts w:hint="eastAsia"/>
+          <w:lang w:val="en-US" w:eastAsia="zh-CN"/>
+        </w:rPr>
+        <w:t>事件等级如表5-1所示</w:t>
+      </w:r>
+    </w:p>
+    <w:p>
+      <w:pPr>
+        <w:pStyle w:val="39"/>
+        <w:keepNext w:val="0"/>
+        <w:keepLines w:val="0"/>
+        <w:pageBreakBefore w:val="0"/>
+        <w:widowControl w:val="0"/>
+        <w:wordWrap/>
+        <w:overflowPunct/>
+        <w:bidi w:val="0"/>
+        <w:ind w:left="0" w:leftChars="0" w:right="0" w:rightChars="0" w:firstLine="0" w:firstLineChars="0"/>
+        <w:jc w:val="center"/>
+        <w:rPr>
+          <w:rFonts w:hint="default"/>
+          <w:lang w:val="en-US" w:eastAsia="zh-CN"/>
+        </w:rPr>
+      </w:pPr>
+      <w:r>
+        <w:rPr>
+          <w:rFonts w:hint="eastAsia"/>
+          <w:lang w:val="en-US" w:eastAsia="zh-CN"/>
+        </w:rPr>
+        <w:t xml:space="preserve">表 </w:t>
+      </w:r>
+      <w:r>
+        <w:rPr>
+          <w:rFonts w:hint="default"/>
+          <w:lang w:val="en-US" w:eastAsia="zh-CN"/>
+        </w:rPr>
+        <w:fldChar w:fldCharType="begin"/>
+      </w:r>
+      <w:r>
+        <w:rPr>
+          <w:rFonts w:hint="default"/>
+          <w:lang w:val="en-US" w:eastAsia="zh-CN"/>
+        </w:rPr>
+        <w:instrText xml:space="preserve"> </w:instrText>
+      </w:r>
+      <w:r>
+        <w:rPr>
+          <w:rFonts w:hint="default"/>
+        </w:rPr>
+        <w:instrText xml:space="preserve"> </w:instrText>
+      </w:r>
+      <w:r>
+        <w:rPr>
+          <w:rFonts w:hint="eastAsia"/>
+        </w:rPr>
+        <w:instrText xml:space="preserve">S</w:instrText>
+      </w:r>
+      <w:r>
+        <w:rPr>
+          <w:rFonts w:hint="default"/>
+        </w:rPr>
+        <w:instrText xml:space="preserve">TYLEREF "</w:instrText>
+      </w:r>
+      <w:r>
+        <w:rPr>
+          <w:rFonts w:hint="eastAsia"/>
+          <w:lang w:val="en-US" w:eastAsia="zh-CN"/>
+        </w:rPr>
+        <w:instrText xml:space="preserve">柴_标题1</w:instrText>
+      </w:r>
+      <w:r>
+        <w:rPr>
+          <w:rFonts w:hint="default"/>
+        </w:rPr>
+        <w:instrText xml:space="preserve">" \n</w:instrText>
+      </w:r>
+      <w:r>
+        <w:rPr>
+          <w:rFonts w:hint="default"/>
+          <w:lang w:val="en-US" w:eastAsia="zh-CN"/>
+        </w:rPr>
+        <w:instrText xml:space="preserve"> </w:instrText>
+      </w:r>
+      <w:r>
+        <w:instrText xml:space="preserve">\* Charformat</w:instrText>
+      </w:r>
+      <w:r>
+        <w:rPr>
+          <w:rFonts w:hint="default"/>
+          <w:lang w:val="en-US" w:eastAsia="zh-CN"/>
+        </w:rPr>
+        <w:fldChar w:fldCharType="separate"/>
+      </w:r>
+      <w:r>
+        <w:rPr>
+          <w:rFonts w:hint="eastAsia"/>
+          <w:lang w:val="en-US" w:eastAsia="zh-CN"/>
+        </w:rPr>
+        <w:t>5</w:t>
+      </w:r>
+      <w:r>
+        <w:rPr>
+          <w:rFonts w:hint="default"/>
+          <w:lang w:val="en-US" w:eastAsia="zh-CN"/>
+        </w:rPr>
+        <w:fldChar w:fldCharType="end"/>
+      </w:r>
+      <w:r>
+        <w:rPr>
+          <w:rFonts w:hint="eastAsia"/>
+          <w:lang w:val="en-US" w:eastAsia="zh-CN"/>
+        </w:rPr>
+        <w:t>-</w:t>
+      </w:r>
+      <w:r>
+        <w:rPr>
+          <w:rFonts w:hint="eastAsia"/>
+          <w:lang w:val="en-US" w:eastAsia="zh-CN"/>
+        </w:rPr>
+        <w:fldChar w:fldCharType="begin"/>
+      </w:r>
+      <w:r>
+        <w:rPr>
+          <w:rFonts w:hint="default"/>
+        </w:rPr>
+        <w:instrText xml:space="preserve"> </w:instrText>
+      </w:r>
+      <w:r>
+        <w:rPr>
+          <w:rFonts w:hint="eastAsia"/>
+        </w:rPr>
+        <w:instrText xml:space="preserve">S</w:instrText>
+      </w:r>
+      <w:r>
+        <w:rPr>
+          <w:rFonts w:hint="default"/>
+        </w:rPr>
+        <w:instrText xml:space="preserve">EQ </w:instrText>
+      </w:r>
+      <w:r>
+        <w:rPr>
+          <w:rFonts w:hint="eastAsia"/>
+          <w:lang w:val="en-US" w:eastAsia="zh-CN"/>
+        </w:rPr>
+        <w:instrText xml:space="preserve">表</w:instrText>
+      </w:r>
+      <w:r>
+        <w:rPr>
+          <w:rFonts w:hint="default"/>
+        </w:rPr>
+        <w:instrText xml:space="preserve"> \* ARABIC \s 1</w:instrText>
+      </w:r>
+      <w:r>
+        <w:rPr>
+          <w:rFonts w:hint="eastAsia"/>
+          <w:lang w:val="en-US" w:eastAsia="zh-CN"/>
+        </w:rPr>
+        <w:fldChar w:fldCharType="separate"/>
+      </w:r>
+      <w:r>
+        <w:rPr>
+          <w:rFonts w:hint="eastAsia"/>
+        </w:rPr>
+        <w:t>1</w:t>
+      </w:r>
+      <w:r>
+        <w:rPr>
+          <w:rFonts w:hint="eastAsia"/>
+          <w:lang w:val="en-US" w:eastAsia="zh-CN"/>
+        </w:rPr>
+        <w:fldChar w:fldCharType="end"/>
+      </w:r>
+      <w:r>
+        <w:rPr>
+          <w:rFonts w:hint="eastAsia"/>
+          <w:lang w:val="en-US" w:eastAsia="zh-CN"/>
+        </w:rPr>
+        <w:t xml:space="preserve"> 事件紧急度表</w:t>
       </w:r>
     </w:p>
     <w:tbl>
       <w:tblPr>
         <w:tblStyle w:val="20"/>
-        <w:tblW w:w="5000" w:type="pct"/>
+        <w:tblW w:w="8504" w:type="dxa"/>
         <w:tblInd w:w="0" w:type="dxa"/>
         <w:tblBorders>
           <w:top w:val="single" w:color="auto" w:sz="4" w:space="0"/>
@@ -4230,8 +5210,9 @@
         </w:tblCellMar>
       </w:tblPr>
       <w:tblGrid>
-        <w:gridCol w:w="5698"/>
-        <w:gridCol w:w="2618"/>
+        <w:gridCol w:w="1339"/>
+        <w:gridCol w:w="4777"/>
+        <w:gridCol w:w="2388"/>
       </w:tblGrid>
       <w:tr>
         <w:tblPrEx>
@@ -4255,12 +5236,51 @@
         </w:trPr>
         <w:tc>
           <w:tcPr>
-            <w:tcW w:w="3426" w:type="pct"/>
+            <w:tcW w:w="787" w:type="pct"/>
+            <w:vAlign w:val="top"/>
           </w:tcPr>
           <w:p>
             <w:pPr>
               <w:pStyle w:val="29"/>
+              <w:keepNext w:val="0"/>
+              <w:keepLines w:val="0"/>
+              <w:pageBreakBefore w:val="0"/>
+              <w:widowControl w:val="0"/>
+              <w:wordWrap/>
+              <w:overflowPunct/>
               <w:bidi w:val="0"/>
+              <w:ind w:left="0" w:leftChars="0" w:firstLine="0" w:firstLineChars="0"/>
+              <w:rPr>
+                <w:rFonts w:hint="default" w:eastAsia="宋体"/>
+                <w:lang w:val="en-US" w:eastAsia="zh-CN"/>
+              </w:rPr>
+            </w:pPr>
+            <w:r>
+              <w:rPr>
+                <w:rFonts w:hint="eastAsia"/>
+                <w:lang w:val="en-US" w:eastAsia="zh-CN"/>
+              </w:rPr>
+              <w:t>紧急度等级</w:t>
+            </w:r>
+          </w:p>
+        </w:tc>
+        <w:tc>
+          <w:tcPr>
+            <w:tcW w:w="2808" w:type="pct"/>
+            <w:vAlign w:val="top"/>
+          </w:tcPr>
+          <w:p>
+            <w:pPr>
+              <w:pStyle w:val="29"/>
+              <w:keepNext w:val="0"/>
+              <w:keepLines w:val="0"/>
+              <w:pageBreakBefore w:val="0"/>
+              <w:widowControl w:val="0"/>
+              <w:wordWrap/>
+              <w:overflowPunct/>
+              <w:bidi w:val="0"/>
+              <w:ind w:left="0" w:leftChars="0" w:right="0" w:rightChars="0" w:firstLine="0" w:firstLineChars="0"/>
+              <w:jc w:val="center"/>
             </w:pPr>
             <w:r>
               <w:rPr>
@@ -4272,12 +5292,21 @@
         </w:tc>
         <w:tc>
           <w:tcPr>
-            <w:tcW w:w="1574" w:type="pct"/>
+            <w:tcW w:w="1404" w:type="pct"/>
+            <w:vAlign w:val="top"/>
           </w:tcPr>
           <w:p>
             <w:pPr>
               <w:pStyle w:val="29"/>
+              <w:keepNext w:val="0"/>
+              <w:keepLines w:val="0"/>
+              <w:pageBreakBefore w:val="0"/>
+              <w:widowControl w:val="0"/>
+              <w:wordWrap/>
+              <w:overflowPunct/>
               <w:bidi w:val="0"/>
+              <w:ind w:left="0" w:leftChars="0" w:right="0" w:rightChars="0" w:firstLine="0" w:firstLineChars="0"/>
+              <w:jc w:val="center"/>
             </w:pPr>
             <w:r>
               <w:rPr>
@@ -4310,12 +5339,51 @@
         </w:trPr>
         <w:tc>
           <w:tcPr>
-            <w:tcW w:w="3426" w:type="pct"/>
+            <w:tcW w:w="787" w:type="pct"/>
+            <w:vAlign w:val="top"/>
           </w:tcPr>
           <w:p>
             <w:pPr>
               <w:pStyle w:val="29"/>
+              <w:keepNext w:val="0"/>
+              <w:keepLines w:val="0"/>
+              <w:pageBreakBefore w:val="0"/>
+              <w:widowControl w:val="0"/>
+              <w:wordWrap/>
+              <w:overflowPunct/>
               <w:bidi w:val="0"/>
+              <w:ind w:left="0" w:leftChars="0" w:right="0" w:rightChars="0" w:firstLine="0" w:firstLineChars="0"/>
+              <w:jc w:val="center"/>
+              <w:rPr>
+                <w:rFonts w:hint="eastAsia" w:eastAsia="宋体"/>
+                <w:lang w:val="en-US" w:eastAsia="zh-CN"/>
+              </w:rPr>
+            </w:pPr>
+            <w:r>
+              <w:rPr>
+                <w:rFonts w:hint="eastAsia"/>
+                <w:lang w:val="en-US" w:eastAsia="zh-CN"/>
+              </w:rPr>
+              <w:t>高</w:t>
+            </w:r>
+          </w:p>
+        </w:tc>
+        <w:tc>
+          <w:tcPr>
+            <w:tcW w:w="2808" w:type="pct"/>
+            <w:vAlign w:val="top"/>
+          </w:tcPr>
+          <w:p>
+            <w:pPr>
+              <w:pStyle w:val="29"/>
+              <w:keepNext w:val="0"/>
+              <w:keepLines w:val="0"/>
+              <w:pageBreakBefore w:val="0"/>
+              <w:widowControl w:val="0"/>
+              <w:wordWrap/>
+              <w:overflowPunct/>
+              <w:bidi w:val="0"/>
+              <w:ind w:left="0" w:leftChars="0" w:firstLine="0" w:firstLineChars="0"/>
             </w:pPr>
             <w:r>
               <w:rPr>
@@ -4327,12 +5395,21 @@
         </w:tc>
         <w:tc>
           <w:tcPr>
-            <w:tcW w:w="1574" w:type="pct"/>
+            <w:tcW w:w="1404" w:type="pct"/>
+            <w:vAlign w:val="top"/>
           </w:tcPr>
           <w:p>
             <w:pPr>
               <w:pStyle w:val="29"/>
+              <w:keepNext w:val="0"/>
+              <w:keepLines w:val="0"/>
+              <w:pageBreakBefore w:val="0"/>
+              <w:widowControl w:val="0"/>
+              <w:wordWrap/>
+              <w:overflowPunct/>
               <w:bidi w:val="0"/>
+              <w:ind w:left="0" w:leftChars="0" w:right="0" w:rightChars="0" w:firstLine="0" w:firstLineChars="0"/>
+              <w:jc w:val="center"/>
             </w:pPr>
             <w:r>
               <w:t>1</w:t>
@@ -4362,12 +5439,51 @@
         </w:trPr>
         <w:tc>
           <w:tcPr>
-            <w:tcW w:w="3426" w:type="pct"/>
+            <w:tcW w:w="787" w:type="pct"/>
+            <w:vAlign w:val="top"/>
           </w:tcPr>
           <w:p>
             <w:pPr>
               <w:pStyle w:val="29"/>
+              <w:keepNext w:val="0"/>
+              <w:keepLines w:val="0"/>
+              <w:pageBreakBefore w:val="0"/>
+              <w:widowControl w:val="0"/>
+              <w:wordWrap/>
+              <w:overflowPunct/>
               <w:bidi w:val="0"/>
+              <w:ind w:left="0" w:leftChars="0" w:right="0" w:rightChars="0" w:firstLine="0" w:firstLineChars="0"/>
+              <w:jc w:val="center"/>
+              <w:rPr>
+                <w:rFonts w:hint="eastAsia" w:eastAsia="宋体"/>
+                <w:lang w:val="en-US" w:eastAsia="zh-CN"/>
+              </w:rPr>
+            </w:pPr>
+            <w:r>
+              <w:rPr>
+                <w:rFonts w:hint="eastAsia"/>
+                <w:lang w:val="en-US" w:eastAsia="zh-CN"/>
+              </w:rPr>
+              <w:t>中</w:t>
+            </w:r>
+          </w:p>
+        </w:tc>
+        <w:tc>
+          <w:tcPr>
+            <w:tcW w:w="2808" w:type="pct"/>
+            <w:vAlign w:val="top"/>
+          </w:tcPr>
+          <w:p>
+            <w:pPr>
+              <w:pStyle w:val="29"/>
+              <w:keepNext w:val="0"/>
+              <w:keepLines w:val="0"/>
+              <w:pageBreakBefore w:val="0"/>
+              <w:widowControl w:val="0"/>
+              <w:wordWrap/>
+              <w:overflowPunct/>
+              <w:bidi w:val="0"/>
+              <w:ind w:left="0" w:leftChars="0" w:firstLine="0" w:firstLineChars="0"/>
             </w:pPr>
             <w:r>
               <w:rPr>
@@ -4379,12 +5495,21 @@
         </w:tc>
         <w:tc>
           <w:tcPr>
-            <w:tcW w:w="1574" w:type="pct"/>
+            <w:tcW w:w="1404" w:type="pct"/>
+            <w:vAlign w:val="top"/>
           </w:tcPr>
           <w:p>
             <w:pPr>
               <w:pStyle w:val="29"/>
+              <w:keepNext w:val="0"/>
+              <w:keepLines w:val="0"/>
+              <w:pageBreakBefore w:val="0"/>
+              <w:widowControl w:val="0"/>
+              <w:wordWrap/>
+              <w:overflowPunct/>
               <w:bidi w:val="0"/>
+              <w:ind w:left="0" w:leftChars="0" w:right="0" w:rightChars="0" w:firstLine="0" w:firstLineChars="0"/>
+              <w:jc w:val="center"/>
             </w:pPr>
             <w:r>
               <w:t>2</w:t>
@@ -4414,12 +5539,51 @@
         </w:trPr>
         <w:tc>
           <w:tcPr>
-            <w:tcW w:w="3426" w:type="pct"/>
+            <w:tcW w:w="787" w:type="pct"/>
+            <w:vAlign w:val="top"/>
           </w:tcPr>
           <w:p>
             <w:pPr>
               <w:pStyle w:val="29"/>
+              <w:keepNext w:val="0"/>
+              <w:keepLines w:val="0"/>
+              <w:pageBreakBefore w:val="0"/>
+              <w:widowControl w:val="0"/>
+              <w:wordWrap/>
+              <w:overflowPunct/>
               <w:bidi w:val="0"/>
+              <w:ind w:left="0" w:leftChars="0" w:right="0" w:rightChars="0" w:firstLine="0" w:firstLineChars="0"/>
+              <w:jc w:val="center"/>
+              <w:rPr>
+                <w:rFonts w:hint="eastAsia" w:eastAsia="宋体"/>
+                <w:lang w:val="en-US" w:eastAsia="zh-CN"/>
+              </w:rPr>
+            </w:pPr>
+            <w:r>
+              <w:rPr>
+                <w:rFonts w:hint="eastAsia"/>
+                <w:lang w:val="en-US" w:eastAsia="zh-CN"/>
+              </w:rPr>
+              <w:t>低</w:t>
+            </w:r>
+          </w:p>
+        </w:tc>
+        <w:tc>
+          <w:tcPr>
+            <w:tcW w:w="2808" w:type="pct"/>
+            <w:vAlign w:val="top"/>
+          </w:tcPr>
+          <w:p>
+            <w:pPr>
+              <w:pStyle w:val="29"/>
+              <w:keepNext w:val="0"/>
+              <w:keepLines w:val="0"/>
+              <w:pageBreakBefore w:val="0"/>
+              <w:widowControl w:val="0"/>
+              <w:wordWrap/>
+              <w:overflowPunct/>
+              <w:bidi w:val="0"/>
+              <w:ind w:left="0" w:leftChars="0" w:firstLine="0" w:firstLineChars="0"/>
             </w:pPr>
             <w:r>
               <w:rPr>
@@ -4431,12 +5595,21 @@
         </w:tc>
         <w:tc>
           <w:tcPr>
-            <w:tcW w:w="1574" w:type="pct"/>
+            <w:tcW w:w="1404" w:type="pct"/>
+            <w:vAlign w:val="top"/>
           </w:tcPr>
           <w:p>
             <w:pPr>
               <w:pStyle w:val="29"/>
+              <w:keepNext w:val="0"/>
+              <w:keepLines w:val="0"/>
+              <w:pageBreakBefore w:val="0"/>
+              <w:widowControl w:val="0"/>
+              <w:wordWrap/>
+              <w:overflowPunct/>
               <w:bidi w:val="0"/>
+              <w:ind w:left="0" w:leftChars="0" w:right="0" w:rightChars="0" w:firstLine="0" w:firstLineChars="0"/>
+              <w:jc w:val="center"/>
             </w:pPr>
             <w:r>
               <w:t>3</w:t>
@@ -4448,19 +5621,235 @@
     <w:p>
       <w:pPr>
         <w:pStyle w:val="29"/>
-        <w:bidi w:val="0"/>
-      </w:pPr>
-      <w:r>
-        <w:rPr>
-          <w:rFonts w:hint="eastAsia"/>
-        </w:rPr>
-        <w:t>事件的影响范围由事件影响的客户数量，并结合用户的要求、服务级别协议来判断，可分为高中低三个级别。</w:t>
+        <w:keepNext w:val="0"/>
+        <w:keepLines w:val="0"/>
+        <w:pageBreakBefore w:val="0"/>
+        <w:widowControl w:val="0"/>
+        <w:wordWrap/>
+        <w:overflowPunct/>
+        <w:bidi w:val="0"/>
+        <w:rPr>
+          <w:rFonts w:hint="eastAsia"/>
+          <w:lang w:val="en-US" w:eastAsia="zh-CN"/>
+        </w:rPr>
+      </w:pPr>
+      <w:r>
+        <w:rPr>
+          <w:rFonts w:hint="eastAsia"/>
+        </w:rPr>
+        <w:t>事件的影响范围</w:t>
+      </w:r>
+      <w:r>
+        <w:rPr>
+          <w:rFonts w:hint="eastAsia"/>
+          <w:lang w:val="en-US" w:eastAsia="zh-CN"/>
+        </w:rPr>
+        <w:t>主要由</w:t>
+      </w:r>
+      <w:r>
+        <w:rPr>
+          <w:rFonts w:hint="eastAsia"/>
+        </w:rPr>
+        <w:t>由事件影响的客户数量</w:t>
+      </w:r>
+      <w:r>
+        <w:rPr>
+          <w:rFonts w:hint="eastAsia"/>
+          <w:lang w:val="en-US" w:eastAsia="zh-CN"/>
+        </w:rPr>
+        <w:t>决定</w:t>
+      </w:r>
+      <w:r>
+        <w:rPr>
+          <w:rFonts w:hint="eastAsia"/>
+        </w:rPr>
+        <w:t>，结合用户的要求、服务级别协议来判断，可分为高中低三个级别。</w:t>
+      </w:r>
+      <w:r>
+        <w:rPr>
+          <w:rFonts w:hint="eastAsia"/>
+          <w:lang w:val="en-US" w:eastAsia="zh-CN"/>
+        </w:rPr>
+        <w:t>影响范围等级如表5-2所示</w:t>
+      </w:r>
+    </w:p>
+    <w:p>
+      <w:pPr>
+        <w:pStyle w:val="39"/>
+        <w:keepNext w:val="0"/>
+        <w:keepLines w:val="0"/>
+        <w:pageBreakBefore w:val="0"/>
+        <w:widowControl w:val="0"/>
+        <w:wordWrap/>
+        <w:overflowPunct/>
+        <w:bidi w:val="0"/>
+        <w:ind w:left="0" w:leftChars="0" w:right="0" w:rightChars="0" w:firstLine="0" w:firstLineChars="0"/>
+        <w:jc w:val="center"/>
+        <w:rPr>
+          <w:rFonts w:hint="default"/>
+          <w:lang w:val="en-US" w:eastAsia="zh-CN"/>
+        </w:rPr>
+      </w:pPr>
+      <w:r>
+        <w:rPr>
+          <w:rFonts w:hint="eastAsia"/>
+          <w:lang w:val="en-US" w:eastAsia="zh-CN"/>
+        </w:rPr>
+        <w:t xml:space="preserve">表 </w:t>
+      </w:r>
+      <w:r>
+        <w:rPr>
+          <w:rFonts w:hint="default"/>
+          <w:lang w:val="en-US" w:eastAsia="zh-CN"/>
+        </w:rPr>
+        <w:fldChar w:fldCharType="begin"/>
+      </w:r>
+      <w:r>
+        <w:rPr>
+          <w:rFonts w:hint="default"/>
+          <w:lang w:val="en-US" w:eastAsia="zh-CN"/>
+        </w:rPr>
+        <w:instrText xml:space="preserve"> </w:instrText>
+      </w:r>
+      <w:r>
+        <w:rPr>
+          <w:rFonts w:hint="default"/>
+        </w:rPr>
+        <w:instrText xml:space="preserve"> </w:instrText>
+      </w:r>
+      <w:r>
+        <w:rPr>
+          <w:rFonts w:hint="eastAsia"/>
+        </w:rPr>
+        <w:instrText xml:space="preserve">S</w:instrText>
+      </w:r>
+      <w:r>
+        <w:rPr>
+          <w:rFonts w:hint="default"/>
+        </w:rPr>
+        <w:instrText xml:space="preserve">TYLEREF "</w:instrText>
+      </w:r>
+      <w:r>
+        <w:rPr>
+          <w:rFonts w:hint="eastAsia"/>
+          <w:lang w:val="en-US" w:eastAsia="zh-CN"/>
+        </w:rPr>
+        <w:instrText xml:space="preserve">柴_标题1</w:instrText>
+      </w:r>
+      <w:r>
+        <w:rPr>
+          <w:rFonts w:hint="default"/>
+        </w:rPr>
+        <w:instrText xml:space="preserve">" \n</w:instrText>
+      </w:r>
+      <w:r>
+        <w:rPr>
+          <w:rFonts w:hint="default"/>
+          <w:lang w:val="en-US" w:eastAsia="zh-CN"/>
+        </w:rPr>
+        <w:instrText xml:space="preserve"> </w:instrText>
+      </w:r>
+      <w:r>
+        <w:instrText xml:space="preserve">\* Charformat</w:instrText>
+      </w:r>
+      <w:r>
+        <w:rPr>
+          <w:rFonts w:hint="default"/>
+          <w:lang w:val="en-US" w:eastAsia="zh-CN"/>
+        </w:rPr>
+        <w:fldChar w:fldCharType="separate"/>
+      </w:r>
+      <w:r>
+        <w:rPr>
+          <w:rFonts w:hint="eastAsia"/>
+          <w:lang w:val="en-US" w:eastAsia="zh-CN"/>
+        </w:rPr>
+        <w:t>5</w:t>
+      </w:r>
+      <w:r>
+        <w:rPr>
+          <w:rFonts w:hint="default"/>
+          <w:lang w:val="en-US" w:eastAsia="zh-CN"/>
+        </w:rPr>
+        <w:fldChar w:fldCharType="end"/>
+      </w:r>
+      <w:r>
+        <w:rPr>
+          <w:rFonts w:hint="eastAsia"/>
+          <w:lang w:val="en-US" w:eastAsia="zh-CN"/>
+        </w:rPr>
+        <w:t>-</w:t>
+      </w:r>
+      <w:r>
+        <w:rPr>
+          <w:rFonts w:hint="eastAsia"/>
+          <w:lang w:val="en-US" w:eastAsia="zh-CN"/>
+        </w:rPr>
+        <w:fldChar w:fldCharType="begin"/>
+      </w:r>
+      <w:r>
+        <w:rPr>
+          <w:rFonts w:hint="default"/>
+        </w:rPr>
+        <w:instrText xml:space="preserve"> </w:instrText>
+      </w:r>
+      <w:r>
+        <w:rPr>
+          <w:rFonts w:hint="eastAsia"/>
+        </w:rPr>
+        <w:instrText xml:space="preserve">S</w:instrText>
+      </w:r>
+      <w:r>
+        <w:rPr>
+          <w:rFonts w:hint="default"/>
+        </w:rPr>
+        <w:instrText xml:space="preserve">EQ </w:instrText>
+      </w:r>
+      <w:r>
+        <w:rPr>
+          <w:rFonts w:hint="eastAsia"/>
+          <w:lang w:val="en-US" w:eastAsia="zh-CN"/>
+        </w:rPr>
+        <w:instrText xml:space="preserve">表</w:instrText>
+      </w:r>
+      <w:r>
+        <w:rPr>
+          <w:rFonts w:hint="default"/>
+        </w:rPr>
+        <w:instrText xml:space="preserve"> \* ARABIC \s 1</w:instrText>
+      </w:r>
+      <w:r>
+        <w:rPr>
+          <w:rFonts w:hint="eastAsia"/>
+          <w:lang w:val="en-US" w:eastAsia="zh-CN"/>
+        </w:rPr>
+        <w:fldChar w:fldCharType="separate"/>
+      </w:r>
+      <w:r>
+        <w:rPr>
+          <w:rFonts w:hint="eastAsia"/>
+        </w:rPr>
+        <w:t>2</w:t>
+      </w:r>
+      <w:r>
+        <w:rPr>
+          <w:rFonts w:hint="eastAsia"/>
+          <w:lang w:val="en-US" w:eastAsia="zh-CN"/>
+        </w:rPr>
+        <w:fldChar w:fldCharType="end"/>
+      </w:r>
+      <w:r>
+        <w:rPr>
+          <w:rFonts w:hint="eastAsia"/>
+          <w:lang w:val="en-US" w:eastAsia="zh-CN"/>
+        </w:rPr>
+        <w:t xml:space="preserve"> 影响度等级表</w:t>
       </w:r>
     </w:p>
     <w:tbl>
       <w:tblPr>
         <w:tblStyle w:val="20"/>
-        <w:tblW w:w="5000" w:type="pct"/>
+        <w:tblW w:w="8527" w:type="dxa"/>
         <w:tblInd w:w="0" w:type="dxa"/>
         <w:tblBorders>
           <w:top w:val="single" w:color="auto" w:sz="4" w:space="0"/>
@@ -4479,8 +5868,9 @@
         </w:tblCellMar>
       </w:tblPr>
       <w:tblGrid>
-        <w:gridCol w:w="5698"/>
-        <w:gridCol w:w="2618"/>
+        <w:gridCol w:w="1434"/>
+        <w:gridCol w:w="4669"/>
+        <w:gridCol w:w="2424"/>
       </w:tblGrid>
       <w:tr>
         <w:tblPrEx>
@@ -4504,12 +5894,58 @@
         </w:trPr>
         <w:tc>
           <w:tcPr>
-            <w:tcW w:w="3426" w:type="pct"/>
+            <w:tcW w:w="841" w:type="pct"/>
+            <w:shd w:val="clear"/>
+            <w:vAlign w:val="top"/>
           </w:tcPr>
           <w:p>
             <w:pPr>
               <w:pStyle w:val="29"/>
+              <w:keepNext w:val="0"/>
+              <w:keepLines w:val="0"/>
+              <w:pageBreakBefore w:val="0"/>
+              <w:widowControl w:val="0"/>
+              <w:wordWrap/>
+              <w:overflowPunct/>
               <w:bidi w:val="0"/>
+              <w:ind w:left="0" w:leftChars="0" w:right="0" w:rightChars="0" w:firstLine="0" w:firstLineChars="0"/>
+              <w:jc w:val="center"/>
+              <w:rPr>
+                <w:rFonts w:hint="eastAsia" w:ascii="Arial" w:hAnsi="Arial" w:eastAsia="宋体" w:cs="Arial"/>
+                <w:snapToGrid w:val="0"/>
+                <w:color w:val="000000"/>
+                <w:kern w:val="0"/>
+                <w:sz w:val="24"/>
+                <w:szCs w:val="21"/>
+                <w:lang w:val="en-US" w:eastAsia="zh-CN" w:bidi="ar-SA"/>
+              </w:rPr>
+            </w:pPr>
+            <w:r>
+              <w:rPr>
+                <w:rFonts w:hint="eastAsia"/>
+                <w:lang w:val="en-US" w:eastAsia="zh-CN"/>
+              </w:rPr>
+              <w:t>影响度等级</w:t>
+            </w:r>
+          </w:p>
+        </w:tc>
+        <w:tc>
+          <w:tcPr>
+            <w:tcW w:w="2737" w:type="pct"/>
+            <w:vAlign w:val="top"/>
+          </w:tcPr>
+          <w:p>
+            <w:pPr>
+              <w:pStyle w:val="29"/>
+              <w:keepNext w:val="0"/>
+              <w:keepLines w:val="0"/>
+              <w:pageBreakBefore w:val="0"/>
+              <w:widowControl w:val="0"/>
+              <w:wordWrap/>
+              <w:overflowPunct/>
+              <w:bidi w:val="0"/>
+              <w:ind w:left="0" w:leftChars="0" w:right="0" w:rightChars="0" w:firstLine="0" w:firstLineChars="0"/>
+              <w:jc w:val="center"/>
             </w:pPr>
             <w:r>
               <w:rPr>
@@ -4521,11 +5957,18 @@
         </w:tc>
         <w:tc>
           <w:tcPr>
-            <w:tcW w:w="1574" w:type="pct"/>
+            <w:tcW w:w="1421" w:type="pct"/>
+            <w:vAlign w:val="top"/>
           </w:tcPr>
           <w:p>
             <w:pPr>
               <w:pStyle w:val="29"/>
+              <w:keepNext w:val="0"/>
+              <w:keepLines w:val="0"/>
+              <w:pageBreakBefore w:val="0"/>
+              <w:widowControl w:val="0"/>
+              <w:wordWrap/>
+              <w:overflowPunct/>
               <w:bidi w:val="0"/>
             </w:pPr>
             <w:r>
@@ -4559,12 +6002,58 @@
         </w:trPr>
         <w:tc>
           <w:tcPr>
-            <w:tcW w:w="3426" w:type="pct"/>
+            <w:tcW w:w="841" w:type="pct"/>
+            <w:shd w:val="clear"/>
+            <w:vAlign w:val="top"/>
           </w:tcPr>
           <w:p>
             <w:pPr>
               <w:pStyle w:val="29"/>
+              <w:keepNext w:val="0"/>
+              <w:keepLines w:val="0"/>
+              <w:pageBreakBefore w:val="0"/>
+              <w:widowControl w:val="0"/>
+              <w:wordWrap/>
+              <w:overflowPunct/>
               <w:bidi w:val="0"/>
+              <w:ind w:left="0" w:leftChars="0" w:right="0" w:rightChars="0" w:firstLine="0" w:firstLineChars="0"/>
+              <w:jc w:val="center"/>
+              <w:rPr>
+                <w:rFonts w:hint="eastAsia" w:ascii="Arial" w:hAnsi="Arial" w:eastAsia="宋体" w:cs="Arial"/>
+                <w:snapToGrid w:val="0"/>
+                <w:color w:val="000000"/>
+                <w:kern w:val="0"/>
+                <w:sz w:val="24"/>
+                <w:szCs w:val="21"/>
+                <w:lang w:val="en-US" w:eastAsia="zh-CN" w:bidi="ar-SA"/>
+              </w:rPr>
+            </w:pPr>
+            <w:r>
+              <w:rPr>
+                <w:rFonts w:hint="eastAsia"/>
+                <w:lang w:val="en-US" w:eastAsia="zh-CN"/>
+              </w:rPr>
+              <w:t>高</w:t>
+            </w:r>
+          </w:p>
+        </w:tc>
+        <w:tc>
+          <w:tcPr>
+            <w:tcW w:w="2737" w:type="pct"/>
+            <w:vAlign w:val="top"/>
+          </w:tcPr>
+          <w:p>
+            <w:pPr>
+              <w:pStyle w:val="29"/>
+              <w:keepNext w:val="0"/>
+              <w:keepLines w:val="0"/>
+              <w:pageBreakBefore w:val="0"/>
+              <w:widowControl w:val="0"/>
+              <w:wordWrap/>
+              <w:overflowPunct/>
+              <w:bidi w:val="0"/>
+              <w:ind w:left="0" w:leftChars="0" w:right="0" w:rightChars="0" w:firstLine="0" w:firstLineChars="0"/>
+              <w:jc w:val="center"/>
             </w:pPr>
             <w:r>
               <w:rPr>
@@ -4582,18 +6071,27 @@
               <w:t>=6</w:t>
             </w:r>
             <w:r>
-              <w:t xml:space="preserve">0% </w:t>
+              <w:t>0%</w:t>
             </w:r>
           </w:p>
         </w:tc>
         <w:tc>
           <w:tcPr>
-            <w:tcW w:w="1574" w:type="pct"/>
+            <w:tcW w:w="1421" w:type="pct"/>
+            <w:vAlign w:val="top"/>
           </w:tcPr>
           <w:p>
             <w:pPr>
               <w:pStyle w:val="29"/>
+              <w:keepNext w:val="0"/>
+              <w:keepLines w:val="0"/>
+              <w:pageBreakBefore w:val="0"/>
+              <w:widowControl w:val="0"/>
+              <w:wordWrap/>
+              <w:overflowPunct/>
               <w:bidi w:val="0"/>
+              <w:ind w:left="0" w:leftChars="0" w:right="0" w:rightChars="0" w:firstLine="0" w:firstLineChars="0"/>
+              <w:jc w:val="center"/>
             </w:pPr>
             <w:r>
               <w:t>1</w:t>
@@ -4623,12 +6121,58 @@
         </w:trPr>
         <w:tc>
           <w:tcPr>
-            <w:tcW w:w="3426" w:type="pct"/>
+            <w:tcW w:w="841" w:type="pct"/>
+            <w:shd w:val="clear"/>
+            <w:vAlign w:val="top"/>
           </w:tcPr>
           <w:p>
             <w:pPr>
               <w:pStyle w:val="29"/>
+              <w:keepNext w:val="0"/>
+              <w:keepLines w:val="0"/>
+              <w:pageBreakBefore w:val="0"/>
+              <w:widowControl w:val="0"/>
+              <w:wordWrap/>
+              <w:overflowPunct/>
               <w:bidi w:val="0"/>
+              <w:ind w:left="0" w:leftChars="0" w:right="0" w:rightChars="0" w:firstLine="0" w:firstLineChars="0"/>
+              <w:jc w:val="center"/>
+              <w:rPr>
+                <w:rFonts w:hint="eastAsia" w:ascii="Arial" w:hAnsi="Arial" w:eastAsia="宋体" w:cs="Arial"/>
+                <w:snapToGrid w:val="0"/>
+                <w:color w:val="000000"/>
+                <w:kern w:val="0"/>
+                <w:sz w:val="24"/>
+                <w:szCs w:val="21"/>
+                <w:lang w:val="en-US" w:eastAsia="zh-CN" w:bidi="ar-SA"/>
+              </w:rPr>
+            </w:pPr>
+            <w:r>
+              <w:rPr>
+                <w:rFonts w:hint="eastAsia"/>
+                <w:lang w:val="en-US" w:eastAsia="zh-CN"/>
+              </w:rPr>
+              <w:t>中</w:t>
+            </w:r>
+          </w:p>
+        </w:tc>
+        <w:tc>
+          <w:tcPr>
+            <w:tcW w:w="2737" w:type="pct"/>
+            <w:vAlign w:val="top"/>
+          </w:tcPr>
+          <w:p>
+            <w:pPr>
+              <w:pStyle w:val="29"/>
+              <w:keepNext w:val="0"/>
+              <w:keepLines w:val="0"/>
+              <w:pageBreakBefore w:val="0"/>
+              <w:widowControl w:val="0"/>
+              <w:wordWrap/>
+              <w:overflowPunct/>
+              <w:bidi w:val="0"/>
+              <w:ind w:left="0" w:leftChars="0" w:right="0" w:rightChars="0" w:firstLine="0" w:firstLineChars="0"/>
+              <w:jc w:val="center"/>
             </w:pPr>
             <w:r>
               <w:t>2</w:t>
@@ -4658,18 +6202,27 @@
               <w:t>6</w:t>
             </w:r>
             <w:r>
-              <w:t xml:space="preserve">0% </w:t>
+              <w:t>0%</w:t>
             </w:r>
           </w:p>
         </w:tc>
         <w:tc>
           <w:tcPr>
-            <w:tcW w:w="1574" w:type="pct"/>
+            <w:tcW w:w="1421" w:type="pct"/>
+            <w:vAlign w:val="top"/>
           </w:tcPr>
           <w:p>
             <w:pPr>
               <w:pStyle w:val="29"/>
+              <w:keepNext w:val="0"/>
+              <w:keepLines w:val="0"/>
+              <w:pageBreakBefore w:val="0"/>
+              <w:widowControl w:val="0"/>
+              <w:wordWrap/>
+              <w:overflowPunct/>
               <w:bidi w:val="0"/>
+              <w:ind w:left="0" w:leftChars="0" w:right="0" w:rightChars="0" w:firstLine="0" w:firstLineChars="0"/>
+              <w:jc w:val="center"/>
             </w:pPr>
             <w:r>
               <w:t>2</w:t>
@@ -4699,12 +6252,58 @@
         </w:trPr>
         <w:tc>
           <w:tcPr>
-            <w:tcW w:w="3426" w:type="pct"/>
+            <w:tcW w:w="841" w:type="pct"/>
+            <w:shd w:val="clear"/>
+            <w:vAlign w:val="top"/>
           </w:tcPr>
           <w:p>
             <w:pPr>
               <w:pStyle w:val="29"/>
+              <w:keepNext w:val="0"/>
+              <w:keepLines w:val="0"/>
+              <w:pageBreakBefore w:val="0"/>
+              <w:widowControl w:val="0"/>
+              <w:wordWrap/>
+              <w:overflowPunct/>
               <w:bidi w:val="0"/>
+              <w:ind w:left="0" w:leftChars="0" w:right="0" w:rightChars="0" w:firstLine="0" w:firstLineChars="0"/>
+              <w:jc w:val="center"/>
+              <w:rPr>
+                <w:rFonts w:hint="eastAsia" w:ascii="Arial" w:hAnsi="Arial" w:eastAsia="宋体" w:cs="Arial"/>
+                <w:snapToGrid w:val="0"/>
+                <w:color w:val="000000"/>
+                <w:kern w:val="0"/>
+                <w:sz w:val="24"/>
+                <w:szCs w:val="21"/>
+                <w:lang w:val="en-US" w:eastAsia="zh-CN" w:bidi="ar-SA"/>
+              </w:rPr>
+            </w:pPr>
+            <w:r>
+              <w:rPr>
+                <w:rFonts w:hint="eastAsia"/>
+                <w:lang w:val="en-US" w:eastAsia="zh-CN"/>
+              </w:rPr>
+              <w:t>低</w:t>
+            </w:r>
+          </w:p>
+        </w:tc>
+        <w:tc>
+          <w:tcPr>
+            <w:tcW w:w="2737" w:type="pct"/>
+            <w:vAlign w:val="top"/>
+          </w:tcPr>
+          <w:p>
+            <w:pPr>
+              <w:pStyle w:val="29"/>
+              <w:keepNext w:val="0"/>
+              <w:keepLines w:val="0"/>
+              <w:pageBreakBefore w:val="0"/>
+              <w:widowControl w:val="0"/>
+              <w:wordWrap/>
+              <w:overflowPunct/>
+              <w:bidi w:val="0"/>
+              <w:ind w:left="0" w:leftChars="0" w:right="0" w:rightChars="0" w:firstLine="0" w:firstLineChars="0"/>
+              <w:jc w:val="center"/>
             </w:pPr>
             <w:r>
               <w:t>2</w:t>
@@ -4725,18 +6324,27 @@
               <w:t>影响用户群</w:t>
             </w:r>
             <w:r>
-              <w:t xml:space="preserve">&lt;10% </w:t>
+              <w:t>&lt;10%</w:t>
             </w:r>
           </w:p>
         </w:tc>
         <w:tc>
           <w:tcPr>
-            <w:tcW w:w="1574" w:type="pct"/>
+            <w:tcW w:w="1421" w:type="pct"/>
+            <w:vAlign w:val="top"/>
           </w:tcPr>
           <w:p>
             <w:pPr>
               <w:pStyle w:val="29"/>
+              <w:keepNext w:val="0"/>
+              <w:keepLines w:val="0"/>
+              <w:pageBreakBefore w:val="0"/>
+              <w:widowControl w:val="0"/>
+              <w:wordWrap/>
+              <w:overflowPunct/>
               <w:bidi w:val="0"/>
+              <w:ind w:left="0" w:leftChars="0" w:right="0" w:rightChars="0" w:firstLine="0" w:firstLineChars="0"/>
+              <w:jc w:val="center"/>
             </w:pPr>
             <w:r>
               <w:t>3</w:t>
@@ -4748,22 +6356,273 @@
     <w:p>
       <w:pPr>
         <w:pStyle w:val="29"/>
-        <w:bidi w:val="0"/>
-      </w:pPr>
-      <w:r>
-        <w:t>事件的优先级由事件的影响范围和紧急度共同确定。</w:t>
-      </w:r>
+        <w:keepNext w:val="0"/>
+        <w:keepLines w:val="0"/>
+        <w:pageBreakBefore w:val="0"/>
+        <w:widowControl w:val="0"/>
+        <w:wordWrap/>
+        <w:overflowPunct/>
+        <w:bidi w:val="0"/>
+        <w:ind w:left="0" w:leftChars="0" w:right="0" w:rightChars="0" w:firstLine="0" w:firstLineChars="0"/>
+        <w:jc w:val="center"/>
+        <w:rPr>
+          <w:rFonts w:hint="eastAsia"/>
+        </w:rPr>
+      </w:pPr>
+      <w:r>
+        <w:t>事件的优先级由事件的影响范围和紧急度共同确定</w:t>
+      </w:r>
+      <w:r>
+        <w:rPr>
+          <w:rFonts w:hint="eastAsia"/>
+          <w:lang w:eastAsia="zh-CN"/>
+        </w:rPr>
+        <w:t>，</w:t>
+      </w:r>
+      <w:r>
+        <w:rPr>
+          <w:rFonts w:hint="eastAsia"/>
+          <w:lang w:val="en-US" w:eastAsia="zh-CN"/>
+        </w:rPr>
+        <w:t>计算方式为</w:t>
+      </w:r>
+      <m:oMath>
+        <m:r>
+          <m:rPr>
+            <m:sty m:val="p"/>
+          </m:rPr>
+          <w:rPr>
+            <w:rFonts w:hint="eastAsia"/>
+          </w:rPr>
+          <m:t>优先级＝紧急度</m:t>
+        </m:r>
+        <m:r>
+          <m:rPr>
+            <m:sty m:val="p"/>
+          </m:rPr>
+          <w:rPr>
+            <w:rFonts w:hint="eastAsia"/>
+          </w:rPr>
+          <m:t>×影响度</m:t>
+        </m:r>
+      </m:oMath>
     </w:p>
     <w:p>
       <w:pPr>
         <w:pStyle w:val="29"/>
-        <w:bidi w:val="0"/>
-      </w:pPr>
-      <w:r>
-        <w:rPr>
-          <w:rFonts w:hint="eastAsia"/>
-        </w:rPr>
-        <w:t>优先级＝影响度×紧急度。</w:t>
+        <w:keepNext w:val="0"/>
+        <w:keepLines w:val="0"/>
+        <w:pageBreakBefore w:val="0"/>
+        <w:widowControl w:val="0"/>
+        <w:wordWrap/>
+        <w:overflowPunct/>
+        <w:bidi w:val="0"/>
+        <w:rPr>
+          <w:rFonts w:hint="eastAsia"/>
+          <w:lang w:val="en-US" w:eastAsia="zh-CN"/>
+        </w:rPr>
+      </w:pPr>
+      <w:r>
+        <w:rPr>
+          <w:rFonts w:hint="eastAsia"/>
+          <w:lang w:val="en-US" w:eastAsia="zh-CN"/>
+        </w:rPr>
+        <w:t>影响度与紧急度计算矩阵如表5-3所示</w:t>
+      </w:r>
+    </w:p>
+    <w:p>
+      <w:pPr>
+        <w:keepNext w:val="0"/>
+        <w:keepLines w:val="0"/>
+        <w:pageBreakBefore w:val="0"/>
+        <w:widowControl w:val="0"/>
+        <w:wordWrap/>
+        <w:overflowPunct/>
+        <w:bidi w:val="0"/>
+        <w:rPr>
+          <w:rFonts w:hint="eastAsia"/>
+          <w:lang w:val="en-US" w:eastAsia="zh-CN"/>
+        </w:rPr>
+      </w:pPr>
+      <w:r>
+        <w:rPr>
+          <w:rFonts w:hint="eastAsia"/>
+          <w:lang w:val="en-US" w:eastAsia="zh-CN"/>
+        </w:rPr>
+        <w:br w:type="page"/>
+      </w:r>
+    </w:p>
+    <w:p>
+      <w:pPr>
+        <w:pStyle w:val="39"/>
+        <w:keepNext w:val="0"/>
+        <w:keepLines w:val="0"/>
+        <w:pageBreakBefore w:val="0"/>
+        <w:widowControl w:val="0"/>
+        <w:wordWrap/>
+        <w:overflowPunct/>
+        <w:bidi w:val="0"/>
+        <w:ind w:left="0" w:leftChars="0" w:right="0" w:rightChars="0" w:firstLine="0" w:firstLineChars="0"/>
+        <w:jc w:val="center"/>
+        <w:rPr>
+          <w:rFonts w:hint="default"/>
+          <w:lang w:val="en-US" w:eastAsia="zh-CN"/>
+        </w:rPr>
+      </w:pPr>
+      <w:r>
+        <w:rPr>
+          <w:rFonts w:hint="eastAsia"/>
+          <w:lang w:val="en-US" w:eastAsia="zh-CN"/>
+        </w:rPr>
+        <w:t xml:space="preserve">表 </w:t>
+      </w:r>
+      <w:r>
+        <w:rPr>
+          <w:rFonts w:hint="default"/>
+          <w:lang w:val="en-US" w:eastAsia="zh-CN"/>
+        </w:rPr>
+        <w:fldChar w:fldCharType="begin"/>
+      </w:r>
+      <w:r>
+        <w:rPr>
+          <w:rFonts w:hint="default"/>
+          <w:lang w:val="en-US" w:eastAsia="zh-CN"/>
+        </w:rPr>
+        <w:instrText xml:space="preserve"> </w:instrText>
+      </w:r>
+      <w:r>
+        <w:rPr>
+          <w:rFonts w:hint="default"/>
+        </w:rPr>
+        <w:instrText xml:space="preserve"> </w:instrText>
+      </w:r>
+      <w:r>
+        <w:rPr>
+          <w:rFonts w:hint="eastAsia"/>
+        </w:rPr>
+        <w:instrText xml:space="preserve">S</w:instrText>
+      </w:r>
+      <w:r>
+        <w:rPr>
+          <w:rFonts w:hint="default"/>
+        </w:rPr>
+        <w:instrText xml:space="preserve">TYLEREF "</w:instrText>
+      </w:r>
+      <w:r>
+        <w:rPr>
+          <w:rFonts w:hint="eastAsia"/>
+          <w:lang w:val="en-US" w:eastAsia="zh-CN"/>
+        </w:rPr>
+        <w:instrText xml:space="preserve">柴_标题1</w:instrText>
+      </w:r>
+      <w:r>
+        <w:rPr>
+          <w:rFonts w:hint="default"/>
+        </w:rPr>
+        <w:instrText xml:space="preserve">" \n</w:instrText>
+      </w:r>
+      <w:r>
+        <w:rPr>
+          <w:rFonts w:hint="default"/>
+          <w:lang w:val="en-US" w:eastAsia="zh-CN"/>
+        </w:rPr>
+        <w:instrText xml:space="preserve"> </w:instrText>
+      </w:r>
+      <w:r>
+        <w:instrText xml:space="preserve">\* Charformat</w:instrText>
+      </w:r>
+      <w:r>
+        <w:rPr>
+          <w:rFonts w:hint="default"/>
+          <w:lang w:val="en-US" w:eastAsia="zh-CN"/>
+        </w:rPr>
+        <w:fldChar w:fldCharType="separate"/>
+      </w:r>
+      <w:r>
+        <w:rPr>
+          <w:rFonts w:hint="eastAsia"/>
+          <w:lang w:val="en-US" w:eastAsia="zh-CN"/>
+        </w:rPr>
+        <w:t>5</w:t>
+      </w:r>
+      <w:r>
+        <w:rPr>
+          <w:rFonts w:hint="default"/>
+          <w:lang w:val="en-US" w:eastAsia="zh-CN"/>
+        </w:rPr>
+        <w:fldChar w:fldCharType="end"/>
+      </w:r>
+      <w:r>
+        <w:rPr>
+          <w:rFonts w:hint="eastAsia"/>
+          <w:lang w:val="en-US" w:eastAsia="zh-CN"/>
+        </w:rPr>
+        <w:t>-</w:t>
+      </w:r>
+      <w:r>
+        <w:rPr>
+          <w:rFonts w:hint="eastAsia"/>
+          <w:lang w:val="en-US" w:eastAsia="zh-CN"/>
+        </w:rPr>
+        <w:fldChar w:fldCharType="begin"/>
+      </w:r>
+      <w:r>
+        <w:rPr>
+          <w:rFonts w:hint="default"/>
+        </w:rPr>
+        <w:instrText xml:space="preserve"> </w:instrText>
+      </w:r>
+      <w:r>
+        <w:rPr>
+          <w:rFonts w:hint="eastAsia"/>
+        </w:rPr>
+        <w:instrText xml:space="preserve">S</w:instrText>
+      </w:r>
+      <w:r>
+        <w:rPr>
+          <w:rFonts w:hint="default"/>
+        </w:rPr>
+        <w:instrText xml:space="preserve">EQ </w:instrText>
+      </w:r>
+      <w:r>
+        <w:rPr>
+          <w:rFonts w:hint="eastAsia"/>
+          <w:lang w:val="en-US" w:eastAsia="zh-CN"/>
+        </w:rPr>
+        <w:instrText xml:space="preserve">表</w:instrText>
+      </w:r>
+      <w:r>
+        <w:rPr>
+          <w:rFonts w:hint="default"/>
+        </w:rPr>
+        <w:instrText xml:space="preserve"> \* ARABIC \s 1</w:instrText>
+      </w:r>
+      <w:r>
+        <w:rPr>
+          <w:rFonts w:hint="eastAsia"/>
+          <w:lang w:val="en-US" w:eastAsia="zh-CN"/>
+        </w:rPr>
+        <w:fldChar w:fldCharType="separate"/>
+      </w:r>
+      <w:r>
+        <w:rPr>
+          <w:rFonts w:hint="eastAsia"/>
+        </w:rPr>
+        <w:t>3</w:t>
+      </w:r>
+      <w:r>
+        <w:rPr>
+          <w:rFonts w:hint="eastAsia"/>
+          <w:lang w:val="en-US" w:eastAsia="zh-CN"/>
+        </w:rPr>
+        <w:fldChar w:fldCharType="end"/>
+      </w:r>
+      <w:r>
+        <w:rPr>
+          <w:rFonts w:hint="eastAsia"/>
+          <w:lang w:val="en-US" w:eastAsia="zh-CN"/>
+        </w:rPr>
+        <w:t xml:space="preserve"> 影响度与紧急度计算矩阵表</w:t>
       </w:r>
     </w:p>
     <w:tbl>
@@ -4822,6 +6681,12 @@
           <w:p>
             <w:pPr>
               <w:pStyle w:val="29"/>
+              <w:keepNext w:val="0"/>
+              <w:keepLines w:val="0"/>
+              <w:pageBreakBefore w:val="0"/>
+              <w:widowControl w:val="0"/>
+              <w:wordWrap/>
+              <w:overflowPunct/>
               <w:bidi w:val="0"/>
               <w:rPr>
                 <w:rFonts w:hint="eastAsia" w:ascii="宋体" w:hAnsi="宋体" w:eastAsia="宋体" w:cs="宋体"/>
@@ -4848,6 +6713,12 @@
           <w:p>
             <w:pPr>
               <w:pStyle w:val="29"/>
+              <w:keepNext w:val="0"/>
+              <w:keepLines w:val="0"/>
+              <w:pageBreakBefore w:val="0"/>
+              <w:widowControl w:val="0"/>
+              <w:wordWrap/>
+              <w:overflowPunct/>
               <w:bidi w:val="0"/>
               <w:rPr>
                 <w:rFonts w:hint="eastAsia" w:ascii="宋体" w:hAnsi="宋体" w:eastAsia="宋体" w:cs="宋体"/>
@@ -4893,6 +6764,12 @@
           <w:p>
             <w:pPr>
               <w:pStyle w:val="29"/>
+              <w:keepNext w:val="0"/>
+              <w:keepLines w:val="0"/>
+              <w:pageBreakBefore w:val="0"/>
+              <w:widowControl w:val="0"/>
+              <w:wordWrap/>
+              <w:overflowPunct/>
               <w:bidi w:val="0"/>
               <w:rPr>
                 <w:rFonts w:hint="eastAsia" w:ascii="宋体" w:hAnsi="宋体" w:eastAsia="宋体" w:cs="宋体"/>
@@ -4910,6 +6787,12 @@
           <w:p>
             <w:pPr>
               <w:pStyle w:val="29"/>
+              <w:keepNext w:val="0"/>
+              <w:keepLines w:val="0"/>
+              <w:pageBreakBefore w:val="0"/>
+              <w:widowControl w:val="0"/>
+              <w:wordWrap/>
+              <w:overflowPunct/>
               <w:bidi w:val="0"/>
               <w:rPr>
                 <w:rFonts w:hint="eastAsia" w:ascii="宋体" w:hAnsi="宋体" w:eastAsia="宋体" w:cs="宋体"/>
@@ -4935,6 +6818,12 @@
           <w:p>
             <w:pPr>
               <w:pStyle w:val="29"/>
+              <w:keepNext w:val="0"/>
+              <w:keepLines w:val="0"/>
+              <w:pageBreakBefore w:val="0"/>
+              <w:widowControl w:val="0"/>
+              <w:wordWrap/>
+              <w:overflowPunct/>
               <w:bidi w:val="0"/>
               <w:rPr>
                 <w:rFonts w:hint="eastAsia" w:ascii="宋体" w:hAnsi="宋体" w:eastAsia="宋体" w:cs="宋体"/>
@@ -4960,6 +6849,12 @@
           <w:p>
             <w:pPr>
               <w:pStyle w:val="29"/>
+              <w:keepNext w:val="0"/>
+              <w:keepLines w:val="0"/>
+              <w:pageBreakBefore w:val="0"/>
+              <w:widowControl w:val="0"/>
+              <w:wordWrap/>
+              <w:overflowPunct/>
               <w:bidi w:val="0"/>
               <w:rPr>
                 <w:rFonts w:hint="eastAsia" w:ascii="宋体" w:hAnsi="宋体" w:eastAsia="宋体" w:cs="宋体"/>
@@ -5007,21 +6902,29 @@
           <w:p>
             <w:pPr>
               <w:pStyle w:val="29"/>
+              <w:keepNext w:val="0"/>
+              <w:keepLines w:val="0"/>
+              <w:pageBreakBefore w:val="0"/>
+              <w:widowControl w:val="0"/>
+              <w:wordWrap/>
+              <w:overflowPunct/>
               <w:bidi w:val="0"/>
               <w:ind w:left="0" w:leftChars="0" w:firstLine="0" w:firstLineChars="0"/>
               <w:rPr>
                 <w:rFonts w:hint="eastAsia" w:ascii="宋体" w:hAnsi="宋体" w:eastAsia="宋体" w:cs="宋体"/>
                 <w:sz w:val="18"/>
                 <w:szCs w:val="18"/>
+                <w:lang w:val="en-US" w:eastAsia="zh-CN"/>
               </w:rPr>
             </w:pPr>
             <w:r>
               <w:rPr>
-                <w:rFonts w:hint="eastAsia" w:ascii="宋体" w:hAnsi="宋体" w:eastAsia="宋体" w:cs="宋体"/>
+                <w:rFonts w:hint="eastAsia" w:ascii="宋体" w:hAnsi="宋体" w:cs="宋体"/>
                 <w:sz w:val="18"/>
                 <w:szCs w:val="18"/>
-              </w:rPr>
-              <w:t>影响程度</w:t>
+                <w:lang w:val="en-US" w:eastAsia="zh-CN"/>
+              </w:rPr>
+              <w:t>紧急度</w:t>
             </w:r>
           </w:p>
         </w:tc>
@@ -5033,6 +6936,12 @@
           <w:p>
             <w:pPr>
               <w:pStyle w:val="29"/>
+              <w:keepNext w:val="0"/>
+              <w:keepLines w:val="0"/>
+              <w:pageBreakBefore w:val="0"/>
+              <w:widowControl w:val="0"/>
+              <w:wordWrap/>
+              <w:overflowPunct/>
               <w:bidi w:val="0"/>
               <w:rPr>
                 <w:rFonts w:hint="eastAsia" w:ascii="宋体" w:hAnsi="宋体" w:eastAsia="宋体" w:cs="宋体"/>
@@ -5058,6 +6967,12 @@
           <w:p>
             <w:pPr>
               <w:pStyle w:val="29"/>
+              <w:keepNext w:val="0"/>
+              <w:keepLines w:val="0"/>
+              <w:pageBreakBefore w:val="0"/>
+              <w:widowControl w:val="0"/>
+              <w:wordWrap/>
+              <w:overflowPunct/>
               <w:bidi w:val="0"/>
               <w:rPr>
                 <w:rFonts w:hint="eastAsia" w:ascii="宋体" w:hAnsi="宋体" w:eastAsia="宋体" w:cs="宋体"/>
@@ -5083,6 +6998,12 @@
           <w:p>
             <w:pPr>
               <w:pStyle w:val="29"/>
+              <w:keepNext w:val="0"/>
+              <w:keepLines w:val="0"/>
+              <w:pageBreakBefore w:val="0"/>
+              <w:widowControl w:val="0"/>
+              <w:wordWrap/>
+              <w:overflowPunct/>
               <w:bidi w:val="0"/>
               <w:rPr>
                 <w:rFonts w:hint="eastAsia" w:ascii="宋体" w:hAnsi="宋体" w:eastAsia="宋体" w:cs="宋体"/>
@@ -5108,6 +7029,12 @@
           <w:p>
             <w:pPr>
               <w:pStyle w:val="29"/>
+              <w:keepNext w:val="0"/>
+              <w:keepLines w:val="0"/>
+              <w:pageBreakBefore w:val="0"/>
+              <w:widowControl w:val="0"/>
+              <w:wordWrap/>
+              <w:overflowPunct/>
               <w:bidi w:val="0"/>
               <w:rPr>
                 <w:rFonts w:hint="eastAsia" w:ascii="宋体" w:hAnsi="宋体" w:eastAsia="宋体" w:cs="宋体"/>
@@ -5155,6 +7082,12 @@
           <w:p>
             <w:pPr>
               <w:pStyle w:val="29"/>
+              <w:keepNext w:val="0"/>
+              <w:keepLines w:val="0"/>
+              <w:pageBreakBefore w:val="0"/>
+              <w:widowControl w:val="0"/>
+              <w:wordWrap/>
+              <w:overflowPunct/>
               <w:bidi w:val="0"/>
               <w:rPr>
                 <w:rFonts w:hint="eastAsia" w:ascii="宋体" w:hAnsi="宋体" w:eastAsia="宋体" w:cs="宋体"/>
@@ -5172,6 +7105,12 @@
           <w:p>
             <w:pPr>
               <w:pStyle w:val="29"/>
+              <w:keepNext w:val="0"/>
+              <w:keepLines w:val="0"/>
+              <w:pageBreakBefore w:val="0"/>
+              <w:widowControl w:val="0"/>
+              <w:wordWrap/>
+              <w:overflowPunct/>
               <w:bidi w:val="0"/>
               <w:rPr>
                 <w:rFonts w:hint="eastAsia" w:ascii="宋体" w:hAnsi="宋体" w:eastAsia="宋体" w:cs="宋体"/>
@@ -5197,6 +7136,12 @@
           <w:p>
             <w:pPr>
               <w:pStyle w:val="29"/>
+              <w:keepNext w:val="0"/>
+              <w:keepLines w:val="0"/>
+              <w:pageBreakBefore w:val="0"/>
+              <w:widowControl w:val="0"/>
+              <w:wordWrap/>
+              <w:overflowPunct/>
               <w:bidi w:val="0"/>
               <w:rPr>
                 <w:rFonts w:hint="eastAsia" w:ascii="宋体" w:hAnsi="宋体" w:eastAsia="宋体" w:cs="宋体"/>
@@ -5222,6 +7167,12 @@
           <w:p>
             <w:pPr>
               <w:pStyle w:val="29"/>
+              <w:keepNext w:val="0"/>
+              <w:keepLines w:val="0"/>
+              <w:pageBreakBefore w:val="0"/>
+              <w:widowControl w:val="0"/>
+              <w:wordWrap/>
+              <w:overflowPunct/>
               <w:bidi w:val="0"/>
               <w:rPr>
                 <w:rFonts w:hint="eastAsia" w:ascii="宋体" w:hAnsi="宋体" w:eastAsia="宋体" w:cs="宋体"/>
@@ -5247,6 +7198,12 @@
           <w:p>
             <w:pPr>
               <w:pStyle w:val="29"/>
+              <w:keepNext w:val="0"/>
+              <w:keepLines w:val="0"/>
+              <w:pageBreakBefore w:val="0"/>
+              <w:widowControl w:val="0"/>
+              <w:wordWrap/>
+              <w:overflowPunct/>
               <w:bidi w:val="0"/>
               <w:rPr>
                 <w:rFonts w:hint="eastAsia" w:ascii="宋体" w:hAnsi="宋体" w:eastAsia="宋体" w:cs="宋体"/>
@@ -5294,6 +7251,12 @@
           <w:p>
             <w:pPr>
               <w:pStyle w:val="29"/>
+              <w:keepNext w:val="0"/>
+              <w:keepLines w:val="0"/>
+              <w:pageBreakBefore w:val="0"/>
+              <w:widowControl w:val="0"/>
+              <w:wordWrap/>
+              <w:overflowPunct/>
               <w:bidi w:val="0"/>
               <w:rPr>
                 <w:rFonts w:hint="eastAsia" w:ascii="宋体" w:hAnsi="宋体" w:eastAsia="宋体" w:cs="宋体"/>
@@ -5311,6 +7274,12 @@
           <w:p>
             <w:pPr>
               <w:pStyle w:val="29"/>
+              <w:keepNext w:val="0"/>
+              <w:keepLines w:val="0"/>
+              <w:pageBreakBefore w:val="0"/>
+              <w:widowControl w:val="0"/>
+              <w:wordWrap/>
+              <w:overflowPunct/>
               <w:bidi w:val="0"/>
               <w:rPr>
                 <w:rFonts w:hint="eastAsia" w:ascii="宋体" w:hAnsi="宋体" w:eastAsia="宋体" w:cs="宋体"/>
@@ -5336,6 +7305,12 @@
           <w:p>
             <w:pPr>
               <w:pStyle w:val="29"/>
+              <w:keepNext w:val="0"/>
+              <w:keepLines w:val="0"/>
+              <w:pageBreakBefore w:val="0"/>
+              <w:widowControl w:val="0"/>
+              <w:wordWrap/>
+              <w:overflowPunct/>
               <w:bidi w:val="0"/>
               <w:rPr>
                 <w:rFonts w:hint="eastAsia" w:ascii="宋体" w:hAnsi="宋体" w:eastAsia="宋体" w:cs="宋体"/>
@@ -5361,6 +7336,12 @@
           <w:p>
             <w:pPr>
               <w:pStyle w:val="29"/>
+              <w:keepNext w:val="0"/>
+              <w:keepLines w:val="0"/>
+              <w:pageBreakBefore w:val="0"/>
+              <w:widowControl w:val="0"/>
+              <w:wordWrap/>
+              <w:overflowPunct/>
               <w:bidi w:val="0"/>
               <w:rPr>
                 <w:rFonts w:hint="eastAsia" w:ascii="宋体" w:hAnsi="宋体" w:eastAsia="宋体" w:cs="宋体"/>
@@ -5386,6 +7367,12 @@
           <w:p>
             <w:pPr>
               <w:pStyle w:val="29"/>
+              <w:keepNext w:val="0"/>
+              <w:keepLines w:val="0"/>
+              <w:pageBreakBefore w:val="0"/>
+              <w:widowControl w:val="0"/>
+              <w:wordWrap/>
+              <w:overflowPunct/>
               <w:bidi w:val="0"/>
               <w:rPr>
                 <w:rFonts w:hint="eastAsia" w:ascii="宋体" w:hAnsi="宋体" w:eastAsia="宋体" w:cs="宋体"/>
@@ -5408,6 +7395,12 @@
     <w:p>
       <w:pPr>
         <w:pStyle w:val="29"/>
+        <w:keepNext w:val="0"/>
+        <w:keepLines w:val="0"/>
+        <w:pageBreakBefore w:val="0"/>
+        <w:widowControl w:val="0"/>
+        <w:wordWrap/>
+        <w:overflowPunct/>
         <w:bidi w:val="0"/>
       </w:pPr>
       <w:r>
@@ -5420,6 +7413,12 @@
     <w:p>
       <w:pPr>
         <w:pStyle w:val="29"/>
+        <w:keepNext w:val="0"/>
+        <w:keepLines w:val="0"/>
+        <w:pageBreakBefore w:val="0"/>
+        <w:widowControl w:val="0"/>
+        <w:wordWrap/>
+        <w:overflowPunct/>
         <w:bidi w:val="0"/>
       </w:pPr>
       <w:r>
@@ -5456,6 +7455,12 @@
     <w:p>
       <w:pPr>
         <w:pStyle w:val="29"/>
+        <w:keepNext w:val="0"/>
+        <w:keepLines w:val="0"/>
+        <w:pageBreakBefore w:val="0"/>
+        <w:widowControl w:val="0"/>
+        <w:wordWrap/>
+        <w:overflowPunct/>
         <w:bidi w:val="0"/>
       </w:pPr>
       <w:r>
@@ -5492,6 +7497,12 @@
     <w:p>
       <w:pPr>
         <w:pStyle w:val="29"/>
+        <w:keepNext w:val="0"/>
+        <w:keepLines w:val="0"/>
+        <w:pageBreakBefore w:val="0"/>
+        <w:widowControl w:val="0"/>
+        <w:wordWrap/>
+        <w:overflowPunct/>
         <w:bidi w:val="0"/>
       </w:pPr>
       <w:r>
@@ -5528,6 +7539,12 @@
     <w:p>
       <w:pPr>
         <w:pStyle w:val="29"/>
+        <w:keepNext w:val="0"/>
+        <w:keepLines w:val="0"/>
+        <w:pageBreakBefore w:val="0"/>
+        <w:widowControl w:val="0"/>
+        <w:wordWrap/>
+        <w:overflowPunct/>
         <w:bidi w:val="0"/>
       </w:pPr>
       <w:r>
@@ -5540,13 +7557,19 @@
     <w:p>
       <w:pPr>
         <w:pStyle w:val="31"/>
-        <w:bidi w:val="0"/>
-        <w:rPr>
-          <w:rFonts w:hint="default"/>
-          <w:lang w:val="en-US" w:eastAsia="zh-CN"/>
-        </w:rPr>
-      </w:pPr>
-      <w:bookmarkStart w:id="14" w:name="_Toc22976"/>
+        <w:keepNext w:val="0"/>
+        <w:keepLines w:val="0"/>
+        <w:pageBreakBefore w:val="0"/>
+        <w:widowControl w:val="0"/>
+        <w:wordWrap/>
+        <w:overflowPunct/>
+        <w:bidi w:val="0"/>
+        <w:rPr>
+          <w:rFonts w:hint="default"/>
+          <w:lang w:val="en-US" w:eastAsia="zh-CN"/>
+        </w:rPr>
+      </w:pPr>
+      <w:bookmarkStart w:id="14" w:name="_Toc19711"/>
       <w:r>
         <w:rPr>
           <w:rFonts w:hint="default"/>
@@ -5559,6 +7582,12 @@
     <w:p>
       <w:pPr>
         <w:pStyle w:val="29"/>
+        <w:keepNext w:val="0"/>
+        <w:keepLines w:val="0"/>
+        <w:pageBreakBefore w:val="0"/>
+        <w:widowControl w:val="0"/>
+        <w:wordWrap/>
+        <w:overflowPunct/>
         <w:bidi w:val="0"/>
         <w:rPr>
           <w:rFonts w:hint="default"/>
@@ -5576,13 +7605,19 @@
     <w:p>
       <w:pPr>
         <w:pStyle w:val="31"/>
-        <w:bidi w:val="0"/>
-        <w:rPr>
-          <w:rFonts w:hint="default"/>
-          <w:lang w:val="en-US" w:eastAsia="zh-CN"/>
-        </w:rPr>
-      </w:pPr>
-      <w:bookmarkStart w:id="15" w:name="_Toc23334"/>
+        <w:keepNext w:val="0"/>
+        <w:keepLines w:val="0"/>
+        <w:pageBreakBefore w:val="0"/>
+        <w:widowControl w:val="0"/>
+        <w:wordWrap/>
+        <w:overflowPunct/>
+        <w:bidi w:val="0"/>
+        <w:rPr>
+          <w:rFonts w:hint="default"/>
+          <w:lang w:val="en-US" w:eastAsia="zh-CN"/>
+        </w:rPr>
+      </w:pPr>
+      <w:bookmarkStart w:id="15" w:name="_Toc26935"/>
       <w:r>
         <w:rPr>
           <w:rFonts w:hint="default"/>
@@ -5595,6 +7630,12 @@
     <w:p>
       <w:pPr>
         <w:pStyle w:val="29"/>
+        <w:keepNext w:val="0"/>
+        <w:keepLines w:val="0"/>
+        <w:pageBreakBefore w:val="0"/>
+        <w:widowControl w:val="0"/>
+        <w:wordWrap/>
+        <w:overflowPunct/>
         <w:bidi w:val="0"/>
         <w:rPr>
           <w:rFonts w:hint="default"/>
@@ -5612,13 +7653,19 @@
     <w:p>
       <w:pPr>
         <w:pStyle w:val="31"/>
-        <w:bidi w:val="0"/>
-        <w:rPr>
-          <w:rFonts w:hint="default"/>
-          <w:lang w:val="en-US" w:eastAsia="zh-CN"/>
-        </w:rPr>
-      </w:pPr>
-      <w:bookmarkStart w:id="16" w:name="_Toc31680"/>
+        <w:keepNext w:val="0"/>
+        <w:keepLines w:val="0"/>
+        <w:pageBreakBefore w:val="0"/>
+        <w:widowControl w:val="0"/>
+        <w:wordWrap/>
+        <w:overflowPunct/>
+        <w:bidi w:val="0"/>
+        <w:rPr>
+          <w:rFonts w:hint="default"/>
+          <w:lang w:val="en-US" w:eastAsia="zh-CN"/>
+        </w:rPr>
+      </w:pPr>
+      <w:bookmarkStart w:id="16" w:name="_Toc15629"/>
       <w:r>
         <w:rPr>
           <w:rFonts w:hint="default"/>
@@ -5631,6 +7678,12 @@
     <w:p>
       <w:pPr>
         <w:pStyle w:val="29"/>
+        <w:keepNext w:val="0"/>
+        <w:keepLines w:val="0"/>
+        <w:pageBreakBefore w:val="0"/>
+        <w:widowControl w:val="0"/>
+        <w:wordWrap/>
+        <w:overflowPunct/>
         <w:bidi w:val="0"/>
         <w:rPr>
           <w:rFonts w:hint="default"/>
@@ -5648,6 +7701,12 @@
     <w:p>
       <w:pPr>
         <w:pStyle w:val="29"/>
+        <w:keepNext w:val="0"/>
+        <w:keepLines w:val="0"/>
+        <w:pageBreakBefore w:val="0"/>
+        <w:widowControl w:val="0"/>
+        <w:wordWrap/>
+        <w:overflowPunct/>
         <w:bidi w:val="0"/>
         <w:rPr>
           <w:rFonts w:hint="default"/>
@@ -5671,426 +7730,52 @@
           <w:lang w:val="en-US" w:eastAsia="zh-CN"/>
         </w:rPr>
       </w:pPr>
-      <w:bookmarkStart w:id="17" w:name="_Toc30785"/>
-      <w:r>
-        <w:rPr>
-          <w:rFonts w:hint="default"/>
-          <w:lang w:val="en-US" w:eastAsia="zh-CN"/>
-        </w:rPr>
-        <w:t>现场服务响应</w:t>
+      <w:bookmarkStart w:id="17" w:name="_Toc2366"/>
+      <w:r>
+        <w:rPr>
+          <w:rFonts w:hint="default"/>
+          <w:lang w:val="en-US" w:eastAsia="zh-CN"/>
+        </w:rPr>
+        <w:t>事件升级机制</w:t>
       </w:r>
       <w:bookmarkEnd w:id="17"/>
     </w:p>
     <w:p>
       <w:pPr>
         <w:pStyle w:val="29"/>
-        <w:bidi w:val="0"/>
-        <w:rPr>
-          <w:rFonts w:hint="default"/>
-          <w:lang w:val="en-US" w:eastAsia="zh-CN"/>
-        </w:rPr>
-      </w:pPr>
-      <w:r>
-        <w:rPr>
-          <w:rFonts w:hint="default"/>
-          <w:lang w:val="en-US" w:eastAsia="zh-CN"/>
-        </w:rPr>
-        <w:t>技术人员（一线或二线）应与客户协商确定现场服务的具体时间、地点及需客户配合的事项。</w:t>
+        <w:keepNext w:val="0"/>
+        <w:keepLines w:val="0"/>
+        <w:pageBreakBefore w:val="0"/>
+        <w:widowControl w:val="0"/>
+        <w:wordWrap/>
+        <w:overflowPunct/>
+        <w:bidi w:val="0"/>
+        <w:rPr>
+          <w:rFonts w:hint="default"/>
+          <w:lang w:val="en-US" w:eastAsia="zh-CN"/>
+        </w:rPr>
+      </w:pPr>
+      <w:r>
+        <w:rPr>
+          <w:rFonts w:hint="default"/>
+          <w:lang w:val="en-US" w:eastAsia="zh-CN"/>
+        </w:rPr>
+        <w:t>为确保重大或超时事件得到及时、有效的处理，建立以下升级机制：</w:t>
       </w:r>
     </w:p>
     <w:p>
       <w:pPr>
         <w:pStyle w:val="29"/>
-        <w:bidi w:val="0"/>
-        <w:rPr>
-          <w:rFonts w:hint="default"/>
-          <w:lang w:val="en-US" w:eastAsia="zh-CN"/>
-        </w:rPr>
-      </w:pPr>
-      <w:r>
-        <w:rPr>
-          <w:rFonts w:hint="default"/>
-          <w:lang w:val="en-US" w:eastAsia="zh-CN"/>
-        </w:rPr>
-        <w:t>技术人员需准备最新版本的安装程序、用户手册、升级补丁及现场服务记录单，必要时可申请二线支持协同前往。</w:t>
-      </w:r>
-    </w:p>
-    <w:p>
-      <w:pPr>
-        <w:pStyle w:val="31"/>
-        <w:bidi w:val="0"/>
-        <w:rPr>
-          <w:rFonts w:hint="default"/>
-          <w:lang w:val="en-US" w:eastAsia="zh-CN"/>
-        </w:rPr>
-      </w:pPr>
-      <w:bookmarkStart w:id="18" w:name="_Toc16835"/>
-      <w:r>
-        <w:rPr>
-          <w:rFonts w:hint="default"/>
-          <w:lang w:val="en-US" w:eastAsia="zh-CN"/>
-        </w:rPr>
-        <w:t>调查诊断</w:t>
-      </w:r>
-      <w:bookmarkEnd w:id="18"/>
-    </w:p>
-    <w:p>
-      <w:pPr>
-        <w:pStyle w:val="29"/>
-        <w:bidi w:val="0"/>
-        <w:rPr>
-          <w:rFonts w:hint="default"/>
-          <w:lang w:val="en-US" w:eastAsia="zh-CN"/>
-        </w:rPr>
-      </w:pPr>
-      <w:r>
-        <w:rPr>
-          <w:rFonts w:hint="default"/>
-          <w:lang w:val="en-US" w:eastAsia="zh-CN"/>
-        </w:rPr>
-        <w:t>现场服务人员（一线或二线）应通过标准配置比对、日志分析等手段进行故障调查，定位根本原因。</w:t>
-      </w:r>
-    </w:p>
-    <w:p>
-      <w:pPr>
-        <w:pStyle w:val="31"/>
-        <w:bidi w:val="0"/>
-        <w:rPr>
-          <w:rFonts w:hint="default"/>
-          <w:lang w:val="en-US" w:eastAsia="zh-CN"/>
-        </w:rPr>
-      </w:pPr>
-      <w:bookmarkStart w:id="19" w:name="_Toc23129"/>
-      <w:r>
-        <w:rPr>
-          <w:rFonts w:hint="default"/>
-          <w:lang w:val="en-US" w:eastAsia="zh-CN"/>
-        </w:rPr>
-        <w:t>确定解决方案</w:t>
-      </w:r>
-      <w:bookmarkEnd w:id="19"/>
-    </w:p>
-    <w:p>
-      <w:pPr>
-        <w:pStyle w:val="29"/>
-        <w:bidi w:val="0"/>
-        <w:rPr>
-          <w:rFonts w:hint="default"/>
-          <w:lang w:val="en-US" w:eastAsia="zh-CN"/>
-        </w:rPr>
-      </w:pPr>
-      <w:r>
-        <w:rPr>
-          <w:rFonts w:hint="default"/>
-          <w:lang w:val="en-US" w:eastAsia="zh-CN"/>
-        </w:rPr>
-        <w:t>技术人员根据故障分析结果制定解决方案，并与客户沟通方案实施预计时长及可行性。若事件无法立即解决，须与客户商定解决时间。对于重大故障（高或中级），须提前完成数据备份。</w:t>
-      </w:r>
-    </w:p>
-    <w:p>
-      <w:pPr>
-        <w:pStyle w:val="29"/>
-        <w:bidi w:val="0"/>
-        <w:rPr>
-          <w:rFonts w:hint="default"/>
-          <w:lang w:val="en-US" w:eastAsia="zh-CN"/>
-        </w:rPr>
-      </w:pPr>
-      <w:r>
-        <w:rPr>
-          <w:rFonts w:hint="default"/>
-          <w:lang w:val="en-US" w:eastAsia="zh-CN"/>
-        </w:rPr>
-        <w:t>若故障处理涉及一般、重大或紧急变更，应转入变更管理流程，依据《变更管理</w:t>
-      </w:r>
-      <w:r>
-        <w:rPr>
-          <w:rFonts w:hint="eastAsia"/>
-          <w:lang w:val="en-US" w:eastAsia="zh-CN"/>
-        </w:rPr>
-        <w:t>制度</w:t>
-      </w:r>
-      <w:r>
-        <w:rPr>
-          <w:rFonts w:hint="default"/>
-          <w:lang w:val="en-US" w:eastAsia="zh-CN"/>
-        </w:rPr>
-        <w:t>》执行。</w:t>
-      </w:r>
-    </w:p>
-    <w:p>
-      <w:pPr>
-        <w:pStyle w:val="29"/>
-        <w:bidi w:val="0"/>
-        <w:rPr>
-          <w:rFonts w:hint="default"/>
-          <w:lang w:val="en-US" w:eastAsia="zh-CN"/>
-        </w:rPr>
-      </w:pPr>
-      <w:r>
-        <w:rPr>
-          <w:rFonts w:hint="default"/>
-          <w:lang w:val="en-US" w:eastAsia="zh-CN"/>
-        </w:rPr>
-        <w:t>事件解决后，故障现场负责人应进行评估，如属重大影响或频发问题，需转入问题管理流程进行根源分析，具体见《问题管理</w:t>
-      </w:r>
-      <w:r>
-        <w:rPr>
-          <w:rFonts w:hint="eastAsia"/>
-          <w:lang w:val="en-US" w:eastAsia="zh-CN"/>
-        </w:rPr>
-        <w:t>制度</w:t>
-      </w:r>
-      <w:r>
-        <w:rPr>
-          <w:rFonts w:hint="default"/>
-          <w:lang w:val="en-US" w:eastAsia="zh-CN"/>
-        </w:rPr>
-        <w:t>》。</w:t>
-      </w:r>
-    </w:p>
-    <w:p>
-      <w:pPr>
-        <w:pStyle w:val="31"/>
-        <w:bidi w:val="0"/>
-        <w:rPr>
-          <w:rFonts w:hint="default"/>
-          <w:lang w:val="en-US" w:eastAsia="zh-CN"/>
-        </w:rPr>
-      </w:pPr>
-      <w:bookmarkStart w:id="20" w:name="_Toc23221"/>
-      <w:r>
-        <w:rPr>
-          <w:rFonts w:hint="default"/>
-          <w:lang w:val="en-US" w:eastAsia="zh-CN"/>
-        </w:rPr>
-        <w:t>客户确认</w:t>
-      </w:r>
-      <w:bookmarkEnd w:id="20"/>
-    </w:p>
-    <w:p>
-      <w:pPr>
-        <w:pStyle w:val="29"/>
-        <w:bidi w:val="0"/>
-        <w:rPr>
-          <w:rFonts w:hint="default"/>
-          <w:lang w:val="en-US" w:eastAsia="zh-CN"/>
-        </w:rPr>
-      </w:pPr>
-      <w:r>
-        <w:rPr>
-          <w:rFonts w:hint="default"/>
-          <w:lang w:val="en-US" w:eastAsia="zh-CN"/>
-        </w:rPr>
-        <w:t>事件处理完成后，由一线人员通过电话回访确认解决效果及客户满意度，并更新《日常维护工作记录表》。</w:t>
-      </w:r>
-    </w:p>
-    <w:p>
-      <w:pPr>
-        <w:pStyle w:val="31"/>
-        <w:bidi w:val="0"/>
-        <w:rPr>
-          <w:rFonts w:hint="default"/>
-          <w:lang w:val="en-US" w:eastAsia="zh-CN"/>
-        </w:rPr>
-      </w:pPr>
-      <w:bookmarkStart w:id="21" w:name="_Toc16121"/>
-      <w:r>
-        <w:rPr>
-          <w:rFonts w:hint="default"/>
-          <w:lang w:val="en-US" w:eastAsia="zh-CN"/>
-        </w:rPr>
-        <w:t>资料归档</w:t>
-      </w:r>
-      <w:bookmarkEnd w:id="21"/>
-    </w:p>
-    <w:p>
-      <w:pPr>
-        <w:pStyle w:val="29"/>
-        <w:bidi w:val="0"/>
-        <w:rPr>
-          <w:rFonts w:hint="default"/>
-          <w:lang w:val="en-US" w:eastAsia="zh-CN"/>
-        </w:rPr>
-      </w:pPr>
-      <w:r>
-        <w:rPr>
-          <w:rFonts w:hint="default"/>
-          <w:lang w:val="en-US" w:eastAsia="zh-CN"/>
-        </w:rPr>
-        <w:t>技术支持人员负责将《日常维护工作记录表》进行归档。</w:t>
-      </w:r>
-    </w:p>
-    <w:p>
-      <w:pPr>
-        <w:pStyle w:val="29"/>
-        <w:bidi w:val="0"/>
-        <w:rPr>
-          <w:rFonts w:hint="default"/>
-          <w:lang w:val="en-US" w:eastAsia="zh-CN"/>
-        </w:rPr>
-      </w:pPr>
-      <w:r>
-        <w:rPr>
-          <w:rFonts w:hint="eastAsia"/>
-          <w:lang w:val="en-US" w:eastAsia="zh-CN"/>
-        </w:rPr>
-        <w:t>运维</w:t>
-      </w:r>
-      <w:r>
-        <w:rPr>
-          <w:rFonts w:hint="default"/>
-          <w:lang w:val="en-US" w:eastAsia="zh-CN"/>
-        </w:rPr>
-        <w:t>项目经理负责审核事件记录内容的完整性与准确性。</w:t>
-      </w:r>
-    </w:p>
-    <w:p>
-      <w:pPr>
-        <w:pStyle w:val="29"/>
-        <w:bidi w:val="0"/>
-        <w:rPr>
-          <w:rFonts w:hint="default"/>
-          <w:lang w:val="en-US" w:eastAsia="zh-CN"/>
-        </w:rPr>
-      </w:pPr>
-      <w:r>
-        <w:rPr>
-          <w:rFonts w:hint="default"/>
-          <w:lang w:val="en-US" w:eastAsia="zh-CN"/>
-        </w:rPr>
-        <w:t>如事件处理导致配置项属性发生变化，由一线支持</w:t>
-      </w:r>
-      <w:r>
-        <w:rPr>
-          <w:rFonts w:hint="eastAsia"/>
-          <w:lang w:val="en-US" w:eastAsia="zh-CN"/>
-        </w:rPr>
-        <w:t>人员</w:t>
-      </w:r>
-      <w:r>
-        <w:rPr>
-          <w:rFonts w:hint="default"/>
-          <w:lang w:val="en-US" w:eastAsia="zh-CN"/>
-        </w:rPr>
-        <w:t>进行修改，流程见《配置管理</w:t>
-      </w:r>
-      <w:r>
-        <w:rPr>
-          <w:rFonts w:hint="eastAsia"/>
-          <w:lang w:val="en-US" w:eastAsia="zh-CN"/>
-        </w:rPr>
-        <w:t>制度》</w:t>
-      </w:r>
-      <w:r>
-        <w:rPr>
-          <w:rFonts w:hint="default"/>
-          <w:lang w:val="en-US" w:eastAsia="zh-CN"/>
-        </w:rPr>
-        <w:t>。</w:t>
-      </w:r>
-    </w:p>
-    <w:p>
-      <w:pPr>
-        <w:pStyle w:val="31"/>
-        <w:bidi w:val="0"/>
-        <w:rPr>
-          <w:rFonts w:hint="default"/>
-          <w:lang w:val="en-US" w:eastAsia="zh-CN"/>
-        </w:rPr>
-      </w:pPr>
-      <w:bookmarkStart w:id="22" w:name="_Toc22291"/>
-      <w:r>
-        <w:rPr>
-          <w:rFonts w:hint="default"/>
-          <w:lang w:val="en-US" w:eastAsia="zh-CN"/>
-        </w:rPr>
-        <w:t>事件报告</w:t>
-      </w:r>
-      <w:bookmarkEnd w:id="22"/>
-    </w:p>
-    <w:p>
-      <w:pPr>
-        <w:pStyle w:val="29"/>
-        <w:bidi w:val="0"/>
-        <w:rPr>
-          <w:rFonts w:hint="default"/>
-          <w:lang w:val="en-US" w:eastAsia="zh-CN"/>
-        </w:rPr>
-      </w:pPr>
-      <w:r>
-        <w:rPr>
-          <w:rFonts w:hint="eastAsia"/>
-          <w:lang w:val="en-US" w:eastAsia="zh-CN"/>
-        </w:rPr>
-        <w:t>运维实施工程师</w:t>
-      </w:r>
-      <w:r>
-        <w:rPr>
-          <w:rFonts w:hint="default"/>
-          <w:lang w:val="en-US" w:eastAsia="zh-CN"/>
-        </w:rPr>
-        <w:t>每月应对事件进行汇总与分类，编制事件报告并提交至平台运维组与研发组经理。报告内容包括但不限于：</w:t>
-      </w:r>
-    </w:p>
-    <w:p>
-      <w:pPr>
-        <w:pStyle w:val="29"/>
-        <w:bidi w:val="0"/>
-        <w:rPr>
-          <w:rFonts w:hint="default"/>
-          <w:lang w:val="en-US" w:eastAsia="zh-CN"/>
-        </w:rPr>
-      </w:pPr>
-      <w:r>
-        <w:rPr>
-          <w:rFonts w:hint="default"/>
-          <w:lang w:val="en-US" w:eastAsia="zh-CN"/>
-        </w:rPr>
-        <w:t>本月事件总数；</w:t>
-      </w:r>
-    </w:p>
-    <w:p>
-      <w:pPr>
-        <w:pStyle w:val="29"/>
-        <w:bidi w:val="0"/>
-        <w:rPr>
-          <w:rFonts w:hint="default"/>
-          <w:lang w:val="en-US" w:eastAsia="zh-CN"/>
-        </w:rPr>
-      </w:pPr>
-      <w:r>
-        <w:rPr>
-          <w:rFonts w:hint="default"/>
-          <w:lang w:val="en-US" w:eastAsia="zh-CN"/>
-        </w:rPr>
-        <w:t>本月服务响应率；</w:t>
-      </w:r>
-    </w:p>
-    <w:p>
-      <w:pPr>
-        <w:pStyle w:val="29"/>
-        <w:bidi w:val="0"/>
-        <w:rPr>
-          <w:rFonts w:hint="default"/>
-          <w:lang w:val="en-US" w:eastAsia="zh-CN"/>
-        </w:rPr>
-      </w:pPr>
-      <w:r>
-        <w:rPr>
-          <w:rFonts w:hint="default"/>
-          <w:lang w:val="en-US" w:eastAsia="zh-CN"/>
-        </w:rPr>
-        <w:t>一线支持解决事件数量；</w:t>
-      </w:r>
-    </w:p>
-    <w:p>
-      <w:pPr>
-        <w:pStyle w:val="29"/>
+        <w:keepNext w:val="0"/>
+        <w:keepLines w:val="0"/>
+        <w:pageBreakBefore w:val="0"/>
+        <w:widowControl w:val="0"/>
         <w:numPr>
           <w:ilvl w:val="0"/>
           <w:numId w:val="7"/>
         </w:numPr>
+        <w:wordWrap/>
+        <w:overflowPunct/>
         <w:bidi w:val="0"/>
         <w:ind w:left="425" w:leftChars="0" w:hanging="425" w:firstLineChars="0"/>
         <w:rPr>
@@ -6103,16 +7788,106 @@
           <w:rFonts w:hint="default"/>
           <w:lang w:val="en-US" w:eastAsia="zh-CN"/>
         </w:rPr>
-        <w:t>二线支持解决事件数量；</w:t>
+        <w:t>升级条件：</w:t>
       </w:r>
     </w:p>
     <w:p>
       <w:pPr>
         <w:pStyle w:val="29"/>
+        <w:keepNext w:val="0"/>
+        <w:keepLines w:val="0"/>
+        <w:pageBreakBefore w:val="0"/>
+        <w:widowControl w:val="0"/>
+        <w:numPr>
+          <w:ilvl w:val="0"/>
+          <w:numId w:val="8"/>
+        </w:numPr>
+        <w:wordWrap/>
+        <w:overflowPunct/>
+        <w:bidi w:val="0"/>
+        <w:ind w:left="845" w:leftChars="0" w:hanging="425" w:firstLineChars="0"/>
+        <w:rPr>
+          <w:rFonts w:hint="default"/>
+          <w:lang w:val="en-US" w:eastAsia="zh-CN"/>
+        </w:rPr>
+      </w:pPr>
+      <w:r>
+        <w:rPr>
+          <w:rFonts w:hint="default"/>
+          <w:lang w:val="en-US" w:eastAsia="zh-CN"/>
+        </w:rPr>
+        <w:t>时间升级：事件在承诺的解决时限内未能解决。</w:t>
+      </w:r>
+    </w:p>
+    <w:p>
+      <w:pPr>
+        <w:pStyle w:val="29"/>
+        <w:keepNext w:val="0"/>
+        <w:keepLines w:val="0"/>
+        <w:pageBreakBefore w:val="0"/>
+        <w:widowControl w:val="0"/>
+        <w:numPr>
+          <w:ilvl w:val="0"/>
+          <w:numId w:val="8"/>
+        </w:numPr>
+        <w:wordWrap/>
+        <w:overflowPunct/>
+        <w:bidi w:val="0"/>
+        <w:ind w:left="845" w:leftChars="0" w:hanging="425" w:firstLineChars="0"/>
+        <w:rPr>
+          <w:rFonts w:hint="default"/>
+          <w:lang w:val="en-US" w:eastAsia="zh-CN"/>
+        </w:rPr>
+      </w:pPr>
+      <w:r>
+        <w:rPr>
+          <w:rFonts w:hint="default"/>
+          <w:lang w:val="en-US" w:eastAsia="zh-CN"/>
+        </w:rPr>
+        <w:t>级别升级：经评估，事件的实际影响或紧急程度高于初始判定（如优先级升至一级或二级）。</w:t>
+      </w:r>
+    </w:p>
+    <w:p>
+      <w:pPr>
+        <w:pStyle w:val="29"/>
+        <w:keepNext w:val="0"/>
+        <w:keepLines w:val="0"/>
+        <w:pageBreakBefore w:val="0"/>
+        <w:widowControl w:val="0"/>
+        <w:numPr>
+          <w:ilvl w:val="0"/>
+          <w:numId w:val="8"/>
+        </w:numPr>
+        <w:wordWrap/>
+        <w:overflowPunct/>
+        <w:bidi w:val="0"/>
+        <w:ind w:left="845" w:leftChars="0" w:hanging="425" w:firstLineChars="0"/>
+        <w:rPr>
+          <w:rFonts w:hint="default"/>
+          <w:lang w:val="en-US" w:eastAsia="zh-CN"/>
+        </w:rPr>
+      </w:pPr>
+      <w:r>
+        <w:rPr>
+          <w:rFonts w:hint="default"/>
+          <w:lang w:val="en-US" w:eastAsia="zh-CN"/>
+        </w:rPr>
+        <w:t>客户升级：客户对处理进度或结果不满，明确要求更高级别介入。</w:t>
+      </w:r>
+    </w:p>
+    <w:p>
+      <w:pPr>
+        <w:pStyle w:val="29"/>
+        <w:keepNext w:val="0"/>
+        <w:keepLines w:val="0"/>
+        <w:pageBreakBefore w:val="0"/>
+        <w:widowControl w:val="0"/>
         <w:numPr>
           <w:ilvl w:val="0"/>
           <w:numId w:val="7"/>
         </w:numPr>
+        <w:wordWrap/>
+        <w:overflowPunct/>
         <w:bidi w:val="0"/>
         <w:ind w:left="425" w:leftChars="0" w:hanging="425" w:firstLineChars="0"/>
         <w:rPr>
@@ -6125,16 +7900,91 @@
           <w:rFonts w:hint="default"/>
           <w:lang w:val="en-US" w:eastAsia="zh-CN"/>
         </w:rPr>
-        <w:t>事件数量趋势分析及预测；</w:t>
+        <w:t>升级路径：</w:t>
       </w:r>
     </w:p>
     <w:p>
       <w:pPr>
         <w:pStyle w:val="29"/>
+        <w:keepNext w:val="0"/>
+        <w:keepLines w:val="0"/>
+        <w:pageBreakBefore w:val="0"/>
+        <w:widowControl w:val="0"/>
+        <w:wordWrap/>
+        <w:overflowPunct/>
+        <w:bidi w:val="0"/>
+        <w:rPr>
+          <w:rFonts w:hint="default"/>
+          <w:lang w:val="en-US" w:eastAsia="zh-CN"/>
+        </w:rPr>
+      </w:pPr>
+      <w:r>
+        <w:rPr>
+          <w:rFonts w:hint="default"/>
+          <w:lang w:val="en-US" w:eastAsia="zh-CN"/>
+        </w:rPr>
+        <w:t>一线支持人员无法解决且需二线介入时，执行横向升级至二线支持团队。</w:t>
+      </w:r>
+    </w:p>
+    <w:p>
+      <w:pPr>
+        <w:pStyle w:val="29"/>
+        <w:keepNext w:val="0"/>
+        <w:keepLines w:val="0"/>
+        <w:pageBreakBefore w:val="0"/>
+        <w:widowControl w:val="0"/>
+        <w:wordWrap/>
+        <w:overflowPunct/>
+        <w:bidi w:val="0"/>
+        <w:rPr>
+          <w:rFonts w:hint="default"/>
+          <w:lang w:val="en-US" w:eastAsia="zh-CN"/>
+        </w:rPr>
+      </w:pPr>
+      <w:r>
+        <w:rPr>
+          <w:rFonts w:hint="default"/>
+          <w:lang w:val="en-US" w:eastAsia="zh-CN"/>
+        </w:rPr>
+        <w:t>二线支持在处理过程中，若遇技术极端复杂、资源协调困难或事件已达重大级别（通常为优先级一、二级）时，应执行纵向升级，及时上报至运维项目经理或相关技术负责人。</w:t>
+      </w:r>
+    </w:p>
+    <w:p>
+      <w:pPr>
+        <w:pStyle w:val="29"/>
+        <w:keepNext w:val="0"/>
+        <w:keepLines w:val="0"/>
+        <w:pageBreakBefore w:val="0"/>
+        <w:widowControl w:val="0"/>
+        <w:wordWrap/>
+        <w:overflowPunct/>
+        <w:bidi w:val="0"/>
+        <w:rPr>
+          <w:rFonts w:hint="default"/>
+          <w:lang w:val="en-US" w:eastAsia="zh-CN"/>
+        </w:rPr>
+      </w:pPr>
+      <w:r>
+        <w:rPr>
+          <w:rFonts w:hint="default"/>
+          <w:lang w:val="en-US" w:eastAsia="zh-CN"/>
+        </w:rPr>
+        <w:t>对于可能引发重大业务影响或服务纠纷的事件，运维项目经理需向服务交付经理或更高管理层报告。</w:t>
+      </w:r>
+    </w:p>
+    <w:p>
+      <w:pPr>
+        <w:pStyle w:val="29"/>
+        <w:keepNext w:val="0"/>
+        <w:keepLines w:val="0"/>
+        <w:pageBreakBefore w:val="0"/>
+        <w:widowControl w:val="0"/>
         <w:numPr>
           <w:ilvl w:val="0"/>
           <w:numId w:val="7"/>
         </w:numPr>
+        <w:wordWrap/>
+        <w:overflowPunct/>
         <w:bidi w:val="0"/>
         <w:ind w:left="425" w:leftChars="0" w:hanging="425" w:firstLineChars="0"/>
         <w:rPr>
@@ -6147,16 +7997,633 @@
           <w:rFonts w:hint="default"/>
           <w:lang w:val="en-US" w:eastAsia="zh-CN"/>
         </w:rPr>
-        <w:t>一线解决率；</w:t>
+        <w:t>升级时限与通知：</w:t>
       </w:r>
     </w:p>
     <w:p>
       <w:pPr>
         <w:pStyle w:val="29"/>
+        <w:keepNext w:val="0"/>
+        <w:keepLines w:val="0"/>
+        <w:pageBreakBefore w:val="0"/>
+        <w:widowControl w:val="0"/>
+        <w:wordWrap/>
+        <w:overflowPunct/>
+        <w:bidi w:val="0"/>
+        <w:rPr>
+          <w:rFonts w:hint="default"/>
+          <w:lang w:val="en-US" w:eastAsia="zh-CN"/>
+        </w:rPr>
+      </w:pPr>
+      <w:r>
+        <w:rPr>
+          <w:rFonts w:hint="default"/>
+          <w:lang w:val="en-US" w:eastAsia="zh-CN"/>
+        </w:rPr>
+        <w:t>所有升级操作必须在触发条件满足后1小时内完成。</w:t>
+      </w:r>
+    </w:p>
+    <w:p>
+      <w:pPr>
+        <w:pStyle w:val="29"/>
+        <w:keepNext w:val="0"/>
+        <w:keepLines w:val="0"/>
+        <w:pageBreakBefore w:val="0"/>
+        <w:widowControl w:val="0"/>
+        <w:wordWrap/>
+        <w:overflowPunct/>
+        <w:bidi w:val="0"/>
+        <w:rPr>
+          <w:rFonts w:hint="default"/>
+          <w:lang w:val="en-US" w:eastAsia="zh-CN"/>
+        </w:rPr>
+      </w:pPr>
+      <w:r>
+        <w:rPr>
+          <w:rFonts w:hint="default"/>
+          <w:lang w:val="en-US" w:eastAsia="zh-CN"/>
+        </w:rPr>
+        <w:t>升级时必须明确告知接收方事件的当前状态、已采取的措施、升级原因及所需的支持。</w:t>
+      </w:r>
+    </w:p>
+    <w:p>
+      <w:pPr>
+        <w:pStyle w:val="29"/>
+        <w:keepNext w:val="0"/>
+        <w:keepLines w:val="0"/>
+        <w:pageBreakBefore w:val="0"/>
+        <w:widowControl w:val="0"/>
+        <w:wordWrap/>
+        <w:overflowPunct/>
+        <w:bidi w:val="0"/>
+        <w:rPr>
+          <w:rFonts w:hint="default"/>
+          <w:lang w:val="en-US" w:eastAsia="zh-CN"/>
+        </w:rPr>
+      </w:pPr>
+      <w:r>
+        <w:rPr>
+          <w:rFonts w:hint="default"/>
+          <w:lang w:val="en-US" w:eastAsia="zh-CN"/>
+        </w:rPr>
+        <w:t>必要时，需同步通知客户对接人关于升级的决定及后续计划。</w:t>
+      </w:r>
+    </w:p>
+    <w:p>
+      <w:pPr>
+        <w:pStyle w:val="31"/>
+        <w:keepNext w:val="0"/>
+        <w:keepLines w:val="0"/>
+        <w:pageBreakBefore w:val="0"/>
+        <w:widowControl w:val="0"/>
+        <w:wordWrap/>
+        <w:overflowPunct/>
+        <w:bidi w:val="0"/>
+        <w:rPr>
+          <w:rFonts w:hint="default"/>
+          <w:lang w:val="en-US" w:eastAsia="zh-CN"/>
+        </w:rPr>
+      </w:pPr>
+      <w:bookmarkStart w:id="18" w:name="_Toc18941"/>
+      <w:r>
+        <w:rPr>
+          <w:rFonts w:hint="default"/>
+          <w:lang w:val="en-US" w:eastAsia="zh-CN"/>
+        </w:rPr>
+        <w:t>现场服务响应</w:t>
+      </w:r>
+      <w:bookmarkEnd w:id="18"/>
+    </w:p>
+    <w:p>
+      <w:pPr>
+        <w:pStyle w:val="29"/>
+        <w:keepNext w:val="0"/>
+        <w:keepLines w:val="0"/>
+        <w:pageBreakBefore w:val="0"/>
+        <w:widowControl w:val="0"/>
+        <w:wordWrap/>
+        <w:overflowPunct/>
+        <w:bidi w:val="0"/>
+        <w:rPr>
+          <w:rFonts w:hint="default"/>
+          <w:lang w:val="en-US" w:eastAsia="zh-CN"/>
+        </w:rPr>
+      </w:pPr>
+      <w:r>
+        <w:rPr>
+          <w:rFonts w:hint="default"/>
+          <w:lang w:val="en-US" w:eastAsia="zh-CN"/>
+        </w:rPr>
+        <w:t>技术人员（一线或二线）应与客户协商确定现场服务的具体时间、地点及需客户配合的事项。</w:t>
+      </w:r>
+    </w:p>
+    <w:p>
+      <w:pPr>
+        <w:pStyle w:val="29"/>
+        <w:keepNext w:val="0"/>
+        <w:keepLines w:val="0"/>
+        <w:pageBreakBefore w:val="0"/>
+        <w:widowControl w:val="0"/>
+        <w:wordWrap/>
+        <w:overflowPunct/>
+        <w:bidi w:val="0"/>
+        <w:rPr>
+          <w:rFonts w:hint="default"/>
+          <w:lang w:val="en-US" w:eastAsia="zh-CN"/>
+        </w:rPr>
+      </w:pPr>
+      <w:r>
+        <w:rPr>
+          <w:rFonts w:hint="default"/>
+          <w:lang w:val="en-US" w:eastAsia="zh-CN"/>
+        </w:rPr>
+        <w:t>技术人员需准备最新版本的安装程序、用户手册、升级补丁及现场服务记录单，必要时可申请二线支持协同前往。</w:t>
+      </w:r>
+    </w:p>
+    <w:p>
+      <w:pPr>
+        <w:pStyle w:val="31"/>
+        <w:keepNext w:val="0"/>
+        <w:keepLines w:val="0"/>
+        <w:pageBreakBefore w:val="0"/>
+        <w:widowControl w:val="0"/>
+        <w:wordWrap/>
+        <w:overflowPunct/>
+        <w:bidi w:val="0"/>
+        <w:rPr>
+          <w:rFonts w:hint="default"/>
+          <w:lang w:val="en-US" w:eastAsia="zh-CN"/>
+        </w:rPr>
+      </w:pPr>
+      <w:bookmarkStart w:id="19" w:name="_Toc25209"/>
+      <w:r>
+        <w:rPr>
+          <w:rFonts w:hint="default"/>
+          <w:lang w:val="en-US" w:eastAsia="zh-CN"/>
+        </w:rPr>
+        <w:t>调查诊断</w:t>
+      </w:r>
+      <w:bookmarkEnd w:id="19"/>
+    </w:p>
+    <w:p>
+      <w:pPr>
+        <w:pStyle w:val="29"/>
+        <w:keepNext w:val="0"/>
+        <w:keepLines w:val="0"/>
+        <w:pageBreakBefore w:val="0"/>
+        <w:widowControl w:val="0"/>
+        <w:wordWrap/>
+        <w:overflowPunct/>
+        <w:bidi w:val="0"/>
+        <w:rPr>
+          <w:rFonts w:hint="default"/>
+          <w:lang w:val="en-US" w:eastAsia="zh-CN"/>
+        </w:rPr>
+      </w:pPr>
+      <w:r>
+        <w:rPr>
+          <w:rFonts w:hint="default"/>
+          <w:lang w:val="en-US" w:eastAsia="zh-CN"/>
+        </w:rPr>
+        <w:t>现场服务人员（一线或二线）应通过标准配置比对、日志分析等手段进行故障调查，定位根本原因。</w:t>
+      </w:r>
+    </w:p>
+    <w:p>
+      <w:pPr>
+        <w:pStyle w:val="31"/>
+        <w:keepNext w:val="0"/>
+        <w:keepLines w:val="0"/>
+        <w:pageBreakBefore w:val="0"/>
+        <w:widowControl w:val="0"/>
+        <w:wordWrap/>
+        <w:overflowPunct/>
+        <w:bidi w:val="0"/>
+        <w:rPr>
+          <w:rFonts w:hint="default"/>
+          <w:lang w:val="en-US" w:eastAsia="zh-CN"/>
+        </w:rPr>
+      </w:pPr>
+      <w:bookmarkStart w:id="20" w:name="_Toc26831"/>
+      <w:r>
+        <w:rPr>
+          <w:rFonts w:hint="default"/>
+          <w:lang w:val="en-US" w:eastAsia="zh-CN"/>
+        </w:rPr>
+        <w:t>确定解决方案</w:t>
+      </w:r>
+      <w:bookmarkEnd w:id="20"/>
+    </w:p>
+    <w:p>
+      <w:pPr>
+        <w:pStyle w:val="29"/>
+        <w:keepNext w:val="0"/>
+        <w:keepLines w:val="0"/>
+        <w:pageBreakBefore w:val="0"/>
+        <w:widowControl w:val="0"/>
+        <w:wordWrap/>
+        <w:overflowPunct/>
+        <w:bidi w:val="0"/>
+        <w:rPr>
+          <w:rFonts w:hint="default"/>
+          <w:lang w:val="en-US" w:eastAsia="zh-CN"/>
+        </w:rPr>
+      </w:pPr>
+      <w:r>
+        <w:rPr>
+          <w:rFonts w:hint="default"/>
+          <w:lang w:val="en-US" w:eastAsia="zh-CN"/>
+        </w:rPr>
+        <w:t>技术人员根据故障分析结果制定解决方案，并与客户沟通方案实施预计时长及可行性。若事件无法立即解决，须与客户商定解决时间。对于重大故障（高或中级），须提前完成数据备份。</w:t>
+      </w:r>
+    </w:p>
+    <w:p>
+      <w:pPr>
+        <w:pStyle w:val="29"/>
+        <w:keepNext w:val="0"/>
+        <w:keepLines w:val="0"/>
+        <w:pageBreakBefore w:val="0"/>
+        <w:widowControl w:val="0"/>
+        <w:wordWrap/>
+        <w:overflowPunct/>
+        <w:bidi w:val="0"/>
+        <w:rPr>
+          <w:rFonts w:hint="default"/>
+          <w:lang w:val="en-US" w:eastAsia="zh-CN"/>
+        </w:rPr>
+      </w:pPr>
+      <w:r>
+        <w:rPr>
+          <w:rFonts w:hint="default"/>
+          <w:lang w:val="en-US" w:eastAsia="zh-CN"/>
+        </w:rPr>
+        <w:t>若故障处理涉及一般、重大或紧急变更，应转入变更管理流程，依据《变更管理</w:t>
+      </w:r>
+      <w:r>
+        <w:rPr>
+          <w:rFonts w:hint="eastAsia"/>
+          <w:lang w:val="en-US" w:eastAsia="zh-CN"/>
+        </w:rPr>
+        <w:t>制度</w:t>
+      </w:r>
+      <w:r>
+        <w:rPr>
+          <w:rFonts w:hint="default"/>
+          <w:lang w:val="en-US" w:eastAsia="zh-CN"/>
+        </w:rPr>
+        <w:t>》执行。</w:t>
+      </w:r>
+    </w:p>
+    <w:p>
+      <w:pPr>
+        <w:pStyle w:val="29"/>
+        <w:keepNext w:val="0"/>
+        <w:keepLines w:val="0"/>
+        <w:pageBreakBefore w:val="0"/>
+        <w:widowControl w:val="0"/>
+        <w:wordWrap/>
+        <w:overflowPunct/>
+        <w:bidi w:val="0"/>
+        <w:rPr>
+          <w:rFonts w:hint="default"/>
+          <w:lang w:val="en-US" w:eastAsia="zh-CN"/>
+        </w:rPr>
+      </w:pPr>
+      <w:r>
+        <w:rPr>
+          <w:rFonts w:hint="default"/>
+          <w:lang w:val="en-US" w:eastAsia="zh-CN"/>
+        </w:rPr>
+        <w:t>事件解决后，故障现场负责人应进行评估，如属重大影响或频发问题，需转入问题管理流程进行根源分析，具体见《问题管理</w:t>
+      </w:r>
+      <w:r>
+        <w:rPr>
+          <w:rFonts w:hint="eastAsia"/>
+          <w:lang w:val="en-US" w:eastAsia="zh-CN"/>
+        </w:rPr>
+        <w:t>制度</w:t>
+      </w:r>
+      <w:r>
+        <w:rPr>
+          <w:rFonts w:hint="default"/>
+          <w:lang w:val="en-US" w:eastAsia="zh-CN"/>
+        </w:rPr>
+        <w:t>》。</w:t>
+      </w:r>
+    </w:p>
+    <w:p>
+      <w:pPr>
+        <w:pStyle w:val="31"/>
+        <w:keepNext w:val="0"/>
+        <w:keepLines w:val="0"/>
+        <w:pageBreakBefore w:val="0"/>
+        <w:widowControl w:val="0"/>
+        <w:wordWrap/>
+        <w:overflowPunct/>
+        <w:bidi w:val="0"/>
+        <w:rPr>
+          <w:rFonts w:hint="default"/>
+          <w:lang w:val="en-US" w:eastAsia="zh-CN"/>
+        </w:rPr>
+      </w:pPr>
+      <w:bookmarkStart w:id="21" w:name="_Toc1693"/>
+      <w:r>
+        <w:rPr>
+          <w:rFonts w:hint="default"/>
+          <w:lang w:val="en-US" w:eastAsia="zh-CN"/>
+        </w:rPr>
+        <w:t>客户确认</w:t>
+      </w:r>
+      <w:bookmarkEnd w:id="21"/>
+    </w:p>
+    <w:p>
+      <w:pPr>
+        <w:pStyle w:val="29"/>
+        <w:keepNext w:val="0"/>
+        <w:keepLines w:val="0"/>
+        <w:pageBreakBefore w:val="0"/>
+        <w:widowControl w:val="0"/>
+        <w:wordWrap/>
+        <w:overflowPunct/>
+        <w:bidi w:val="0"/>
+        <w:rPr>
+          <w:rFonts w:hint="default"/>
+          <w:lang w:val="en-US" w:eastAsia="zh-CN"/>
+        </w:rPr>
+      </w:pPr>
+      <w:r>
+        <w:rPr>
+          <w:rFonts w:hint="default"/>
+          <w:lang w:val="en-US" w:eastAsia="zh-CN"/>
+        </w:rPr>
+        <w:t>事件处理完成后，由一线人员通过电话回访确认解决效果及客户满意度，并更新《日常维护工作记录表》。</w:t>
+      </w:r>
+    </w:p>
+    <w:p>
+      <w:pPr>
+        <w:pStyle w:val="31"/>
+        <w:keepNext w:val="0"/>
+        <w:keepLines w:val="0"/>
+        <w:pageBreakBefore w:val="0"/>
+        <w:widowControl w:val="0"/>
+        <w:wordWrap/>
+        <w:overflowPunct/>
+        <w:bidi w:val="0"/>
+        <w:rPr>
+          <w:rFonts w:hint="default"/>
+          <w:lang w:val="en-US" w:eastAsia="zh-CN"/>
+        </w:rPr>
+      </w:pPr>
+      <w:bookmarkStart w:id="22" w:name="_Toc31280"/>
+      <w:r>
+        <w:rPr>
+          <w:rFonts w:hint="default"/>
+          <w:lang w:val="en-US" w:eastAsia="zh-CN"/>
+        </w:rPr>
+        <w:t>资料归档</w:t>
+      </w:r>
+      <w:bookmarkEnd w:id="22"/>
+    </w:p>
+    <w:p>
+      <w:pPr>
+        <w:pStyle w:val="29"/>
+        <w:keepNext w:val="0"/>
+        <w:keepLines w:val="0"/>
+        <w:pageBreakBefore w:val="0"/>
+        <w:widowControl w:val="0"/>
+        <w:wordWrap/>
+        <w:overflowPunct/>
+        <w:bidi w:val="0"/>
+        <w:rPr>
+          <w:rFonts w:hint="default"/>
+          <w:lang w:val="en-US" w:eastAsia="zh-CN"/>
+        </w:rPr>
+      </w:pPr>
+      <w:r>
+        <w:rPr>
+          <w:rFonts w:hint="default"/>
+          <w:lang w:val="en-US" w:eastAsia="zh-CN"/>
+        </w:rPr>
+        <w:t>技术支持人员负责将《日常维护工作记录表》进行归档。</w:t>
+      </w:r>
+    </w:p>
+    <w:p>
+      <w:pPr>
+        <w:pStyle w:val="29"/>
+        <w:keepNext w:val="0"/>
+        <w:keepLines w:val="0"/>
+        <w:pageBreakBefore w:val="0"/>
+        <w:widowControl w:val="0"/>
+        <w:wordWrap/>
+        <w:overflowPunct/>
+        <w:bidi w:val="0"/>
+        <w:rPr>
+          <w:rFonts w:hint="default"/>
+          <w:lang w:val="en-US" w:eastAsia="zh-CN"/>
+        </w:rPr>
+      </w:pPr>
+      <w:r>
+        <w:rPr>
+          <w:rFonts w:hint="eastAsia"/>
+          <w:lang w:val="en-US" w:eastAsia="zh-CN"/>
+        </w:rPr>
+        <w:t>运维</w:t>
+      </w:r>
+      <w:r>
+        <w:rPr>
+          <w:rFonts w:hint="default"/>
+          <w:lang w:val="en-US" w:eastAsia="zh-CN"/>
+        </w:rPr>
+        <w:t>项目经理负责审核事件记录内容的完整性与准确性。</w:t>
+      </w:r>
+    </w:p>
+    <w:p>
+      <w:pPr>
+        <w:pStyle w:val="29"/>
+        <w:keepNext w:val="0"/>
+        <w:keepLines w:val="0"/>
+        <w:pageBreakBefore w:val="0"/>
+        <w:widowControl w:val="0"/>
+        <w:wordWrap/>
+        <w:overflowPunct/>
+        <w:bidi w:val="0"/>
+        <w:rPr>
+          <w:rFonts w:hint="default"/>
+          <w:lang w:val="en-US" w:eastAsia="zh-CN"/>
+        </w:rPr>
+      </w:pPr>
+      <w:r>
+        <w:rPr>
+          <w:rFonts w:hint="default"/>
+          <w:lang w:val="en-US" w:eastAsia="zh-CN"/>
+        </w:rPr>
+        <w:t>如事件处理导致配置项属性发生变化，由一线支持</w:t>
+      </w:r>
+      <w:r>
+        <w:rPr>
+          <w:rFonts w:hint="eastAsia"/>
+          <w:lang w:val="en-US" w:eastAsia="zh-CN"/>
+        </w:rPr>
+        <w:t>人员</w:t>
+      </w:r>
+      <w:r>
+        <w:rPr>
+          <w:rFonts w:hint="default"/>
+          <w:lang w:val="en-US" w:eastAsia="zh-CN"/>
+        </w:rPr>
+        <w:t>进行修改，流程见《配置管理</w:t>
+      </w:r>
+      <w:r>
+        <w:rPr>
+          <w:rFonts w:hint="eastAsia"/>
+          <w:lang w:val="en-US" w:eastAsia="zh-CN"/>
+        </w:rPr>
+        <w:t>制度》</w:t>
+      </w:r>
+      <w:r>
+        <w:rPr>
+          <w:rFonts w:hint="default"/>
+          <w:lang w:val="en-US" w:eastAsia="zh-CN"/>
+        </w:rPr>
+        <w:t>。</w:t>
+      </w:r>
+    </w:p>
+    <w:p>
+      <w:pPr>
+        <w:pStyle w:val="31"/>
+        <w:keepNext w:val="0"/>
+        <w:keepLines w:val="0"/>
+        <w:pageBreakBefore w:val="0"/>
+        <w:widowControl w:val="0"/>
+        <w:wordWrap/>
+        <w:overflowPunct/>
+        <w:bidi w:val="0"/>
+        <w:rPr>
+          <w:rFonts w:hint="default"/>
+          <w:lang w:val="en-US" w:eastAsia="zh-CN"/>
+        </w:rPr>
+      </w:pPr>
+      <w:bookmarkStart w:id="23" w:name="_Toc23089"/>
+      <w:r>
+        <w:rPr>
+          <w:rFonts w:hint="default"/>
+          <w:lang w:val="en-US" w:eastAsia="zh-CN"/>
+        </w:rPr>
+        <w:t>事件报告</w:t>
+      </w:r>
+      <w:bookmarkEnd w:id="23"/>
+    </w:p>
+    <w:p>
+      <w:pPr>
+        <w:pStyle w:val="29"/>
+        <w:keepNext w:val="0"/>
+        <w:keepLines w:val="0"/>
+        <w:pageBreakBefore w:val="0"/>
+        <w:widowControl w:val="0"/>
+        <w:wordWrap/>
+        <w:overflowPunct/>
+        <w:bidi w:val="0"/>
+        <w:rPr>
+          <w:rFonts w:hint="default"/>
+          <w:lang w:val="en-US" w:eastAsia="zh-CN"/>
+        </w:rPr>
+      </w:pPr>
+      <w:r>
+        <w:rPr>
+          <w:rFonts w:hint="eastAsia"/>
+          <w:lang w:val="en-US" w:eastAsia="zh-CN"/>
+        </w:rPr>
+        <w:t>运维实施工程师</w:t>
+      </w:r>
+      <w:r>
+        <w:rPr>
+          <w:rFonts w:hint="default"/>
+          <w:lang w:val="en-US" w:eastAsia="zh-CN"/>
+        </w:rPr>
+        <w:t>每月应对事件进行汇总与分类，编制事件报告并提交至平台运维组与研发组经理。报告内容包括但不限于：</w:t>
+      </w:r>
+    </w:p>
+    <w:p>
+      <w:pPr>
+        <w:pStyle w:val="29"/>
+        <w:keepNext w:val="0"/>
+        <w:keepLines w:val="0"/>
+        <w:pageBreakBefore w:val="0"/>
+        <w:widowControl w:val="0"/>
+        <w:wordWrap/>
+        <w:overflowPunct/>
+        <w:bidi w:val="0"/>
+        <w:rPr>
+          <w:rFonts w:hint="default"/>
+          <w:lang w:val="en-US" w:eastAsia="zh-CN"/>
+        </w:rPr>
+      </w:pPr>
+      <w:r>
+        <w:rPr>
+          <w:rFonts w:hint="default"/>
+          <w:lang w:val="en-US" w:eastAsia="zh-CN"/>
+        </w:rPr>
+        <w:t>本月事件总数；</w:t>
+      </w:r>
+    </w:p>
+    <w:p>
+      <w:pPr>
+        <w:pStyle w:val="29"/>
+        <w:keepNext w:val="0"/>
+        <w:keepLines w:val="0"/>
+        <w:pageBreakBefore w:val="0"/>
+        <w:widowControl w:val="0"/>
+        <w:wordWrap/>
+        <w:overflowPunct/>
+        <w:bidi w:val="0"/>
+        <w:rPr>
+          <w:rFonts w:hint="default"/>
+          <w:lang w:val="en-US" w:eastAsia="zh-CN"/>
+        </w:rPr>
+      </w:pPr>
+      <w:r>
+        <w:rPr>
+          <w:rFonts w:hint="default"/>
+          <w:lang w:val="en-US" w:eastAsia="zh-CN"/>
+        </w:rPr>
+        <w:t>本月服务响应率；</w:t>
+      </w:r>
+    </w:p>
+    <w:p>
+      <w:pPr>
+        <w:pStyle w:val="29"/>
+        <w:keepNext w:val="0"/>
+        <w:keepLines w:val="0"/>
+        <w:pageBreakBefore w:val="0"/>
+        <w:widowControl w:val="0"/>
+        <w:wordWrap/>
+        <w:overflowPunct/>
+        <w:bidi w:val="0"/>
+        <w:rPr>
+          <w:rFonts w:hint="default"/>
+          <w:lang w:val="en-US" w:eastAsia="zh-CN"/>
+        </w:rPr>
+      </w:pPr>
+      <w:r>
+        <w:rPr>
+          <w:rFonts w:hint="default"/>
+          <w:lang w:val="en-US" w:eastAsia="zh-CN"/>
+        </w:rPr>
+        <w:t>一线支持解决事件数量；</w:t>
+      </w:r>
+    </w:p>
+    <w:p>
+      <w:pPr>
+        <w:pStyle w:val="29"/>
+        <w:keepNext w:val="0"/>
+        <w:keepLines w:val="0"/>
+        <w:pageBreakBefore w:val="0"/>
+        <w:widowControl w:val="0"/>
         <w:numPr>
           <w:ilvl w:val="0"/>
-          <w:numId w:val="7"/>
+          <w:numId w:val="9"/>
         </w:numPr>
+        <w:wordWrap/>
+        <w:overflowPunct/>
         <w:bidi w:val="0"/>
         <w:ind w:left="425" w:leftChars="0" w:hanging="425" w:firstLineChars="0"/>
         <w:rPr>
@@ -6169,20 +8636,110 @@
           <w:rFonts w:hint="default"/>
           <w:lang w:val="en-US" w:eastAsia="zh-CN"/>
         </w:rPr>
+        <w:t>二线支持解决事件数量；</w:t>
+      </w:r>
+    </w:p>
+    <w:p>
+      <w:pPr>
+        <w:pStyle w:val="29"/>
+        <w:keepNext w:val="0"/>
+        <w:keepLines w:val="0"/>
+        <w:pageBreakBefore w:val="0"/>
+        <w:widowControl w:val="0"/>
+        <w:numPr>
+          <w:ilvl w:val="0"/>
+          <w:numId w:val="9"/>
+        </w:numPr>
+        <w:wordWrap/>
+        <w:overflowPunct/>
+        <w:bidi w:val="0"/>
+        <w:ind w:left="425" w:leftChars="0" w:hanging="425" w:firstLineChars="0"/>
+        <w:rPr>
+          <w:rFonts w:hint="default"/>
+          <w:lang w:val="en-US" w:eastAsia="zh-CN"/>
+        </w:rPr>
+      </w:pPr>
+      <w:r>
+        <w:rPr>
+          <w:rFonts w:hint="default"/>
+          <w:lang w:val="en-US" w:eastAsia="zh-CN"/>
+        </w:rPr>
+        <w:t>事件数量趋势分析及预测；</w:t>
+      </w:r>
+    </w:p>
+    <w:p>
+      <w:pPr>
+        <w:pStyle w:val="29"/>
+        <w:keepNext w:val="0"/>
+        <w:keepLines w:val="0"/>
+        <w:pageBreakBefore w:val="0"/>
+        <w:widowControl w:val="0"/>
+        <w:numPr>
+          <w:ilvl w:val="0"/>
+          <w:numId w:val="9"/>
+        </w:numPr>
+        <w:wordWrap/>
+        <w:overflowPunct/>
+        <w:bidi w:val="0"/>
+        <w:ind w:left="425" w:leftChars="0" w:hanging="425" w:firstLineChars="0"/>
+        <w:rPr>
+          <w:rFonts w:hint="default"/>
+          <w:lang w:val="en-US" w:eastAsia="zh-CN"/>
+        </w:rPr>
+      </w:pPr>
+      <w:r>
+        <w:rPr>
+          <w:rFonts w:hint="default"/>
+          <w:lang w:val="en-US" w:eastAsia="zh-CN"/>
+        </w:rPr>
+        <w:t>一线解决率；</w:t>
+      </w:r>
+    </w:p>
+    <w:p>
+      <w:pPr>
+        <w:pStyle w:val="29"/>
+        <w:keepNext w:val="0"/>
+        <w:keepLines w:val="0"/>
+        <w:pageBreakBefore w:val="0"/>
+        <w:widowControl w:val="0"/>
+        <w:numPr>
+          <w:ilvl w:val="0"/>
+          <w:numId w:val="9"/>
+        </w:numPr>
+        <w:wordWrap/>
+        <w:overflowPunct/>
+        <w:bidi w:val="0"/>
+        <w:ind w:left="425" w:leftChars="0" w:hanging="425" w:firstLineChars="0"/>
+        <w:rPr>
+          <w:rFonts w:hint="default"/>
+          <w:lang w:val="en-US" w:eastAsia="zh-CN"/>
+        </w:rPr>
+      </w:pPr>
+      <w:r>
+        <w:rPr>
+          <w:rFonts w:hint="default"/>
+          <w:lang w:val="en-US" w:eastAsia="zh-CN"/>
+        </w:rPr>
         <w:t>一次现场解决率。</w:t>
       </w:r>
     </w:p>
     <w:p>
       <w:pPr>
         <w:pStyle w:val="30"/>
-        <w:bidi w:val="0"/>
-        <w:rPr>
-          <w:rFonts w:hint="default"/>
-          <w:lang w:val="en-US" w:eastAsia="zh-CN"/>
-        </w:rPr>
-      </w:pPr>
-      <w:bookmarkStart w:id="23" w:name="_Toc31093"/>
-      <w:bookmarkStart w:id="24" w:name="_Toc8513"/>
+        <w:keepNext w:val="0"/>
+        <w:keepLines w:val="0"/>
+        <w:pageBreakBefore w:val="0"/>
+        <w:widowControl w:val="0"/>
+        <w:wordWrap/>
+        <w:overflowPunct/>
+        <w:bidi w:val="0"/>
+        <w:rPr>
+          <w:rFonts w:hint="default"/>
+          <w:lang w:val="en-US" w:eastAsia="zh-CN"/>
+        </w:rPr>
+      </w:pPr>
+      <w:bookmarkStart w:id="24" w:name="_Toc31093"/>
+      <w:bookmarkStart w:id="25" w:name="_Toc25841"/>
       <w:r>
         <w:rPr>
           <w:rFonts w:hint="eastAsia"/>
@@ -6190,8 +8747,8 @@
         </w:rPr>
         <w:t>考核指标</w:t>
       </w:r>
-      <w:bookmarkEnd w:id="23"/>
       <w:bookmarkEnd w:id="24"/>
+      <w:bookmarkEnd w:id="25"/>
     </w:p>
     <w:tbl>
       <w:tblPr>
@@ -6244,7 +8801,12 @@
           <w:p>
             <w:pPr>
               <w:pStyle w:val="39"/>
+              <w:keepNext w:val="0"/>
+              <w:keepLines w:val="0"/>
+              <w:pageBreakBefore w:val="0"/>
               <w:widowControl w:val="0"/>
+              <w:wordWrap/>
+              <w:overflowPunct/>
               <w:bidi w:val="0"/>
               <w:jc w:val="center"/>
               <w:rPr>
@@ -6272,7 +8834,12 @@
           <w:p>
             <w:pPr>
               <w:pStyle w:val="39"/>
+              <w:keepNext w:val="0"/>
+              <w:keepLines w:val="0"/>
+              <w:pageBreakBefore w:val="0"/>
               <w:widowControl w:val="0"/>
+              <w:wordWrap/>
+              <w:overflowPunct/>
               <w:bidi w:val="0"/>
               <w:jc w:val="center"/>
               <w:rPr>
@@ -6300,7 +8867,12 @@
           <w:p>
             <w:pPr>
               <w:pStyle w:val="39"/>
+              <w:keepNext w:val="0"/>
+              <w:keepLines w:val="0"/>
+              <w:pageBreakBefore w:val="0"/>
               <w:widowControl w:val="0"/>
+              <w:wordWrap/>
+              <w:overflowPunct/>
               <w:bidi w:val="0"/>
               <w:jc w:val="center"/>
               <w:rPr>
@@ -6328,7 +8900,12 @@
           <w:p>
             <w:pPr>
               <w:pStyle w:val="39"/>
+              <w:keepNext w:val="0"/>
+              <w:keepLines w:val="0"/>
+              <w:pageBreakBefore w:val="0"/>
               <w:widowControl w:val="0"/>
+              <w:wordWrap/>
+              <w:overflowPunct/>
               <w:bidi w:val="0"/>
               <w:jc w:val="center"/>
               <w:rPr>
@@ -6377,7 +8954,12 @@
           <w:p>
             <w:pPr>
               <w:pStyle w:val="39"/>
+              <w:keepNext w:val="0"/>
+              <w:keepLines w:val="0"/>
+              <w:pageBreakBefore w:val="0"/>
               <w:widowControl w:val="0"/>
+              <w:wordWrap/>
+              <w:overflowPunct/>
               <w:bidi w:val="0"/>
               <w:rPr>
                 <w:rFonts w:hint="default"/>
@@ -6401,7 +8983,12 @@
           <w:p>
             <w:pPr>
               <w:pStyle w:val="39"/>
+              <w:keepNext w:val="0"/>
+              <w:keepLines w:val="0"/>
+              <w:pageBreakBefore w:val="0"/>
               <w:widowControl w:val="0"/>
+              <w:wordWrap/>
+              <w:overflowPunct/>
               <w:bidi w:val="0"/>
               <w:rPr>
                 <w:rFonts w:hint="default"/>
@@ -6424,7 +9011,12 @@
           <w:p>
             <w:pPr>
               <w:pStyle w:val="39"/>
+              <w:keepNext w:val="0"/>
+              <w:keepLines w:val="0"/>
+              <w:pageBreakBefore w:val="0"/>
               <w:widowControl w:val="0"/>
+              <w:wordWrap/>
+              <w:overflowPunct/>
               <w:bidi w:val="0"/>
               <w:rPr>
                 <w:rFonts w:hint="default"/>
@@ -6447,7 +9039,12 @@
           <w:p>
             <w:pPr>
               <w:pStyle w:val="39"/>
+              <w:keepNext w:val="0"/>
+              <w:keepLines w:val="0"/>
+              <w:pageBreakBefore w:val="0"/>
               <w:widowControl w:val="0"/>
+              <w:wordWrap/>
+              <w:overflowPunct/>
               <w:bidi w:val="0"/>
               <w:rPr>
                 <w:rFonts w:hint="eastAsia"/>
@@ -6468,11 +9065,17 @@
     <w:p>
       <w:pPr>
         <w:pStyle w:val="29"/>
+        <w:keepNext w:val="0"/>
+        <w:keepLines w:val="0"/>
+        <w:pageBreakBefore w:val="0"/>
+        <w:widowControl w:val="0"/>
         <w:numPr>
           <w:ilvl w:val="0"/>
           <w:numId w:val="0"/>
         </w:numPr>
         <w:kinsoku w:val="0"/>
+        <w:wordWrap/>
+        <w:overflowPunct/>
         <w:autoSpaceDE w:val="0"/>
         <w:autoSpaceDN w:val="0"/>
         <w:bidi w:val="0"/>
@@ -6490,6 +9093,12 @@
     <w:p>
       <w:pPr>
         <w:pStyle w:val="28"/>
+        <w:keepNext w:val="0"/>
+        <w:keepLines w:val="0"/>
+        <w:pageBreakBefore w:val="0"/>
+        <w:widowControl w:val="0"/>
+        <w:wordWrap/>
+        <w:overflowPunct/>
         <w:bidi w:val="0"/>
         <w:rPr>
           <w:rStyle w:val="38"/>
@@ -6497,10 +9106,10 @@
           <w:lang w:val="en-US" w:eastAsia="zh-CN"/>
         </w:rPr>
       </w:pPr>
-      <w:bookmarkStart w:id="25" w:name="bookmark3"/>
-      <w:bookmarkEnd w:id="25"/>
-      <w:bookmarkStart w:id="26" w:name="_Toc17424"/>
-      <w:bookmarkStart w:id="27" w:name="_Toc10164"/>
+      <w:bookmarkStart w:id="26" w:name="bookmark3"/>
+      <w:bookmarkEnd w:id="26"/>
+      <w:bookmarkStart w:id="27" w:name="_Toc17424"/>
+      <w:bookmarkStart w:id="28" w:name="_Toc29596"/>
       <w:r>
         <w:rPr>
           <w:rStyle w:val="38"/>
@@ -6509,18 +9118,18 @@
         </w:rPr>
         <w:t>附则</w:t>
       </w:r>
-      <w:bookmarkEnd w:id="26"/>
       <w:bookmarkEnd w:id="27"/>
-    </w:p>
-    <w:p>
-      <w:pPr>
-        <w:keepNext w:val="0"/>
-        <w:keepLines w:val="0"/>
-        <w:pageBreakBefore w:val="0"/>
-        <w:widowControl/>
+      <w:bookmarkEnd w:id="28"/>
+    </w:p>
+    <w:p>
+      <w:pPr>
+        <w:keepNext w:val="0"/>
+        <w:keepLines w:val="0"/>
+        <w:pageBreakBefore w:val="0"/>
+        <w:widowControl w:val="0"/>
         <w:numPr>
           <w:ilvl w:val="0"/>
-          <w:numId w:val="8"/>
+          <w:numId w:val="10"/>
         </w:numPr>
         <w:kinsoku w:val="0"/>
         <w:wordWrap/>
@@ -6574,10 +9183,10 @@
         <w:keepNext w:val="0"/>
         <w:keepLines w:val="0"/>
         <w:pageBreakBefore w:val="0"/>
-        <w:widowControl/>
+        <w:widowControl w:val="0"/>
         <w:numPr>
           <w:ilvl w:val="0"/>
-          <w:numId w:val="8"/>
+          <w:numId w:val="10"/>
         </w:numPr>
         <w:kinsoku w:val="0"/>
         <w:wordWrap/>
@@ -6609,15 +9218,21 @@
     <w:p>
       <w:pPr>
         <w:pStyle w:val="28"/>
-        <w:bidi w:val="0"/>
-        <w:rPr>
-          <w:rFonts w:hint="default"/>
-          <w:lang w:val="en-US" w:eastAsia="zh-CN"/>
-        </w:rPr>
-      </w:pPr>
-      <w:bookmarkStart w:id="28" w:name="bookmark14"/>
-      <w:bookmarkEnd w:id="28"/>
-      <w:bookmarkStart w:id="29" w:name="_Toc20506"/>
+        <w:keepNext w:val="0"/>
+        <w:keepLines w:val="0"/>
+        <w:pageBreakBefore w:val="0"/>
+        <w:widowControl w:val="0"/>
+        <w:wordWrap/>
+        <w:overflowPunct/>
+        <w:bidi w:val="0"/>
+        <w:rPr>
+          <w:rFonts w:hint="default"/>
+          <w:lang w:val="en-US" w:eastAsia="zh-CN"/>
+        </w:rPr>
+      </w:pPr>
+      <w:bookmarkStart w:id="29" w:name="bookmark14"/>
+      <w:bookmarkEnd w:id="29"/>
+      <w:bookmarkStart w:id="30" w:name="_Toc27981"/>
       <w:r>
         <w:rPr>
           <w:rFonts w:hint="eastAsia"/>
@@ -6625,11 +9240,17 @@
         </w:rPr>
         <w:t>附件</w:t>
       </w:r>
-      <w:bookmarkEnd w:id="29"/>
+      <w:bookmarkEnd w:id="30"/>
     </w:p>
     <w:p>
       <w:pPr>
         <w:pStyle w:val="39"/>
+        <w:keepNext w:val="0"/>
+        <w:keepLines w:val="0"/>
+        <w:pageBreakBefore w:val="0"/>
+        <w:widowControl w:val="0"/>
+        <w:wordWrap/>
+        <w:overflowPunct/>
         <w:bidi w:val="0"/>
       </w:pPr>
       <w:r>
@@ -6649,6 +9270,12 @@
     <w:p>
       <w:pPr>
         <w:pStyle w:val="39"/>
+        <w:keepNext w:val="0"/>
+        <w:keepLines w:val="0"/>
+        <w:pageBreakBefore w:val="0"/>
+        <w:widowControl w:val="0"/>
+        <w:wordWrap/>
+        <w:overflowPunct/>
         <w:bidi w:val="0"/>
       </w:pPr>
       <w:r>
@@ -6668,6 +9295,12 @@
     <w:p>
       <w:pPr>
         <w:pStyle w:val="39"/>
+        <w:keepNext w:val="0"/>
+        <w:keepLines w:val="0"/>
+        <w:pageBreakBefore w:val="0"/>
+        <w:widowControl w:val="0"/>
+        <w:wordWrap/>
+        <w:overflowPunct/>
         <w:bidi w:val="0"/>
       </w:pPr>
       <w:r>
@@ -6687,6 +9320,12 @@
     <w:p>
       <w:pPr>
         <w:pStyle w:val="39"/>
+        <w:keepNext w:val="0"/>
+        <w:keepLines w:val="0"/>
+        <w:pageBreakBefore w:val="0"/>
+        <w:widowControl w:val="0"/>
+        <w:wordWrap/>
+        <w:overflowPunct/>
         <w:bidi w:val="0"/>
       </w:pPr>
       <w:r>
@@ -6706,13 +9345,19 @@
     <w:p>
       <w:pPr>
         <w:pStyle w:val="28"/>
-        <w:bidi w:val="0"/>
-        <w:rPr>
-          <w:rFonts w:hint="eastAsia"/>
-          <w:lang w:val="en-US" w:eastAsia="zh-CN"/>
-        </w:rPr>
-      </w:pPr>
-      <w:bookmarkStart w:id="30" w:name="_Toc9114"/>
+        <w:keepNext w:val="0"/>
+        <w:keepLines w:val="0"/>
+        <w:pageBreakBefore w:val="0"/>
+        <w:widowControl w:val="0"/>
+        <w:wordWrap/>
+        <w:overflowPunct/>
+        <w:bidi w:val="0"/>
+        <w:rPr>
+          <w:rFonts w:hint="eastAsia"/>
+          <w:lang w:val="en-US" w:eastAsia="zh-CN"/>
+        </w:rPr>
+      </w:pPr>
+      <w:bookmarkStart w:id="31" w:name="_Toc14290"/>
       <w:r>
         <w:rPr>
           <w:rFonts w:hint="eastAsia"/>
@@ -6720,11 +9365,17 @@
         </w:rPr>
         <w:t>记录</w:t>
       </w:r>
-      <w:bookmarkEnd w:id="30"/>
+      <w:bookmarkEnd w:id="31"/>
     </w:p>
     <w:p>
       <w:pPr>
         <w:pStyle w:val="39"/>
+        <w:keepNext w:val="0"/>
+        <w:keepLines w:val="0"/>
+        <w:pageBreakBefore w:val="0"/>
+        <w:widowControl w:val="0"/>
+        <w:wordWrap/>
+        <w:overflowPunct/>
         <w:bidi w:val="0"/>
         <w:rPr>
           <w:rFonts w:hint="eastAsia"/>
@@ -7001,6 +9652,26 @@
     </w:lvl>
   </w:abstractNum>
   <w:abstractNum w:abstractNumId="3">
+    <w:nsid w:val="B5DB0583"/>
+    <w:multiLevelType w:val="singleLevel"/>
+    <w:tmpl w:val="B5DB0583"/>
+    <w:lvl w:ilvl="0" w:tentative="0">
+      <w:start w:val="1"/>
+      <w:numFmt w:val="decimal"/>
+      <w:lvlText w:val="(%1)"/>
+      <w:lvlJc w:val="left"/>
+      <w:pPr>
+        <w:tabs>
+          <w:tab w:val="left" w:pos="420"/>
+        </w:tabs>
+        <w:ind w:left="845" w:hanging="425"/>
+      </w:pPr>
+      <w:rPr>
+        <w:rFonts w:hint="default"/>
+      </w:rPr>
+    </w:lvl>
+  </w:abstractNum>
+  <w:abstractNum w:abstractNumId="4">
     <w:nsid w:val="E9EE2DF8"/>
     <w:multiLevelType w:val="singleLevel"/>
     <w:tmpl w:val="E9EE2DF8"/>
@@ -7017,7 +9688,7 @@
       </w:rPr>
     </w:lvl>
   </w:abstractNum>
-  <w:abstractNum w:abstractNumId="4">
+  <w:abstractNum w:abstractNumId="5">
     <w:nsid w:val="F9539CF3"/>
     <w:multiLevelType w:val="singleLevel"/>
     <w:tmpl w:val="F9539CF3"/>
@@ -7034,7 +9705,7 @@
       </w:rPr>
     </w:lvl>
   </w:abstractNum>
-  <w:abstractNum w:abstractNumId="5">
+  <w:abstractNum w:abstractNumId="6">
     <w:nsid w:val="1ED4AD67"/>
     <w:multiLevelType w:val="singleLevel"/>
     <w:tmpl w:val="1ED4AD67"/>
@@ -7051,7 +9722,7 @@
       </w:rPr>
     </w:lvl>
   </w:abstractNum>
-  <w:abstractNum w:abstractNumId="6">
+  <w:abstractNum w:abstractNumId="7">
     <w:nsid w:val="1F3B6B3F"/>
     <w:multiLevelType w:val="singleLevel"/>
     <w:tmpl w:val="1F3B6B3F"/>
@@ -7068,7 +9739,24 @@
       </w:rPr>
     </w:lvl>
   </w:abstractNum>
-  <w:abstractNum w:abstractNumId="7">
+  <w:abstractNum w:abstractNumId="8">
+    <w:nsid w:val="36366E83"/>
+    <w:multiLevelType w:val="singleLevel"/>
+    <w:tmpl w:val="36366E83"/>
+    <w:lvl w:ilvl="0" w:tentative="0">
+      <w:start w:val="1"/>
+      <w:numFmt w:val="decimal"/>
+      <w:lvlText w:val="%1."/>
+      <w:lvlJc w:val="left"/>
+      <w:pPr>
+        <w:ind w:left="425" w:hanging="425"/>
+      </w:pPr>
+      <w:rPr>
+        <w:rFonts w:hint="default"/>
+      </w:rPr>
+    </w:lvl>
+  </w:abstractNum>
+  <w:abstractNum w:abstractNumId="9">
     <w:nsid w:val="634AFD62"/>
     <w:multiLevelType w:val="singleLevel"/>
     <w:tmpl w:val="634AFD62"/>
@@ -7089,25 +9777,31 @@
     <w:abstractNumId w:val="0"/>
   </w:num>
   <w:num w:numId="2">
+    <w:abstractNumId w:val="9"/>
+  </w:num>
+  <w:num w:numId="3">
+    <w:abstractNumId w:val="4"/>
+  </w:num>
+  <w:num w:numId="4">
     <w:abstractNumId w:val="7"/>
   </w:num>
-  <w:num w:numId="3">
-    <w:abstractNumId w:val="3"/>
-  </w:num>
-  <w:num w:numId="4">
+  <w:num w:numId="5">
     <w:abstractNumId w:val="6"/>
-  </w:num>
-  <w:num w:numId="5">
-    <w:abstractNumId w:val="5"/>
   </w:num>
   <w:num w:numId="6">
     <w:abstractNumId w:val="1"/>
   </w:num>
   <w:num w:numId="7">
+    <w:abstractNumId w:val="8"/>
+  </w:num>
+  <w:num w:numId="8">
+    <w:abstractNumId w:val="3"/>
+  </w:num>
+  <w:num w:numId="9">
     <w:abstractNumId w:val="2"/>
   </w:num>
-  <w:num w:numId="8">
-    <w:abstractNumId w:val="4"/>
+  <w:num w:numId="10">
+    <w:abstractNumId w:val="5"/>
   </w:num>
 </w:numbering>
 </file>
